--- a/TI.1.1. PAO202651_SOAP_JAVA_SINBDD_NRC36884_GR09/01. UML/01. ERS/ERS_SOAP_JAVA_SINBDD_GR09.docx
+++ b/TI.1.1. PAO202651_SOAP_JAVA_SINBDD_NRC36884_GR09/01. UML/01. ERS/ERS_SOAP_JAVA_SINBDD_GR09.docx
@@ -174,7 +174,7 @@
                               <w:jc w:val="center"/>
                             </w:pPr>
                             <w:r>
-                              <w:t>Viche Castillo, Julio Enrique</w:t>
+                              <w:t>Viche Castillo, Julio Enrique; Murillo Medina, Gabriel Omar</w:t>
                             </w:r>
                           </w:p>
                           <w:p>
@@ -230,11 +230,9 @@
                             <w:pPr>
                               <w:jc w:val="center"/>
                             </w:pPr>
-                            <w:proofErr w:type="gramStart"/>
                             <w:r>
                               <w:t>MIS.MDU.CCNA.CCIA</w:t>
                             </w:r>
-                            <w:proofErr w:type="gramEnd"/>
                             <w:r>
                               <w:t>.</w:t>
                             </w:r>
@@ -483,7 +481,7 @@
                         <w:jc w:val="center"/>
                       </w:pPr>
                       <w:r>
-                        <w:t>Viche Castillo, Julio Enrique</w:t>
+                        <w:t>Viche Castillo, Julio Enrique; Murillo Medina, Gabriel Omar</w:t>
                       </w:r>
                     </w:p>
                     <w:p>
@@ -539,11 +537,9 @@
                       <w:pPr>
                         <w:jc w:val="center"/>
                       </w:pPr>
-                      <w:proofErr w:type="gramStart"/>
                       <w:r>
                         <w:t>MIS.MDU.CCNA.CCIA</w:t>
                       </w:r>
-                      <w:proofErr w:type="gramEnd"/>
                       <w:r>
                         <w:t>.</w:t>
                       </w:r>
@@ -4331,6 +4327,19 @@
         <w:t>ESPECIFICACIÓN DE REQUERIMIENTOS DE SOFTWARE PARA SOA CON SOAP EN JAVA SIN BDD</w:t>
       </w:r>
     </w:p>
+    <w:p>
+      <w:pPr>
+        <w:jc w:val="left"/>
+        <w:spacing w:before="240" w:after="120"/>
+      </w:pPr>
+      <w:r>
+        <w:rPr>
+          <w:rFonts w:ascii="Arial" w:hAnsi="Arial"/>
+          <w:sz w:val="22"/>
+        </w:rPr>
+        <w:t xml:space="preserve">Autores: Viche Castillo, Julio Enrique; Murillo Medina, Gabriel Omar</w:t>
+      </w:r>
+    </w:p>
     <w:sdt>
       <w:sdtPr>
         <w:id w:val="-1895271822"/>
@@ -4373,7 +4382,7 @@
                 <w:rStyle w:val="Hipervnculo"/>
                 <w:noProof/>
               </w:rPr>
-              <w:t>ESPECIFICACIÓN DE REQUERIMIENTOS DEL PARA SOA CON SOAP EN JAVA SIN BDD</w:t>
+              <w:t>ESPECIFICACIÓN DE REQUERIMIENTOS DE SOFTWARE PARA SOA CON SOAP EN JAVA SIN BDD</w:t>
             </w:r>
             <w:r>
               <w:rPr>
@@ -8100,7 +8109,7 @@
         </w:numPr>
       </w:pPr>
       <w:r>
-        <w:t>El sistema será desarrollado con NetBeans como IDE y sin uso de base de datos (SINBDD). La arquitectura es SOA (Service Oriented Architecture) usando Servicios Web SOAP con Jakarta EE / JAX-WS.</w:t>
+        <w:t>El sistema usa NetBeans y no implementa base de datos (SINBDD). El servidor SOAP 1.1 se compila con Java 11, Jakarta EE Web API 10.0.0, Jakarta XML Web Services API 4.0.1 y Metro JAX-WS Runtime 4.0.2; se empaqueta como WAR para Payara Server 7.2026.10. Los módulos cliente Java usan release 11; Android usa Java 17, compileSdk/targetSdk 35 y minSdk 24.</w:t>
       </w:r>
     </w:p>
     <w:bookmarkEnd w:id="2"/>
@@ -8143,7 +8152,7 @@
     </w:p>
     <w:p>
       <w:r>
-        <w:t>Este documento de Especificación de Requerimientos de Software ha sido creado siguiendo la norma IEEE-830 para la especificación de requerimientos, que forma parte de la documentación generada previo al posible desarrollo e implementación de la capa de servicios del sistema “Conversión de Unidades Monster”. El documento detalla la arquitectura, diseño de interfaces y comportamientos funcionales necesarios para construir una solución basada en el protocolo SOAP en JAVA, incluyendo los mecanismos de consumo por parte cuatro clientes diferentes y las restricciones tecnológicas.</w:t>
+        <w:t>Este documento de Especificación de Requerimientos describe la implementación GR09 “Conversión de Unidades Monster”, la arquitectura SOAP en Java, los cuatro clientes, sus requisitos y las tecnologías verificadas en el código.</w:t>
       </w:r>
     </w:p>
     <w:p>
@@ -8302,11 +8311,9 @@
         </w:numPr>
         <w:spacing w:before="0" w:after="0"/>
       </w:pPr>
-      <w:proofErr w:type="spellStart"/>
       <w:r>
         <w:t>Login</w:t>
       </w:r>
-      <w:proofErr w:type="spellEnd"/>
       <w:r>
         <w:t xml:space="preserve"> y autenticación del cliente. </w:t>
       </w:r>
@@ -8336,11 +8343,9 @@
       <w:r>
         <w:t xml:space="preserve">Control de acceso de los </w:t>
       </w:r>
-      <w:proofErr w:type="spellStart"/>
       <w:r>
         <w:t>endpoints</w:t>
       </w:r>
-      <w:proofErr w:type="spellEnd"/>
       <w:r>
         <w:t xml:space="preserve"> de conversión. </w:t>
       </w:r>
@@ -8766,14 +8771,12 @@
                 <w:rFonts w:cs="Calibri"/>
               </w:rPr>
             </w:pPr>
-            <w:proofErr w:type="spellStart"/>
             <w:r>
               <w:rPr>
                 <w:rFonts w:cs="Calibri"/>
               </w:rPr>
               <w:t>Endpoint</w:t>
             </w:r>
-            <w:proofErr w:type="spellEnd"/>
           </w:p>
         </w:tc>
         <w:tc>
@@ -8984,15 +8987,13 @@
               </w:rPr>
             </w:pPr>
             <w:bookmarkStart w:id="18" w:name="_Toc61544620"/>
-            <w:proofErr w:type="spellStart"/>
             <w:r>
               <w:rPr>
                 <w:rFonts w:cs="Calibri"/>
               </w:rPr>
-              <w:t>Netbeans</w:t>
+              <w:t>NetBeans</w:t>
             </w:r>
             <w:bookmarkEnd w:id="18"/>
-            <w:proofErr w:type="spellEnd"/>
           </w:p>
         </w:tc>
         <w:tc>
@@ -9011,7 +9012,7 @@
               <w:rPr>
                 <w:rFonts w:cs="Calibri"/>
               </w:rPr>
-              <w:t>Entorno de desarrollo integrado libre, hecho principalmente para el lenguaje de programación Java.</w:t>
+              <w:t>IDE para desarrollar módulos Java. La versión no está fijada en los archivos del proyecto.</w:t>
             </w:r>
             <w:bookmarkEnd w:id="19"/>
           </w:p>
@@ -9231,14 +9232,12 @@
               </w:rPr>
               <w:t>Arquitectura Orientada a Servicios (Service-</w:t>
             </w:r>
-            <w:proofErr w:type="spellStart"/>
             <w:r>
               <w:rPr>
                 <w:rFonts w:cs="Calibri"/>
               </w:rPr>
               <w:t>Oriented</w:t>
             </w:r>
-            <w:proofErr w:type="spellEnd"/>
             <w:r>
               <w:rPr>
                 <w:rFonts w:cs="Calibri"/>
@@ -9328,28 +9327,24 @@
               </w:rPr>
               <w:t>Transferencia de Estado Representacional (</w:t>
             </w:r>
-            <w:proofErr w:type="spellStart"/>
             <w:r>
               <w:rPr>
                 <w:rFonts w:cs="Calibri"/>
               </w:rPr>
               <w:t>Represantational</w:t>
             </w:r>
-            <w:proofErr w:type="spellEnd"/>
             <w:r>
               <w:rPr>
                 <w:rFonts w:cs="Calibri"/>
               </w:rPr>
               <w:t xml:space="preserve"> </w:t>
             </w:r>
-            <w:proofErr w:type="spellStart"/>
             <w:r>
               <w:rPr>
                 <w:rFonts w:cs="Calibri"/>
               </w:rPr>
               <w:t>State</w:t>
             </w:r>
-            <w:proofErr w:type="spellEnd"/>
             <w:r>
               <w:rPr>
                 <w:rFonts w:cs="Calibri"/>
@@ -9396,14 +9391,12 @@
               </w:rPr>
               <w:t>Lenguaje de Marcado Extensible (</w:t>
             </w:r>
-            <w:proofErr w:type="spellStart"/>
             <w:r>
               <w:rPr>
                 <w:rFonts w:cs="Calibri"/>
               </w:rPr>
               <w:t>eXtensible</w:t>
             </w:r>
-            <w:proofErr w:type="spellEnd"/>
             <w:r>
               <w:rPr>
                 <w:rFonts w:cs="Calibri"/>
@@ -9453,14 +9446,12 @@
               </w:rPr>
               <w:t>Protocolo de Transferencia de Hipertexto (</w:t>
             </w:r>
-            <w:proofErr w:type="spellStart"/>
             <w:r>
               <w:rPr>
                 <w:rFonts w:cs="Calibri"/>
               </w:rPr>
               <w:t>Hypertext</w:t>
             </w:r>
-            <w:proofErr w:type="spellEnd"/>
             <w:r>
               <w:rPr>
                 <w:rFonts w:cs="Calibri"/>
@@ -9870,14 +9861,12 @@
               </w:rPr>
               <w:t xml:space="preserve">De la plantilla de formato del documento © &amp; </w:t>
             </w:r>
-            <w:proofErr w:type="spellStart"/>
             <w:r>
               <w:rPr>
                 <w:rFonts w:asciiTheme="minorHAnsi" w:hAnsiTheme="minorHAnsi" w:cstheme="minorHAnsi"/>
               </w:rPr>
               <w:t>Coloriuris</w:t>
             </w:r>
-            <w:proofErr w:type="spellEnd"/>
             <w:r>
               <w:rPr>
                 <w:rFonts w:asciiTheme="minorHAnsi" w:hAnsiTheme="minorHAnsi" w:cstheme="minorHAnsi"/>
@@ -10200,28 +10189,24 @@
         </w:rPr>
         <w:t xml:space="preserve">Procesar transformaciones entres estas unidades de medida de temperatura: </w:t>
       </w:r>
-      <w:proofErr w:type="spellStart"/>
       <w:r>
         <w:rPr>
           <w:rFonts w:cs="Calibri"/>
         </w:rPr>
         <w:t>farenheit</w:t>
       </w:r>
-      <w:proofErr w:type="spellEnd"/>
       <w:r>
         <w:rPr>
           <w:rFonts w:cs="Calibri"/>
         </w:rPr>
         <w:t xml:space="preserve">, kelvin, Celsius, newton y </w:t>
       </w:r>
-      <w:proofErr w:type="spellStart"/>
       <w:r>
         <w:rPr>
           <w:rFonts w:cs="Calibri"/>
         </w:rPr>
         <w:t>reaumur</w:t>
       </w:r>
-      <w:proofErr w:type="spellEnd"/>
       <w:r>
         <w:rPr>
           <w:rFonts w:cs="Calibri"/>
@@ -10833,19 +10818,15 @@
       <w:r>
         <w:t xml:space="preserve">, se hará uso de la herramienta </w:t>
       </w:r>
-      <w:proofErr w:type="spellStart"/>
       <w:r>
         <w:t>Power</w:t>
       </w:r>
-      <w:proofErr w:type="spellEnd"/>
       <w:r>
         <w:t xml:space="preserve"> </w:t>
       </w:r>
-      <w:proofErr w:type="spellStart"/>
       <w:r>
         <w:t>Designer</w:t>
       </w:r>
-      <w:proofErr w:type="spellEnd"/>
       <w:r>
         <w:t xml:space="preserve">. </w:t>
       </w:r>
@@ -10911,7 +10892,7 @@
         <w:spacing w:before="0" w:after="0"/>
       </w:pPr>
       <w:r>
-        <w:t>El servidor de aplicaciones es Payara Server / Tomcat embebido y la arquitectura es Jakarta EE / JAX-WS.</w:t>
+        <w:t>El servidor SOAP usa Jakarta EE Web API 10.0.0, Jakarta XML Web Services API 4.0.1 y Metro JAX-WS Runtime 4.0.2. Se empaqueta como WAR y se despliega en Payara Server 7.2026.10.</w:t>
       </w:r>
     </w:p>
     <w:p>
@@ -10924,7 +10905,7 @@
         <w:spacing w:before="0" w:after="0"/>
       </w:pPr>
       <w:r>
-        <w:t>El entorno de desarrollo para la construcción del sistema es NetBeans.</w:t>
+        <w:t>El entorno Java usa NetBeans; los archivos del proyecto no fijan la versión del IDE.</w:t>
       </w:r>
     </w:p>
     <w:p>
@@ -11636,7 +11617,6 @@
                 <w:szCs w:val="20"/>
               </w:rPr>
             </w:pPr>
-            <w:proofErr w:type="spellStart"/>
             <w:r>
               <w:rPr>
                 <w:sz w:val="20"/>
@@ -11644,7 +11624,6 @@
               </w:rPr>
               <w:t>Genius</w:t>
             </w:r>
-            <w:proofErr w:type="spellEnd"/>
           </w:p>
         </w:tc>
         <w:tc>
@@ -11769,7 +11748,6 @@
                 <w:szCs w:val="20"/>
               </w:rPr>
             </w:pPr>
-            <w:proofErr w:type="spellStart"/>
             <w:r>
               <w:rPr>
                 <w:sz w:val="20"/>
@@ -11777,7 +11755,6 @@
               </w:rPr>
               <w:t>Genius</w:t>
             </w:r>
-            <w:proofErr w:type="spellEnd"/>
           </w:p>
         </w:tc>
         <w:tc>
@@ -11997,7 +11974,6 @@
               </w:rPr>
               <w:t xml:space="preserve">, Memoria </w:t>
             </w:r>
-            <w:proofErr w:type="spellStart"/>
             <w:r>
               <w:rPr>
                 <w:sz w:val="20"/>
@@ -12005,7 +11981,6 @@
               </w:rPr>
               <w:t>Ram</w:t>
             </w:r>
-            <w:proofErr w:type="spellEnd"/>
             <w:r>
               <w:rPr>
                 <w:sz w:val="20"/>
@@ -12034,7 +12009,6 @@
               </w:rPr>
               <w:t xml:space="preserve">. 256gb </w:t>
             </w:r>
-            <w:proofErr w:type="spellStart"/>
             <w:r>
               <w:rPr>
                 <w:sz w:val="20"/>
@@ -12042,7 +12016,6 @@
               </w:rPr>
               <w:t>ssd</w:t>
             </w:r>
-            <w:proofErr w:type="spellEnd"/>
             <w:r>
               <w:rPr>
                 <w:sz w:val="20"/>
@@ -12308,7 +12281,7 @@
               <w:cnfStyle w:val="000000100000" w:firstRow="0" w:lastRow="0" w:firstColumn="0" w:lastColumn="0" w:oddVBand="0" w:evenVBand="0" w:oddHBand="1" w:evenHBand="0" w:firstRowFirstColumn="0" w:firstRowLastColumn="0" w:lastRowFirstColumn="0" w:lastRowLastColumn="0"/>
             </w:pPr>
             <w:r>
-              <w:t>Windows es el nombre de una familia de distribuciones de software para PC, smartphone, servidores y sistemas empotrados, desarrollados y vendidos por Microsoft y disponibles para múltiples arquitecturas, tales como x86 y ARM</w:t>
+              <w:t>Sistema operativo de escritorio indicado como entorno de desarrollo del proyecto.</w:t>
             </w:r>
           </w:p>
         </w:tc>
@@ -12321,7 +12294,7 @@
               <w:cnfStyle w:val="000000100000" w:firstRow="0" w:lastRow="0" w:firstColumn="0" w:lastColumn="0" w:oddVBand="0" w:evenVBand="0" w:oddHBand="1" w:evenHBand="0" w:firstRowFirstColumn="0" w:firstRowLastColumn="0" w:lastRowFirstColumn="0" w:lastRowLastColumn="0"/>
             </w:pPr>
             <w:r>
-              <w:t>Es la plataforma sobre la cual se va a ejecutar la aplicación y la base de datos el cual cuenta con un soporte hasta 2020</w:t>
+              <w:t>Windows 11 figura como entorno de desarrollo. Los archivos del proyecto no fijan la versión de actualización del sistema operativo.</w:t>
             </w:r>
           </w:p>
         </w:tc>
@@ -12358,7 +12331,7 @@
               <w:cnfStyle w:val="000000000000" w:firstRow="0" w:lastRow="0" w:firstColumn="0" w:lastColumn="0" w:oddVBand="0" w:evenVBand="0" w:oddHBand="0" w:evenHBand="0" w:firstRowFirstColumn="0" w:firstRowLastColumn="0" w:lastRowFirstColumn="0" w:lastRowLastColumn="0"/>
             </w:pPr>
             <w:r>
-              <w:t>Número de especificación: 8</w:t>
+              <w:t>Versión: no declarada en los archivos del proyecto.</w:t>
             </w:r>
           </w:p>
           <w:p>
@@ -12366,7 +12339,7 @@
               <w:cnfStyle w:val="000000000000" w:firstRow="0" w:lastRow="0" w:firstColumn="0" w:lastColumn="0" w:oddVBand="0" w:evenVBand="0" w:oddHBand="0" w:evenHBand="0" w:firstRowFirstColumn="0" w:firstRowLastColumn="0" w:lastRowFirstColumn="0" w:lastRowLastColumn="0"/>
             </w:pPr>
             <w:r>
-              <w:t>Número de versión: 8.0.2</w:t>
+              <w:t>Versión del IDE: no declarada.</w:t>
             </w:r>
           </w:p>
           <w:p>
@@ -12374,14 +12347,14 @@
               <w:cnfStyle w:val="000000000000" w:firstRow="0" w:lastRow="0" w:firstColumn="0" w:lastColumn="0" w:oddVBand="0" w:evenVBand="0" w:oddHBand="0" w:evenHBand="0" w:firstRowFirstColumn="0" w:firstRowLastColumn="0" w:lastRowFirstColumn="0" w:lastRowLastColumn="0"/>
             </w:pPr>
             <w:r>
-              <w:t>Fuente:</w:t>
+              <w:t>Fuente: https://netbeans.apache.org/</w:t>
             </w:r>
             <w:hyperlink r:id="rId15" w:history="1">
               <w:r>
                 <w:rPr>
                   <w:rStyle w:val="Hipervnculo"/>
                 </w:rPr>
-                <w:t xml:space="preserve"> https://www.netbeanside.com/</w:t>
+                <w:t xml:space="preserve"/>
               </w:r>
             </w:hyperlink>
           </w:p>
@@ -12390,7 +12363,7 @@
               <w:cnfStyle w:val="000000000000" w:firstRow="0" w:lastRow="0" w:firstColumn="0" w:lastColumn="0" w:oddVBand="0" w:evenVBand="0" w:oddHBand="0" w:evenHBand="0" w:firstRowFirstColumn="0" w:firstRowLastColumn="0" w:lastRowFirstColumn="0" w:lastRowLastColumn="0"/>
             </w:pPr>
             <w:r>
-              <w:t>Distribución: libre</w:t>
+              <w:t>Distribución: código abierto.</w:t>
             </w:r>
           </w:p>
         </w:tc>
@@ -12403,7 +12376,7 @@
               <w:cnfStyle w:val="000000000000" w:firstRow="0" w:lastRow="0" w:firstColumn="0" w:lastColumn="0" w:oddVBand="0" w:evenVBand="0" w:oddHBand="0" w:evenHBand="0" w:firstRowFirstColumn="0" w:firstRowLastColumn="0" w:lastRowFirstColumn="0" w:lastRowLastColumn="0"/>
             </w:pPr>
             <w:r>
-              <w:t>Diseñar y generar interfaces y el funcionamiento del programa mediante el lenguaje de programación Java.</w:t>
+              <w:t>Desarrollar y depurar los módulos Java del proyecto.</w:t>
             </w:r>
           </w:p>
         </w:tc>
@@ -12416,13 +12389,13 @@
               <w:cnfStyle w:val="000000000000" w:firstRow="0" w:lastRow="0" w:firstColumn="0" w:lastColumn="0" w:oddVBand="0" w:evenVBand="0" w:oddHBand="0" w:evenHBand="0" w:firstRowFirstColumn="0" w:firstRowLastColumn="0" w:lastRowFirstColumn="0" w:lastRowLastColumn="0"/>
             </w:pPr>
             <w:r>
-              <w:t xml:space="preserve">Herramienta que se utiliza para desarrollar aplicaciones Web, Móvil y de Escritorio para diferentes lenguajes de programación como son </w:t>
-            </w:r>
-            <w:r>
-              <w:t>Java, C++</w:t>
-            </w:r>
-            <w:r>
-              <w:t>, Ruby y    PHP entre    otros</w:t>
+              <w:t xml:space="preserve">IDE empleado para los proyectos Java; el repositorio no fija su versión.</w:t>
+            </w:r>
+            <w:r>
+              <w:t/>
+            </w:r>
+            <w:r>
+              <w:t/>
             </w:r>
           </w:p>
         </w:tc>
@@ -12459,19 +12432,15 @@
             <w:r>
               <w:t xml:space="preserve">Nombre: </w:t>
             </w:r>
-            <w:proofErr w:type="spellStart"/>
             <w:r>
               <w:t>Power</w:t>
             </w:r>
-            <w:proofErr w:type="spellEnd"/>
             <w:r>
               <w:t xml:space="preserve"> </w:t>
             </w:r>
-            <w:proofErr w:type="spellStart"/>
             <w:r>
               <w:t>Designer</w:t>
             </w:r>
-            <w:proofErr w:type="spellEnd"/>
           </w:p>
           <w:p>
             <w:pPr>
@@ -12574,15 +12543,13 @@
               <w:cnfStyle w:val="000000000000" w:firstRow="0" w:lastRow="0" w:firstColumn="0" w:lastColumn="0" w:oddVBand="0" w:evenVBand="0" w:oddHBand="0" w:evenHBand="0" w:firstRowFirstColumn="0" w:firstRowLastColumn="0" w:lastRowFirstColumn="0" w:lastRowLastColumn="0"/>
             </w:pPr>
             <w:r>
-              <w:t xml:space="preserve">Nombre: </w:t>
-            </w:r>
-            <w:proofErr w:type="spellStart"/>
-            <w:r>
-              <w:t>Jakarta</w:t>
-            </w:r>
-            <w:proofErr w:type="spellEnd"/>
-            <w:r>
-              <w:t xml:space="preserve"> EE </w:t>
+              <w:t xml:space="preserve">Nombre: Jakarta EE Web API / Jakarta XML Web Services</w:t>
+            </w:r>
+            <w:r>
+              <w:t/>
+            </w:r>
+            <w:r>
+              <w:t xml:space="preserve"/>
             </w:r>
           </w:p>
           <w:p>
@@ -12590,7 +12557,7 @@
               <w:cnfStyle w:val="000000000000" w:firstRow="0" w:lastRow="0" w:firstColumn="0" w:lastColumn="0" w:oddVBand="0" w:evenVBand="0" w:oddHBand="0" w:evenHBand="0" w:firstRowFirstColumn="0" w:firstRowLastColumn="0" w:lastRowFirstColumn="0" w:lastRowLastColumn="0"/>
             </w:pPr>
             <w:r>
-              <w:t xml:space="preserve">Versión: 8/10 </w:t>
+              <w:t xml:space="preserve">Java 11; Jakarta EE Web API 10.0.0; Jakarta XML Web Services API 4.0.1; Metro JAX-WS Runtime 4.0.2.</w:t>
             </w:r>
           </w:p>
           <w:p>
@@ -12598,15 +12565,15 @@
               <w:cnfStyle w:val="000000000000" w:firstRow="0" w:lastRow="0" w:firstColumn="0" w:lastColumn="0" w:oddVBand="0" w:evenVBand="0" w:oddHBand="0" w:evenHBand="0" w:firstRowFirstColumn="0" w:firstRowLastColumn="0" w:lastRowFirstColumn="0" w:lastRowLastColumn="0"/>
             </w:pPr>
             <w:r>
-              <w:t xml:space="preserve">Fuente: </w:t>
+              <w:t xml:space="preserve">Fuente: https://jakarta.ee/specifications/xml-web-services/4.0/</w:t>
             </w:r>
             <w:hyperlink r:id="rId16" w:history="1">
               <w:r>
-                <w:t>https://jakarta.ee/</w:t>
+                <w:t/>
               </w:r>
             </w:hyperlink>
             <w:r>
-              <w:t xml:space="preserve"> </w:t>
+              <w:t xml:space="preserve"/>
             </w:r>
           </w:p>
           <w:p>
@@ -12614,7 +12581,7 @@
               <w:cnfStyle w:val="000000000000" w:firstRow="0" w:lastRow="0" w:firstColumn="0" w:lastColumn="0" w:oddVBand="0" w:evenVBand="0" w:oddHBand="0" w:evenHBand="0" w:firstRowFirstColumn="0" w:firstRowLastColumn="0" w:lastRowFirstColumn="0" w:lastRowLastColumn="0"/>
             </w:pPr>
             <w:r>
-              <w:t>Distribución: Código abierto</w:t>
+              <w:t>Distribución: componentes de código abierto.</w:t>
             </w:r>
           </w:p>
           <w:p>
@@ -12622,7 +12589,7 @@
               <w:cnfStyle w:val="000000000000" w:firstRow="0" w:lastRow="0" w:firstColumn="0" w:lastColumn="0" w:oddVBand="0" w:evenVBand="0" w:oddHBand="0" w:evenHBand="0" w:firstRowFirstColumn="0" w:firstRowLastColumn="0" w:lastRowFirstColumn="0" w:lastRowLastColumn="0"/>
             </w:pPr>
             <w:r>
-              <w:t>Precio: Gratuito</w:t>
+              <w:t>Precio: no aplica al proyecto.</w:t>
             </w:r>
           </w:p>
         </w:tc>
@@ -12635,18 +12602,16 @@
               <w:cnfStyle w:val="000000000000" w:firstRow="0" w:lastRow="0" w:firstColumn="0" w:lastColumn="0" w:oddVBand="0" w:evenVBand="0" w:oddHBand="0" w:evenHBand="0" w:firstRowFirstColumn="0" w:firstRowLastColumn="0" w:lastRowFirstColumn="0" w:lastRowLastColumn="0"/>
             </w:pPr>
             <w:r>
-              <w:t xml:space="preserve">Plataforma de código abierto impulsada por la Eclipse </w:t>
-            </w:r>
-            <w:proofErr w:type="spellStart"/>
-            <w:r>
-              <w:t>Foundation</w:t>
-            </w:r>
-            <w:proofErr w:type="spellEnd"/>
-            <w:r>
-              <w:t xml:space="preserve"> para el desarrollo de aplicaciones empresariales e </w:t>
-            </w:r>
-            <w:r>
-              <w:t>institucionales en Java.</w:t>
+              <w:t xml:space="preserve">APIs Jakarta EE y Metro implementan servicios SOAP con JAX-WS y mensajes XML.</w:t>
+            </w:r>
+            <w:r>
+              <w:t/>
+            </w:r>
+            <w:r>
+              <w:t xml:space="preserve"/>
+            </w:r>
+            <w:r>
+              <w:t/>
             </w:r>
           </w:p>
         </w:tc>
@@ -12659,18 +12624,16 @@
               <w:cnfStyle w:val="000000000000" w:firstRow="0" w:lastRow="0" w:firstColumn="0" w:lastColumn="0" w:oddVBand="0" w:evenVBand="0" w:oddHBand="0" w:evenHBand="0" w:firstRowFirstColumn="0" w:firstRowLastColumn="0" w:lastRowFirstColumn="0" w:lastRowLastColumn="0"/>
             </w:pPr>
             <w:r>
-              <w:t xml:space="preserve">Proveer el conjunto de </w:t>
-            </w:r>
-            <w:proofErr w:type="spellStart"/>
-            <w:r>
-              <w:t>APIs</w:t>
-            </w:r>
-            <w:proofErr w:type="spellEnd"/>
-            <w:r>
-              <w:t xml:space="preserve"> y anotaciones necesarias para construir la lógica </w:t>
-            </w:r>
-            <w:r>
-              <w:t>del servidor y estructurar los servicios web de conversión.</w:t>
+              <w:t xml:space="preserve">Exponer y ejecutar el backend SOAP 1.1 empaquetado como WAR.</w:t>
+            </w:r>
+            <w:r>
+              <w:t/>
+            </w:r>
+            <w:r>
+              <w:t xml:space="preserve"/>
+            </w:r>
+            <w:r>
+              <w:t/>
             </w:r>
           </w:p>
         </w:tc>
@@ -12710,23 +12673,19 @@
               <w:cnfStyle w:val="000000100000" w:firstRow="0" w:lastRow="0" w:firstColumn="0" w:lastColumn="0" w:oddVBand="0" w:evenVBand="0" w:oddHBand="1" w:evenHBand="0" w:firstRowFirstColumn="0" w:firstRowLastColumn="0" w:lastRowFirstColumn="0" w:lastRowLastColumn="0"/>
             </w:pPr>
             <w:r>
-              <w:t xml:space="preserve">Versión: 5/6 </w:t>
-            </w:r>
-            <w:proofErr w:type="spellStart"/>
-            <w:r>
-              <w:t>Community</w:t>
-            </w:r>
-            <w:proofErr w:type="spellEnd"/>
-            <w:r>
-              <w:t xml:space="preserve"> </w:t>
-            </w:r>
-            <w:proofErr w:type="spellStart"/>
-            <w:r>
-              <w:t>Edition</w:t>
-            </w:r>
-            <w:proofErr w:type="spellEnd"/>
-            <w:r>
-              <w:t xml:space="preserve"> </w:t>
+              <w:t xml:space="preserve">Versión: 7.2026.10</w:t>
+            </w:r>
+            <w:r>
+              <w:t/>
+            </w:r>
+            <w:r>
+              <w:t xml:space="preserve"/>
+            </w:r>
+            <w:r>
+              <w:t/>
+            </w:r>
+            <w:r>
+              <w:t xml:space="preserve"/>
             </w:r>
           </w:p>
           <w:p>
@@ -12734,14 +12693,14 @@
               <w:cnfStyle w:val="000000100000" w:firstRow="0" w:lastRow="0" w:firstColumn="0" w:lastColumn="0" w:oddVBand="0" w:evenVBand="0" w:oddHBand="1" w:evenHBand="0" w:firstRowFirstColumn="0" w:firstRowLastColumn="0" w:lastRowFirstColumn="0" w:lastRowLastColumn="0"/>
             </w:pPr>
             <w:r>
-              <w:t xml:space="preserve">Fuente: </w:t>
+              <w:t xml:space="preserve">Fuente: https://www.payara.fish/</w:t>
             </w:r>
             <w:hyperlink r:id="rId17" w:history="1">
               <w:r>
                 <w:rPr>
                   <w:rStyle w:val="Hipervnculo"/>
                 </w:rPr>
-                <w:t>https://www.payara.fish/</w:t>
+                <w:t/>
               </w:r>
             </w:hyperlink>
           </w:p>
@@ -12750,7 +12709,7 @@
               <w:cnfStyle w:val="000000100000" w:firstRow="0" w:lastRow="0" w:firstColumn="0" w:lastColumn="0" w:oddVBand="0" w:evenVBand="0" w:oddHBand="1" w:evenHBand="0" w:firstRowFirstColumn="0" w:firstRowLastColumn="0" w:lastRowFirstColumn="0" w:lastRowLastColumn="0"/>
             </w:pPr>
             <w:r>
-              <w:t xml:space="preserve">Distribución: Código abierto </w:t>
+              <w:t xml:space="preserve">Distribución: código abierto.</w:t>
             </w:r>
           </w:p>
           <w:p>
@@ -12758,7 +12717,7 @@
               <w:cnfStyle w:val="000000100000" w:firstRow="0" w:lastRow="0" w:firstColumn="0" w:lastColumn="0" w:oddVBand="0" w:evenVBand="0" w:oddHBand="1" w:evenHBand="0" w:firstRowFirstColumn="0" w:firstRowLastColumn="0" w:lastRowFirstColumn="0" w:lastRowLastColumn="0"/>
             </w:pPr>
             <w:r>
-              <w:t xml:space="preserve">Precio: Gratuito </w:t>
+              <w:t xml:space="preserve">Precio: gratuito.</w:t>
             </w:r>
           </w:p>
         </w:tc>
@@ -12771,15 +12730,13 @@
               <w:cnfStyle w:val="000000100000" w:firstRow="0" w:lastRow="0" w:firstColumn="0" w:lastColumn="0" w:oddVBand="0" w:evenVBand="0" w:oddHBand="1" w:evenHBand="0" w:firstRowFirstColumn="0" w:firstRowLastColumn="0" w:lastRowFirstColumn="0" w:lastRowLastColumn="0"/>
             </w:pPr>
             <w:r>
-              <w:t xml:space="preserve">Servidor de aplicaciones nativo para la nube y de código abierto, optimizado para desplegar aplicaciones </w:t>
-            </w:r>
-            <w:proofErr w:type="spellStart"/>
-            <w:r>
-              <w:t>Jakarta</w:t>
-            </w:r>
-            <w:proofErr w:type="spellEnd"/>
-            <w:r>
-              <w:t xml:space="preserve"> EE de forma segura y robusta.</w:t>
+              <w:t xml:space="preserve">Servidor Jakarta EE que ejecuta aplicaciones web empaquetadas como WAR.</w:t>
+            </w:r>
+            <w:r>
+              <w:t/>
+            </w:r>
+            <w:r>
+              <w:t xml:space="preserve"/>
             </w:r>
           </w:p>
         </w:tc>
@@ -12792,7 +12749,7 @@
               <w:cnfStyle w:val="000000100000" w:firstRow="0" w:lastRow="0" w:firstColumn="0" w:lastColumn="0" w:oddVBand="0" w:evenVBand="0" w:oddHBand="1" w:evenHBand="0" w:firstRowFirstColumn="0" w:firstRowLastColumn="0" w:lastRowFirstColumn="0" w:lastRowLastColumn="0"/>
             </w:pPr>
             <w:r>
-              <w:t>Alojar, compilar y mantener en ejecución el proyecto del backend. Es el encargado de exponer los servicios en la red para que los cuatro clientes puedan conectarse.</w:t>
+              <w:t>Alojar y ejecutar el backend del proyecto; la configuración local usa Payara Server 7.2026.10.</w:t>
             </w:r>
           </w:p>
         </w:tc>
@@ -12828,16 +12785,16 @@
     </w:p>
     <w:p>
       <w:r>
-        <w:t>El sistema</w:t>
-      </w:r>
-      <w:r>
-        <w:t xml:space="preserve"> de</w:t>
-      </w:r>
-      <w:r>
-        <w:t xml:space="preserve"> </w:t>
-      </w:r>
-      <w:r>
-        <w:t>“Conversor de Unidades Monster” no interactúa con bases de datos. La comunicación se realiza de forma exclusiva a través de la red utilizando el protocolo HTTP/HTTPS.</w:t>
+        <w:t>El sistema no interactúa con bases de datos. La comunicación con el backend se realiza por HTTP.</w:t>
+      </w:r>
+      <w:r>
+        <w:t xml:space="preserve"/>
+      </w:r>
+      <w:r>
+        <w:t xml:space="preserve"/>
+      </w:r>
+      <w:r>
+        <w:t/>
       </w:r>
     </w:p>
     <w:p>
@@ -12849,7 +12806,7 @@
         </w:numPr>
       </w:pPr>
       <w:r>
-        <w:t>Intercambio de datos: La comunicación entre los cuatro clientes (web, móvil, escritorio, consola) y el servidor central se rige por el estándar SOAP sobre la plataforma JAVA.</w:t>
+        <w:t>Intercambio de datos: Los cuatro clientes consumen servicios SOAP 1.1 sobre HTTP mediante Jakarta XML Web Services.</w:t>
       </w:r>
     </w:p>
     <w:p>
@@ -12861,7 +12818,7 @@
         </w:numPr>
       </w:pPr>
       <w:r>
-        <w:t>Formato de datos: Tanto las peticiones enviadas por los clientes como las respuestas generadas por el servidor se estructuran en formato XML, de acuerdo con el contrato definido en el archivo WSDL.</w:t>
+        <w:t>Formato de datos: Solicitudes y respuestas SOAP usan XML; JAX-WS genera el contrato WSDL.</w:t>
       </w:r>
     </w:p>
     <w:p>
@@ -13426,7 +13383,6 @@
               </w:rPr>
               <w:t xml:space="preserve">Persona que interactúa con las interfaces gráficas o de consola de la aplicación cliente. Es quien ingresa las credenciales del </w:t>
             </w:r>
-            <w:proofErr w:type="spellStart"/>
             <w:r>
               <w:rPr>
                 <w:rFonts w:ascii="Calibri" w:hAnsi="Calibri" w:cstheme="minorHAnsi"/>
@@ -13435,7 +13391,6 @@
               </w:rPr>
               <w:t>login</w:t>
             </w:r>
-            <w:proofErr w:type="spellEnd"/>
             <w:r>
               <w:rPr>
                 <w:rFonts w:ascii="Calibri" w:hAnsi="Calibri" w:cstheme="minorHAnsi"/>
@@ -13531,52 +13486,37 @@
     <w:p>
       <w:pPr>
         <w:pStyle w:val="Descripcin"/>
-        <w:rPr>
-          <w:highlight w:val="yellow"/>
-        </w:rPr>
+        <w:rPr/>
       </w:pPr>
       <w:bookmarkStart w:id="65" w:name="_Toc83812961"/>
       <w:r>
-        <w:rPr>
-          <w:highlight w:val="yellow"/>
-        </w:rPr>
+        <w:rPr/>
         <w:t xml:space="preserve">Tabla </w:t>
       </w:r>
       <w:r>
-        <w:rPr>
-          <w:highlight w:val="yellow"/>
-        </w:rPr>
+        <w:rPr/>
         <w:fldChar w:fldCharType="begin"/>
       </w:r>
       <w:r>
-        <w:rPr>
-          <w:highlight w:val="yellow"/>
-        </w:rPr>
+        <w:rPr/>
         <w:instrText xml:space="preserve"> SEQ Tabla \* ARABIC </w:instrText>
       </w:r>
       <w:r>
-        <w:rPr>
-          <w:highlight w:val="yellow"/>
-        </w:rPr>
+        <w:rPr/>
         <w:fldChar w:fldCharType="separate"/>
       </w:r>
       <w:r>
         <w:rPr>
           <w:noProof/>
-          <w:highlight w:val="yellow"/>
         </w:rPr>
         <w:t>18</w:t>
       </w:r>
       <w:r>
-        <w:rPr>
-          <w:highlight w:val="yellow"/>
-        </w:rPr>
+        <w:rPr/>
         <w:fldChar w:fldCharType="end"/>
       </w:r>
       <w:r>
-        <w:rPr>
-          <w:highlight w:val="yellow"/>
-        </w:rPr>
+        <w:rPr/>
         <w:t>. Lista de requisitos funcionales</w:t>
       </w:r>
       <w:bookmarkEnd w:id="65"/>
@@ -13604,14 +13544,10 @@
           </w:tcPr>
           <w:p>
             <w:pPr>
-              <w:rPr>
-                <w:highlight w:val="yellow"/>
-              </w:rPr>
-            </w:pPr>
-            <w:r>
-              <w:rPr>
-                <w:highlight w:val="yellow"/>
-              </w:rPr>
+              <w:rPr/>
+            </w:pPr>
+            <w:r>
+              <w:rPr/>
               <w:t>Código</w:t>
             </w:r>
           </w:p>
@@ -13623,14 +13559,10 @@
           <w:p>
             <w:pPr>
               <w:cnfStyle w:val="100000000000" w:firstRow="1" w:lastRow="0" w:firstColumn="0" w:lastColumn="0" w:oddVBand="0" w:evenVBand="0" w:oddHBand="0" w:evenHBand="0" w:firstRowFirstColumn="0" w:firstRowLastColumn="0" w:lastRowFirstColumn="0" w:lastRowLastColumn="0"/>
-              <w:rPr>
-                <w:highlight w:val="yellow"/>
-              </w:rPr>
-            </w:pPr>
-            <w:r>
-              <w:rPr>
-                <w:highlight w:val="yellow"/>
-              </w:rPr>
+              <w:rPr/>
+            </w:pPr>
+            <w:r>
+              <w:rPr/>
               <w:t>Requerimiento</w:t>
             </w:r>
           </w:p>
@@ -13642,14 +13574,10 @@
           <w:p>
             <w:pPr>
               <w:cnfStyle w:val="100000000000" w:firstRow="1" w:lastRow="0" w:firstColumn="0" w:lastColumn="0" w:oddVBand="0" w:evenVBand="0" w:oddHBand="0" w:evenHBand="0" w:firstRowFirstColumn="0" w:firstRowLastColumn="0" w:lastRowFirstColumn="0" w:lastRowLastColumn="0"/>
-              <w:rPr>
-                <w:highlight w:val="yellow"/>
-              </w:rPr>
-            </w:pPr>
-            <w:r>
-              <w:rPr>
-                <w:highlight w:val="yellow"/>
-              </w:rPr>
+              <w:rPr/>
+            </w:pPr>
+            <w:r>
+              <w:rPr/>
               <w:t>Caso de uso</w:t>
             </w:r>
           </w:p>
@@ -13661,14 +13589,10 @@
           <w:p>
             <w:pPr>
               <w:cnfStyle w:val="100000000000" w:firstRow="1" w:lastRow="0" w:firstColumn="0" w:lastColumn="0" w:oddVBand="0" w:evenVBand="0" w:oddHBand="0" w:evenHBand="0" w:firstRowFirstColumn="0" w:firstRowLastColumn="0" w:lastRowFirstColumn="0" w:lastRowLastColumn="0"/>
-              <w:rPr>
-                <w:highlight w:val="yellow"/>
-              </w:rPr>
-            </w:pPr>
-            <w:r>
-              <w:rPr>
-                <w:highlight w:val="yellow"/>
-              </w:rPr>
+              <w:rPr/>
+            </w:pPr>
+            <w:r>
+              <w:rPr/>
               <w:t>Actor</w:t>
             </w:r>
           </w:p>
@@ -13685,14 +13609,10 @@
           </w:tcPr>
           <w:p>
             <w:pPr>
-              <w:rPr>
-                <w:highlight w:val="yellow"/>
-              </w:rPr>
-            </w:pPr>
-            <w:r>
-              <w:rPr>
-                <w:highlight w:val="yellow"/>
-              </w:rPr>
+              <w:rPr/>
+            </w:pPr>
+            <w:r>
+              <w:rPr/>
               <w:t xml:space="preserve">RF – 01 </w:t>
             </w:r>
           </w:p>
@@ -13704,14 +13624,10 @@
           <w:p>
             <w:pPr>
               <w:cnfStyle w:val="000000100000" w:firstRow="0" w:lastRow="0" w:firstColumn="0" w:lastColumn="0" w:oddVBand="0" w:evenVBand="0" w:oddHBand="1" w:evenHBand="0" w:firstRowFirstColumn="0" w:firstRowLastColumn="0" w:lastRowFirstColumn="0" w:lastRowLastColumn="0"/>
-              <w:rPr>
-                <w:highlight w:val="yellow"/>
-              </w:rPr>
-            </w:pPr>
-            <w:r>
-              <w:rPr>
-                <w:highlight w:val="yellow"/>
-              </w:rPr>
+              <w:rPr/>
+            </w:pPr>
+            <w:r>
+              <w:rPr/>
               <w:t>El sistema debe recibir credenciales de acceso, validarlas y generar un token de seguridad temporal para autorizar el uso de los servicios.</w:t>
             </w:r>
           </w:p>
@@ -13723,26 +13639,18 @@
           <w:p>
             <w:pPr>
               <w:cnfStyle w:val="000000100000" w:firstRow="0" w:lastRow="0" w:firstColumn="0" w:lastColumn="0" w:oddVBand="0" w:evenVBand="0" w:oddHBand="1" w:evenHBand="0" w:firstRowFirstColumn="0" w:firstRowLastColumn="0" w:lastRowFirstColumn="0" w:lastRowLastColumn="0"/>
-              <w:rPr>
-                <w:highlight w:val="yellow"/>
-              </w:rPr>
-            </w:pPr>
-            <w:r>
-              <w:rPr>
-                <w:highlight w:val="yellow"/>
-              </w:rPr>
+              <w:rPr/>
+            </w:pPr>
+            <w:r>
+              <w:rPr/>
               <w:t>Autenticar</w:t>
             </w:r>
             <w:r>
-              <w:rPr>
-                <w:highlight w:val="yellow"/>
-              </w:rPr>
+              <w:rPr/>
               <w:t xml:space="preserve"> Cliente</w:t>
             </w:r>
             <w:r>
-              <w:rPr>
-                <w:highlight w:val="yellow"/>
-              </w:rPr>
+              <w:rPr/>
               <w:t xml:space="preserve"> </w:t>
             </w:r>
           </w:p>
@@ -13754,14 +13662,10 @@
           <w:p>
             <w:pPr>
               <w:cnfStyle w:val="000000100000" w:firstRow="0" w:lastRow="0" w:firstColumn="0" w:lastColumn="0" w:oddVBand="0" w:evenVBand="0" w:oddHBand="1" w:evenHBand="0" w:firstRowFirstColumn="0" w:firstRowLastColumn="0" w:lastRowFirstColumn="0" w:lastRowLastColumn="0"/>
-              <w:rPr>
-                <w:highlight w:val="yellow"/>
-              </w:rPr>
-            </w:pPr>
-            <w:r>
-              <w:rPr>
-                <w:highlight w:val="yellow"/>
-              </w:rPr>
+              <w:rPr/>
+            </w:pPr>
+            <w:r>
+              <w:rPr/>
               <w:t>Usuario final</w:t>
             </w:r>
           </w:p>
@@ -13775,14 +13679,10 @@
           </w:tcPr>
           <w:p>
             <w:pPr>
-              <w:rPr>
-                <w:highlight w:val="yellow"/>
-              </w:rPr>
-            </w:pPr>
-            <w:r>
-              <w:rPr>
-                <w:highlight w:val="yellow"/>
-              </w:rPr>
+              <w:rPr/>
+            </w:pPr>
+            <w:r>
+              <w:rPr/>
               <w:t>RF – 02</w:t>
             </w:r>
           </w:p>
@@ -13794,14 +13694,10 @@
           <w:p>
             <w:pPr>
               <w:cnfStyle w:val="000000000000" w:firstRow="0" w:lastRow="0" w:firstColumn="0" w:lastColumn="0" w:oddVBand="0" w:evenVBand="0" w:oddHBand="0" w:evenHBand="0" w:firstRowFirstColumn="0" w:firstRowLastColumn="0" w:lastRowFirstColumn="0" w:lastRowLastColumn="0"/>
-              <w:rPr>
-                <w:highlight w:val="yellow"/>
-              </w:rPr>
-            </w:pPr>
-            <w:r>
-              <w:rPr>
-                <w:highlight w:val="yellow"/>
-              </w:rPr>
+              <w:rPr/>
+            </w:pPr>
+            <w:r>
+              <w:rPr/>
               <w:t>El sistema debe procesar peticiones de conversión, y retornar el cálculo matemático correspondiente.</w:t>
             </w:r>
           </w:p>
@@ -13813,14 +13709,10 @@
           <w:p>
             <w:pPr>
               <w:cnfStyle w:val="000000000000" w:firstRow="0" w:lastRow="0" w:firstColumn="0" w:lastColumn="0" w:oddVBand="0" w:evenVBand="0" w:oddHBand="0" w:evenHBand="0" w:firstRowFirstColumn="0" w:firstRowLastColumn="0" w:lastRowFirstColumn="0" w:lastRowLastColumn="0"/>
-              <w:rPr>
-                <w:highlight w:val="yellow"/>
-              </w:rPr>
-            </w:pPr>
-            <w:r>
-              <w:rPr>
-                <w:highlight w:val="yellow"/>
-              </w:rPr>
+              <w:rPr/>
+            </w:pPr>
+            <w:r>
+              <w:rPr/>
               <w:t>Convertir Longitud</w:t>
             </w:r>
           </w:p>
@@ -13832,14 +13724,10 @@
           <w:p>
             <w:pPr>
               <w:cnfStyle w:val="000000000000" w:firstRow="0" w:lastRow="0" w:firstColumn="0" w:lastColumn="0" w:oddVBand="0" w:evenVBand="0" w:oddHBand="0" w:evenHBand="0" w:firstRowFirstColumn="0" w:firstRowLastColumn="0" w:lastRowFirstColumn="0" w:lastRowLastColumn="0"/>
-              <w:rPr>
-                <w:highlight w:val="yellow"/>
-              </w:rPr>
-            </w:pPr>
-            <w:r>
-              <w:rPr>
-                <w:highlight w:val="yellow"/>
-              </w:rPr>
+              <w:rPr/>
+            </w:pPr>
+            <w:r>
+              <w:rPr/>
               <w:t>Usuario final</w:t>
             </w:r>
           </w:p>
@@ -13856,14 +13744,10 @@
           </w:tcPr>
           <w:p>
             <w:pPr>
-              <w:rPr>
-                <w:highlight w:val="yellow"/>
-              </w:rPr>
-            </w:pPr>
-            <w:r>
-              <w:rPr>
-                <w:highlight w:val="yellow"/>
-              </w:rPr>
+              <w:rPr/>
+            </w:pPr>
+            <w:r>
+              <w:rPr/>
               <w:t>RF – 03</w:t>
             </w:r>
           </w:p>
@@ -13875,14 +13759,10 @@
           <w:p>
             <w:pPr>
               <w:cnfStyle w:val="000000100000" w:firstRow="0" w:lastRow="0" w:firstColumn="0" w:lastColumn="0" w:oddVBand="0" w:evenVBand="0" w:oddHBand="1" w:evenHBand="0" w:firstRowFirstColumn="0" w:firstRowLastColumn="0" w:lastRowFirstColumn="0" w:lastRowLastColumn="0"/>
-              <w:rPr>
-                <w:highlight w:val="yellow"/>
-              </w:rPr>
-            </w:pPr>
-            <w:r>
-              <w:rPr>
-                <w:highlight w:val="yellow"/>
-              </w:rPr>
+              <w:rPr/>
+            </w:pPr>
+            <w:r>
+              <w:rPr/>
               <w:t>El sistema debe procesar peticiones de conversión de unidades de masa, validando previamente el token de acceso, y retornar la respuesta estructurada con el valor resultante.</w:t>
             </w:r>
           </w:p>
@@ -13894,14 +13774,10 @@
           <w:p>
             <w:pPr>
               <w:cnfStyle w:val="000000100000" w:firstRow="0" w:lastRow="0" w:firstColumn="0" w:lastColumn="0" w:oddVBand="0" w:evenVBand="0" w:oddHBand="1" w:evenHBand="0" w:firstRowFirstColumn="0" w:firstRowLastColumn="0" w:lastRowFirstColumn="0" w:lastRowLastColumn="0"/>
-              <w:rPr>
-                <w:highlight w:val="yellow"/>
-              </w:rPr>
-            </w:pPr>
-            <w:r>
-              <w:rPr>
-                <w:highlight w:val="yellow"/>
-              </w:rPr>
+              <w:rPr/>
+            </w:pPr>
+            <w:r>
+              <w:rPr/>
               <w:t>Convertir Masa</w:t>
             </w:r>
           </w:p>
@@ -13913,14 +13789,10 @@
           <w:p>
             <w:pPr>
               <w:cnfStyle w:val="000000100000" w:firstRow="0" w:lastRow="0" w:firstColumn="0" w:lastColumn="0" w:oddVBand="0" w:evenVBand="0" w:oddHBand="1" w:evenHBand="0" w:firstRowFirstColumn="0" w:firstRowLastColumn="0" w:lastRowFirstColumn="0" w:lastRowLastColumn="0"/>
-              <w:rPr>
-                <w:highlight w:val="yellow"/>
-              </w:rPr>
-            </w:pPr>
-            <w:r>
-              <w:rPr>
-                <w:highlight w:val="yellow"/>
-              </w:rPr>
+              <w:rPr/>
+            </w:pPr>
+            <w:r>
+              <w:rPr/>
               <w:t>Usuario final</w:t>
             </w:r>
           </w:p>
@@ -13934,14 +13806,10 @@
           </w:tcPr>
           <w:p>
             <w:pPr>
-              <w:rPr>
-                <w:highlight w:val="yellow"/>
-              </w:rPr>
-            </w:pPr>
-            <w:r>
-              <w:rPr>
-                <w:highlight w:val="yellow"/>
-              </w:rPr>
+              <w:rPr/>
+            </w:pPr>
+            <w:r>
+              <w:rPr/>
               <w:t xml:space="preserve">RF – 04 </w:t>
             </w:r>
           </w:p>
@@ -13953,14 +13821,10 @@
           <w:p>
             <w:pPr>
               <w:cnfStyle w:val="000000000000" w:firstRow="0" w:lastRow="0" w:firstColumn="0" w:lastColumn="0" w:oddVBand="0" w:evenVBand="0" w:oddHBand="0" w:evenHBand="0" w:firstRowFirstColumn="0" w:firstRowLastColumn="0" w:lastRowFirstColumn="0" w:lastRowLastColumn="0"/>
-              <w:rPr>
-                <w:highlight w:val="yellow"/>
-              </w:rPr>
-            </w:pPr>
-            <w:r>
-              <w:rPr>
-                <w:highlight w:val="yellow"/>
-              </w:rPr>
+              <w:rPr/>
+            </w:pPr>
+            <w:r>
+              <w:rPr/>
               <w:t>El sistema debe calcular conversiones entre escalas de temperatura mediante los parámetros enviados, verificando la autorización y retornando el estado de la operación.</w:t>
             </w:r>
           </w:p>
@@ -13972,14 +13836,10 @@
           <w:p>
             <w:pPr>
               <w:cnfStyle w:val="000000000000" w:firstRow="0" w:lastRow="0" w:firstColumn="0" w:lastColumn="0" w:oddVBand="0" w:evenVBand="0" w:oddHBand="0" w:evenHBand="0" w:firstRowFirstColumn="0" w:firstRowLastColumn="0" w:lastRowFirstColumn="0" w:lastRowLastColumn="0"/>
-              <w:rPr>
-                <w:highlight w:val="yellow"/>
-              </w:rPr>
-            </w:pPr>
-            <w:r>
-              <w:rPr>
-                <w:highlight w:val="yellow"/>
-              </w:rPr>
+              <w:rPr/>
+            </w:pPr>
+            <w:r>
+              <w:rPr/>
               <w:t>Convertir Temperatura</w:t>
             </w:r>
           </w:p>
@@ -13993,9 +13853,7 @@
               <w:cnfStyle w:val="000000000000" w:firstRow="0" w:lastRow="0" w:firstColumn="0" w:lastColumn="0" w:oddVBand="0" w:evenVBand="0" w:oddHBand="0" w:evenHBand="0" w:firstRowFirstColumn="0" w:firstRowLastColumn="0" w:lastRowFirstColumn="0" w:lastRowLastColumn="0"/>
             </w:pPr>
             <w:r>
-              <w:rPr>
-                <w:highlight w:val="yellow"/>
-              </w:rPr>
+              <w:rPr/>
               <w:t>Usuario final</w:t>
             </w:r>
             <w:r>
@@ -14520,13 +14378,11 @@
               <w:jc w:val="both"/>
               <w:rPr>
                 <w:rFonts w:ascii="Verdana" w:hAnsi="Verdana" w:cstheme="minorHAnsi"/>
-                <w:highlight w:val="yellow"/>
               </w:rPr>
             </w:pPr>
             <w:r>
               <w:rPr>
                 <w:rFonts w:ascii="Verdana" w:hAnsi="Verdana" w:cstheme="minorHAnsi"/>
-                <w:highlight w:val="yellow"/>
               </w:rPr>
               <w:t>RQF-002</w:t>
             </w:r>
@@ -14543,13 +14399,11 @@
               <w:cnfStyle w:val="100000000000" w:firstRow="1" w:lastRow="0" w:firstColumn="0" w:lastColumn="0" w:oddVBand="0" w:evenVBand="0" w:oddHBand="0" w:evenHBand="0" w:firstRowFirstColumn="0" w:firstRowLastColumn="0" w:lastRowFirstColumn="0" w:lastRowLastColumn="0"/>
               <w:rPr>
                 <w:rFonts w:ascii="Verdana" w:hAnsi="Verdana" w:cstheme="minorHAnsi"/>
-                <w:highlight w:val="yellow"/>
               </w:rPr>
             </w:pPr>
             <w:r>
               <w:rPr>
                 <w:rFonts w:ascii="Verdana" w:hAnsi="Verdana" w:cstheme="minorHAnsi"/>
-                <w:highlight w:val="yellow"/>
                 <w:lang w:val="es-ES"/>
               </w:rPr>
               <w:t>Convertir Longitud</w:t>
@@ -14572,13 +14426,11 @@
               <w:jc w:val="both"/>
               <w:rPr>
                 <w:rFonts w:ascii="Verdana" w:hAnsi="Verdana" w:cstheme="minorHAnsi"/>
-                <w:highlight w:val="yellow"/>
               </w:rPr>
             </w:pPr>
             <w:r>
               <w:rPr>
                 <w:rFonts w:ascii="Verdana" w:hAnsi="Verdana" w:cstheme="minorHAnsi"/>
-                <w:highlight w:val="yellow"/>
               </w:rPr>
               <w:t>Descripción</w:t>
             </w:r>
@@ -14595,13 +14447,11 @@
               <w:cnfStyle w:val="000000100000" w:firstRow="0" w:lastRow="0" w:firstColumn="0" w:lastColumn="0" w:oddVBand="0" w:evenVBand="0" w:oddHBand="1" w:evenHBand="0" w:firstRowFirstColumn="0" w:firstRowLastColumn="0" w:lastRowFirstColumn="0" w:lastRowLastColumn="0"/>
               <w:rPr>
                 <w:rFonts w:ascii="Verdana" w:hAnsi="Verdana" w:cstheme="minorHAnsi"/>
-                <w:highlight w:val="yellow"/>
               </w:rPr>
             </w:pPr>
             <w:r>
               <w:rPr>
                 <w:rFonts w:ascii="Verdana" w:hAnsi="Verdana" w:cstheme="minorHAnsi"/>
-                <w:highlight w:val="yellow"/>
                 <w:lang w:val="es-ES"/>
               </w:rPr>
               <w:t>El sistema debe procesar peticiones de conversión de longitud, y retornar el cálculo matemático correspondiente.</w:t>
@@ -14621,13 +14471,11 @@
               <w:jc w:val="both"/>
               <w:rPr>
                 <w:rFonts w:ascii="Verdana" w:hAnsi="Verdana" w:cstheme="minorHAnsi"/>
-                <w:highlight w:val="yellow"/>
               </w:rPr>
             </w:pPr>
             <w:r>
               <w:rPr>
                 <w:rFonts w:ascii="Verdana" w:hAnsi="Verdana" w:cstheme="minorHAnsi"/>
-                <w:highlight w:val="yellow"/>
               </w:rPr>
               <w:t>Objetivo</w:t>
             </w:r>
@@ -14644,13 +14492,11 @@
               <w:cnfStyle w:val="000000000000" w:firstRow="0" w:lastRow="0" w:firstColumn="0" w:lastColumn="0" w:oddVBand="0" w:evenVBand="0" w:oddHBand="0" w:evenHBand="0" w:firstRowFirstColumn="0" w:firstRowLastColumn="0" w:lastRowFirstColumn="0" w:lastRowLastColumn="0"/>
               <w:rPr>
                 <w:rFonts w:ascii="Verdana" w:hAnsi="Verdana" w:cstheme="minorHAnsi"/>
-                <w:highlight w:val="yellow"/>
               </w:rPr>
             </w:pPr>
             <w:r>
               <w:rPr>
                 <w:rFonts w:ascii="Verdana" w:hAnsi="Verdana" w:cstheme="minorHAnsi"/>
-                <w:highlight w:val="yellow"/>
               </w:rPr>
               <w:t>OBJ-001</w:t>
             </w:r>
@@ -14672,13 +14518,11 @@
               <w:jc w:val="both"/>
               <w:rPr>
                 <w:rFonts w:ascii="Verdana" w:hAnsi="Verdana" w:cstheme="minorHAnsi"/>
-                <w:highlight w:val="yellow"/>
               </w:rPr>
             </w:pPr>
             <w:r>
               <w:rPr>
                 <w:rFonts w:ascii="Verdana" w:hAnsi="Verdana" w:cstheme="minorHAnsi"/>
-                <w:highlight w:val="yellow"/>
               </w:rPr>
               <w:t>Importancia</w:t>
             </w:r>
@@ -14695,13 +14539,11 @@
               <w:cnfStyle w:val="000000100000" w:firstRow="0" w:lastRow="0" w:firstColumn="0" w:lastColumn="0" w:oddVBand="0" w:evenVBand="0" w:oddHBand="1" w:evenHBand="0" w:firstRowFirstColumn="0" w:firstRowLastColumn="0" w:lastRowFirstColumn="0" w:lastRowLastColumn="0"/>
               <w:rPr>
                 <w:rFonts w:ascii="Verdana" w:hAnsi="Verdana" w:cstheme="minorHAnsi"/>
-                <w:highlight w:val="yellow"/>
               </w:rPr>
             </w:pPr>
             <w:r>
               <w:rPr>
                 <w:rFonts w:ascii="Verdana" w:hAnsi="Verdana" w:cstheme="minorHAnsi"/>
-                <w:highlight w:val="yellow"/>
               </w:rPr>
               <w:t>Alta</w:t>
             </w:r>
@@ -14720,13 +14562,11 @@
               <w:jc w:val="both"/>
               <w:rPr>
                 <w:rFonts w:ascii="Verdana" w:hAnsi="Verdana" w:cstheme="minorHAnsi"/>
-                <w:highlight w:val="yellow"/>
               </w:rPr>
             </w:pPr>
             <w:r>
               <w:rPr>
                 <w:rFonts w:ascii="Verdana" w:hAnsi="Verdana" w:cstheme="minorHAnsi"/>
-                <w:highlight w:val="yellow"/>
               </w:rPr>
               <w:t>Estado</w:t>
             </w:r>
@@ -14743,13 +14583,11 @@
               <w:cnfStyle w:val="000000000000" w:firstRow="0" w:lastRow="0" w:firstColumn="0" w:lastColumn="0" w:oddVBand="0" w:evenVBand="0" w:oddHBand="0" w:evenHBand="0" w:firstRowFirstColumn="0" w:firstRowLastColumn="0" w:lastRowFirstColumn="0" w:lastRowLastColumn="0"/>
               <w:rPr>
                 <w:rFonts w:ascii="Verdana" w:hAnsi="Verdana" w:cstheme="minorHAnsi"/>
-                <w:highlight w:val="yellow"/>
               </w:rPr>
             </w:pPr>
             <w:r>
               <w:rPr>
                 <w:rFonts w:ascii="Verdana" w:hAnsi="Verdana" w:cstheme="minorHAnsi"/>
-                <w:highlight w:val="yellow"/>
               </w:rPr>
               <w:t>Aprobado</w:t>
             </w:r>
@@ -14771,13 +14609,11 @@
               <w:jc w:val="both"/>
               <w:rPr>
                 <w:rFonts w:ascii="Verdana" w:hAnsi="Verdana" w:cstheme="minorHAnsi"/>
-                <w:highlight w:val="yellow"/>
               </w:rPr>
             </w:pPr>
             <w:r>
               <w:rPr>
                 <w:rFonts w:ascii="Verdana" w:hAnsi="Verdana" w:cstheme="minorHAnsi"/>
-                <w:highlight w:val="yellow"/>
               </w:rPr>
               <w:t>Estabilidad</w:t>
             </w:r>
@@ -14794,13 +14630,11 @@
               <w:cnfStyle w:val="000000100000" w:firstRow="0" w:lastRow="0" w:firstColumn="0" w:lastColumn="0" w:oddVBand="0" w:evenVBand="0" w:oddHBand="1" w:evenHBand="0" w:firstRowFirstColumn="0" w:firstRowLastColumn="0" w:lastRowFirstColumn="0" w:lastRowLastColumn="0"/>
               <w:rPr>
                 <w:rFonts w:ascii="Verdana" w:hAnsi="Verdana" w:cstheme="minorHAnsi"/>
-                <w:highlight w:val="yellow"/>
               </w:rPr>
             </w:pPr>
             <w:r>
               <w:rPr>
                 <w:rFonts w:ascii="Verdana" w:hAnsi="Verdana" w:cstheme="minorHAnsi"/>
-                <w:highlight w:val="yellow"/>
               </w:rPr>
               <w:t>Alta</w:t>
             </w:r>
@@ -14819,13 +14653,11 @@
               <w:jc w:val="both"/>
               <w:rPr>
                 <w:rFonts w:ascii="Verdana" w:hAnsi="Verdana" w:cstheme="minorHAnsi"/>
-                <w:highlight w:val="yellow"/>
               </w:rPr>
             </w:pPr>
             <w:r>
               <w:rPr>
                 <w:rFonts w:ascii="Verdana" w:hAnsi="Verdana" w:cstheme="minorHAnsi"/>
-                <w:highlight w:val="yellow"/>
               </w:rPr>
               <w:t>Comentarios</w:t>
             </w:r>
@@ -14841,27 +14673,23 @@
               <w:cnfStyle w:val="000000000000" w:firstRow="0" w:lastRow="0" w:firstColumn="0" w:lastColumn="0" w:oddVBand="0" w:evenVBand="0" w:oddHBand="0" w:evenHBand="0" w:firstRowFirstColumn="0" w:firstRowLastColumn="0" w:lastRowFirstColumn="0" w:lastRowLastColumn="0"/>
               <w:rPr>
                 <w:rFonts w:ascii="Verdana" w:hAnsi="Verdana" w:cstheme="minorHAnsi"/>
-                <w:highlight w:val="yellow"/>
               </w:rPr>
             </w:pPr>
             <w:r>
               <w:rPr>
                 <w:rFonts w:ascii="Verdana" w:hAnsi="Verdana" w:cstheme="minorHAnsi"/>
-                <w:highlight w:val="yellow"/>
               </w:rPr>
               <w:t>Las unidades disponibles para la conversión son:</w:t>
             </w:r>
             <w:r>
               <w:rPr>
                 <w:rFonts w:ascii="Verdana" w:hAnsi="Verdana" w:cstheme="minorHAnsi"/>
-                <w:highlight w:val="yellow"/>
               </w:rPr>
               <w:t xml:space="preserve"> </w:t>
             </w:r>
             <w:r>
               <w:rPr>
                 <w:rFonts w:ascii="Verdana" w:hAnsi="Verdana" w:cstheme="minorHAnsi"/>
-                <w:highlight w:val="yellow"/>
               </w:rPr>
               <w:t>metros, pies, centímetros, yardas y millas</w:t>
             </w:r>
@@ -14874,58 +14702,42 @@
         <w:pStyle w:val="Descripcin"/>
         <w:rPr>
           <w:rFonts w:ascii="Verdana" w:hAnsi="Verdana" w:cstheme="minorHAnsi"/>
-          <w:highlight w:val="yellow"/>
         </w:rPr>
       </w:pPr>
       <w:bookmarkStart w:id="69" w:name="_Toc83812964"/>
       <w:r>
-        <w:rPr>
-          <w:highlight w:val="yellow"/>
-        </w:rPr>
+        <w:rPr/>
         <w:t xml:space="preserve">Tabla </w:t>
       </w:r>
       <w:r>
-        <w:rPr>
-          <w:highlight w:val="yellow"/>
-        </w:rPr>
+        <w:rPr/>
         <w:fldChar w:fldCharType="begin"/>
       </w:r>
       <w:r>
-        <w:rPr>
-          <w:highlight w:val="yellow"/>
-        </w:rPr>
+        <w:rPr/>
         <w:instrText xml:space="preserve"> SEQ Tabla \* ARABIC </w:instrText>
       </w:r>
       <w:r>
-        <w:rPr>
-          <w:highlight w:val="yellow"/>
-        </w:rPr>
+        <w:rPr/>
         <w:fldChar w:fldCharType="separate"/>
       </w:r>
       <w:r>
         <w:rPr>
           <w:noProof/>
-          <w:highlight w:val="yellow"/>
         </w:rPr>
         <w:t>21</w:t>
       </w:r>
       <w:r>
-        <w:rPr>
-          <w:highlight w:val="yellow"/>
-        </w:rPr>
+        <w:rPr/>
         <w:fldChar w:fldCharType="end"/>
       </w:r>
       <w:r>
-        <w:rPr>
-          <w:highlight w:val="yellow"/>
-        </w:rPr>
+        <w:rPr/>
         <w:t>.</w:t>
       </w:r>
       <w:bookmarkEnd w:id="69"/>
       <w:r>
-        <w:rPr>
-          <w:highlight w:val="yellow"/>
-        </w:rPr>
+        <w:rPr/>
         <w:t xml:space="preserve"> Convertir Masa</w:t>
       </w:r>
     </w:p>
@@ -14954,13 +14766,11 @@
               <w:jc w:val="both"/>
               <w:rPr>
                 <w:rFonts w:ascii="Verdana" w:hAnsi="Verdana" w:cstheme="minorHAnsi"/>
-                <w:highlight w:val="yellow"/>
               </w:rPr>
             </w:pPr>
             <w:r>
               <w:rPr>
                 <w:rFonts w:ascii="Verdana" w:hAnsi="Verdana" w:cstheme="minorHAnsi"/>
-                <w:highlight w:val="yellow"/>
               </w:rPr>
               <w:t>RQF-003</w:t>
             </w:r>
@@ -14977,13 +14787,11 @@
               <w:cnfStyle w:val="100000000000" w:firstRow="1" w:lastRow="0" w:firstColumn="0" w:lastColumn="0" w:oddVBand="0" w:evenVBand="0" w:oddHBand="0" w:evenHBand="0" w:firstRowFirstColumn="0" w:firstRowLastColumn="0" w:lastRowFirstColumn="0" w:lastRowLastColumn="0"/>
               <w:rPr>
                 <w:rFonts w:ascii="Verdana" w:hAnsi="Verdana" w:cstheme="minorHAnsi"/>
-                <w:highlight w:val="yellow"/>
               </w:rPr>
             </w:pPr>
             <w:r>
               <w:rPr>
                 <w:rFonts w:ascii="Verdana" w:hAnsi="Verdana" w:cstheme="minorHAnsi"/>
-                <w:highlight w:val="yellow"/>
                 <w:lang w:val="es-ES"/>
               </w:rPr>
               <w:t>Convertir Masa</w:t>
@@ -15006,13 +14814,11 @@
               <w:jc w:val="both"/>
               <w:rPr>
                 <w:rFonts w:ascii="Verdana" w:hAnsi="Verdana" w:cstheme="minorHAnsi"/>
-                <w:highlight w:val="yellow"/>
               </w:rPr>
             </w:pPr>
             <w:r>
               <w:rPr>
                 <w:rFonts w:ascii="Verdana" w:hAnsi="Verdana" w:cstheme="minorHAnsi"/>
-                <w:highlight w:val="yellow"/>
               </w:rPr>
               <w:t>Descripción</w:t>
             </w:r>
@@ -15029,13 +14835,11 @@
               <w:cnfStyle w:val="000000100000" w:firstRow="0" w:lastRow="0" w:firstColumn="0" w:lastColumn="0" w:oddVBand="0" w:evenVBand="0" w:oddHBand="1" w:evenHBand="0" w:firstRowFirstColumn="0" w:firstRowLastColumn="0" w:lastRowFirstColumn="0" w:lastRowLastColumn="0"/>
               <w:rPr>
                 <w:rFonts w:ascii="Verdana" w:hAnsi="Verdana" w:cstheme="minorHAnsi"/>
-                <w:highlight w:val="yellow"/>
               </w:rPr>
             </w:pPr>
             <w:r>
               <w:rPr>
                 <w:rFonts w:ascii="Verdana" w:hAnsi="Verdana" w:cstheme="minorHAnsi"/>
-                <w:highlight w:val="yellow"/>
                 <w:lang w:val="es-ES"/>
               </w:rPr>
               <w:t>El sistema debe procesar peticiones de conversión de masa, y retornar el cálculo matemático correspondiente.</w:t>
@@ -15055,13 +14859,11 @@
               <w:jc w:val="both"/>
               <w:rPr>
                 <w:rFonts w:ascii="Verdana" w:hAnsi="Verdana" w:cstheme="minorHAnsi"/>
-                <w:highlight w:val="yellow"/>
               </w:rPr>
             </w:pPr>
             <w:r>
               <w:rPr>
                 <w:rFonts w:ascii="Verdana" w:hAnsi="Verdana" w:cstheme="minorHAnsi"/>
-                <w:highlight w:val="yellow"/>
               </w:rPr>
               <w:t>Objetivo</w:t>
             </w:r>
@@ -15078,13 +14880,11 @@
               <w:cnfStyle w:val="000000000000" w:firstRow="0" w:lastRow="0" w:firstColumn="0" w:lastColumn="0" w:oddVBand="0" w:evenVBand="0" w:oddHBand="0" w:evenHBand="0" w:firstRowFirstColumn="0" w:firstRowLastColumn="0" w:lastRowFirstColumn="0" w:lastRowLastColumn="0"/>
               <w:rPr>
                 <w:rFonts w:ascii="Verdana" w:hAnsi="Verdana" w:cstheme="minorHAnsi"/>
-                <w:highlight w:val="yellow"/>
               </w:rPr>
             </w:pPr>
             <w:r>
               <w:rPr>
                 <w:rFonts w:ascii="Verdana" w:hAnsi="Verdana" w:cstheme="minorHAnsi"/>
-                <w:highlight w:val="yellow"/>
               </w:rPr>
               <w:t>OBJ-001</w:t>
             </w:r>
@@ -15106,13 +14906,11 @@
               <w:jc w:val="both"/>
               <w:rPr>
                 <w:rFonts w:ascii="Verdana" w:hAnsi="Verdana" w:cstheme="minorHAnsi"/>
-                <w:highlight w:val="yellow"/>
               </w:rPr>
             </w:pPr>
             <w:r>
               <w:rPr>
                 <w:rFonts w:ascii="Verdana" w:hAnsi="Verdana" w:cstheme="minorHAnsi"/>
-                <w:highlight w:val="yellow"/>
               </w:rPr>
               <w:t>Importancia</w:t>
             </w:r>
@@ -15129,13 +14927,11 @@
               <w:cnfStyle w:val="000000100000" w:firstRow="0" w:lastRow="0" w:firstColumn="0" w:lastColumn="0" w:oddVBand="0" w:evenVBand="0" w:oddHBand="1" w:evenHBand="0" w:firstRowFirstColumn="0" w:firstRowLastColumn="0" w:lastRowFirstColumn="0" w:lastRowLastColumn="0"/>
               <w:rPr>
                 <w:rFonts w:ascii="Verdana" w:hAnsi="Verdana" w:cstheme="minorHAnsi"/>
-                <w:highlight w:val="yellow"/>
               </w:rPr>
             </w:pPr>
             <w:r>
               <w:rPr>
                 <w:rFonts w:ascii="Verdana" w:hAnsi="Verdana" w:cstheme="minorHAnsi"/>
-                <w:highlight w:val="yellow"/>
               </w:rPr>
               <w:t>Alta</w:t>
             </w:r>
@@ -15154,13 +14950,11 @@
               <w:jc w:val="both"/>
               <w:rPr>
                 <w:rFonts w:ascii="Verdana" w:hAnsi="Verdana" w:cstheme="minorHAnsi"/>
-                <w:highlight w:val="yellow"/>
               </w:rPr>
             </w:pPr>
             <w:r>
               <w:rPr>
                 <w:rFonts w:ascii="Verdana" w:hAnsi="Verdana" w:cstheme="minorHAnsi"/>
-                <w:highlight w:val="yellow"/>
               </w:rPr>
               <w:t>Estado</w:t>
             </w:r>
@@ -15177,13 +14971,11 @@
               <w:cnfStyle w:val="000000000000" w:firstRow="0" w:lastRow="0" w:firstColumn="0" w:lastColumn="0" w:oddVBand="0" w:evenVBand="0" w:oddHBand="0" w:evenHBand="0" w:firstRowFirstColumn="0" w:firstRowLastColumn="0" w:lastRowFirstColumn="0" w:lastRowLastColumn="0"/>
               <w:rPr>
                 <w:rFonts w:ascii="Verdana" w:hAnsi="Verdana" w:cstheme="minorHAnsi"/>
-                <w:highlight w:val="yellow"/>
               </w:rPr>
             </w:pPr>
             <w:r>
               <w:rPr>
                 <w:rFonts w:ascii="Verdana" w:hAnsi="Verdana" w:cstheme="minorHAnsi"/>
-                <w:highlight w:val="yellow"/>
               </w:rPr>
               <w:t>Aprobado</w:t>
             </w:r>
@@ -15205,13 +14997,11 @@
               <w:jc w:val="both"/>
               <w:rPr>
                 <w:rFonts w:ascii="Verdana" w:hAnsi="Verdana" w:cstheme="minorHAnsi"/>
-                <w:highlight w:val="yellow"/>
               </w:rPr>
             </w:pPr>
             <w:r>
               <w:rPr>
                 <w:rFonts w:ascii="Verdana" w:hAnsi="Verdana" w:cstheme="minorHAnsi"/>
-                <w:highlight w:val="yellow"/>
               </w:rPr>
               <w:t>Estabilidad</w:t>
             </w:r>
@@ -15228,13 +15018,11 @@
               <w:cnfStyle w:val="000000100000" w:firstRow="0" w:lastRow="0" w:firstColumn="0" w:lastColumn="0" w:oddVBand="0" w:evenVBand="0" w:oddHBand="1" w:evenHBand="0" w:firstRowFirstColumn="0" w:firstRowLastColumn="0" w:lastRowFirstColumn="0" w:lastRowLastColumn="0"/>
               <w:rPr>
                 <w:rFonts w:ascii="Verdana" w:hAnsi="Verdana" w:cstheme="minorHAnsi"/>
-                <w:highlight w:val="yellow"/>
               </w:rPr>
             </w:pPr>
             <w:r>
               <w:rPr>
                 <w:rFonts w:ascii="Verdana" w:hAnsi="Verdana" w:cstheme="minorHAnsi"/>
-                <w:highlight w:val="yellow"/>
               </w:rPr>
               <w:t>Alta</w:t>
             </w:r>
@@ -15253,13 +15041,11 @@
               <w:jc w:val="both"/>
               <w:rPr>
                 <w:rFonts w:ascii="Verdana" w:hAnsi="Verdana" w:cstheme="minorHAnsi"/>
-                <w:highlight w:val="yellow"/>
               </w:rPr>
             </w:pPr>
             <w:r>
               <w:rPr>
                 <w:rFonts w:ascii="Verdana" w:hAnsi="Verdana" w:cstheme="minorHAnsi"/>
-                <w:highlight w:val="yellow"/>
               </w:rPr>
               <w:t>Comentarios</w:t>
             </w:r>
@@ -15275,13 +15061,11 @@
               <w:cnfStyle w:val="000000000000" w:firstRow="0" w:lastRow="0" w:firstColumn="0" w:lastColumn="0" w:oddVBand="0" w:evenVBand="0" w:oddHBand="0" w:evenHBand="0" w:firstRowFirstColumn="0" w:firstRowLastColumn="0" w:lastRowFirstColumn="0" w:lastRowLastColumn="0"/>
               <w:rPr>
                 <w:rFonts w:ascii="Verdana" w:hAnsi="Verdana" w:cstheme="minorHAnsi"/>
-                <w:highlight w:val="yellow"/>
               </w:rPr>
             </w:pPr>
             <w:r>
               <w:rPr>
                 <w:rFonts w:ascii="Verdana" w:hAnsi="Verdana" w:cstheme="minorHAnsi"/>
-                <w:highlight w:val="yellow"/>
               </w:rPr>
               <w:t xml:space="preserve">Las unidades disponibles para la conversión son: gramos, kilogramos, onzas, libras y quintales. </w:t>
             </w:r>
@@ -15294,58 +15078,42 @@
         <w:pStyle w:val="Descripcin"/>
         <w:rPr>
           <w:rFonts w:ascii="Verdana" w:hAnsi="Verdana" w:cstheme="minorHAnsi"/>
-          <w:highlight w:val="yellow"/>
         </w:rPr>
       </w:pPr>
       <w:bookmarkStart w:id="70" w:name="_Toc83812965"/>
       <w:r>
-        <w:rPr>
-          <w:highlight w:val="yellow"/>
-        </w:rPr>
+        <w:rPr/>
         <w:t xml:space="preserve">Tabla </w:t>
       </w:r>
       <w:r>
-        <w:rPr>
-          <w:highlight w:val="yellow"/>
-        </w:rPr>
+        <w:rPr/>
         <w:fldChar w:fldCharType="begin"/>
       </w:r>
       <w:r>
-        <w:rPr>
-          <w:highlight w:val="yellow"/>
-        </w:rPr>
+        <w:rPr/>
         <w:instrText xml:space="preserve"> SEQ Tabla \* ARABIC </w:instrText>
       </w:r>
       <w:r>
-        <w:rPr>
-          <w:highlight w:val="yellow"/>
-        </w:rPr>
+        <w:rPr/>
         <w:fldChar w:fldCharType="separate"/>
       </w:r>
       <w:r>
         <w:rPr>
           <w:noProof/>
-          <w:highlight w:val="yellow"/>
         </w:rPr>
         <w:t>22</w:t>
       </w:r>
       <w:r>
-        <w:rPr>
-          <w:highlight w:val="yellow"/>
-        </w:rPr>
+        <w:rPr/>
         <w:fldChar w:fldCharType="end"/>
       </w:r>
       <w:r>
-        <w:rPr>
-          <w:highlight w:val="yellow"/>
-        </w:rPr>
+        <w:rPr/>
         <w:t xml:space="preserve">. </w:t>
       </w:r>
       <w:bookmarkEnd w:id="70"/>
       <w:r>
-        <w:rPr>
-          <w:highlight w:val="yellow"/>
-        </w:rPr>
+        <w:rPr/>
         <w:t>Convertir Temperatura</w:t>
       </w:r>
     </w:p>
@@ -15375,13 +15143,11 @@
               <w:jc w:val="both"/>
               <w:rPr>
                 <w:rFonts w:ascii="Verdana" w:hAnsi="Verdana" w:cstheme="minorHAnsi"/>
-                <w:highlight w:val="yellow"/>
               </w:rPr>
             </w:pPr>
             <w:r>
               <w:rPr>
                 <w:rFonts w:ascii="Verdana" w:hAnsi="Verdana" w:cstheme="minorHAnsi"/>
-                <w:highlight w:val="yellow"/>
               </w:rPr>
               <w:t>RQF-004</w:t>
             </w:r>
@@ -15398,13 +15164,11 @@
               <w:cnfStyle w:val="100000000000" w:firstRow="1" w:lastRow="0" w:firstColumn="0" w:lastColumn="0" w:oddVBand="0" w:evenVBand="0" w:oddHBand="0" w:evenHBand="0" w:firstRowFirstColumn="0" w:firstRowLastColumn="0" w:lastRowFirstColumn="0" w:lastRowLastColumn="0"/>
               <w:rPr>
                 <w:rFonts w:ascii="Verdana" w:hAnsi="Verdana" w:cstheme="minorBidi"/>
-                <w:highlight w:val="yellow"/>
               </w:rPr>
             </w:pPr>
             <w:r>
               <w:rPr>
                 <w:rFonts w:ascii="Verdana" w:hAnsi="Verdana" w:cstheme="minorHAnsi"/>
-                <w:highlight w:val="yellow"/>
                 <w:lang w:val="es-ES"/>
               </w:rPr>
               <w:t xml:space="preserve">Convertir temperatura </w:t>
@@ -15427,13 +15191,11 @@
               <w:jc w:val="both"/>
               <w:rPr>
                 <w:rFonts w:ascii="Verdana" w:hAnsi="Verdana" w:cstheme="minorHAnsi"/>
-                <w:highlight w:val="yellow"/>
               </w:rPr>
             </w:pPr>
             <w:r>
               <w:rPr>
                 <w:rFonts w:ascii="Verdana" w:hAnsi="Verdana" w:cstheme="minorHAnsi"/>
-                <w:highlight w:val="yellow"/>
               </w:rPr>
               <w:t>Descripción</w:t>
             </w:r>
@@ -15450,13 +15212,11 @@
               <w:cnfStyle w:val="000000100000" w:firstRow="0" w:lastRow="0" w:firstColumn="0" w:lastColumn="0" w:oddVBand="0" w:evenVBand="0" w:oddHBand="1" w:evenHBand="0" w:firstRowFirstColumn="0" w:firstRowLastColumn="0" w:lastRowFirstColumn="0" w:lastRowLastColumn="0"/>
               <w:rPr>
                 <w:rFonts w:ascii="Verdana" w:hAnsi="Verdana" w:cstheme="minorHAnsi"/>
-                <w:highlight w:val="yellow"/>
               </w:rPr>
             </w:pPr>
             <w:r>
               <w:rPr>
                 <w:rFonts w:ascii="Verdana" w:hAnsi="Verdana" w:cstheme="minorHAnsi"/>
-                <w:highlight w:val="yellow"/>
                 <w:lang w:val="es-ES"/>
               </w:rPr>
               <w:t>El sistema debe procesar peticiones de conversión de temperatura, y retornar el cálculo matemático correspondiente.</w:t>
@@ -15476,13 +15236,11 @@
               <w:jc w:val="both"/>
               <w:rPr>
                 <w:rFonts w:ascii="Verdana" w:hAnsi="Verdana" w:cstheme="minorHAnsi"/>
-                <w:highlight w:val="yellow"/>
               </w:rPr>
             </w:pPr>
             <w:r>
               <w:rPr>
                 <w:rFonts w:ascii="Verdana" w:hAnsi="Verdana" w:cstheme="minorHAnsi"/>
-                <w:highlight w:val="yellow"/>
               </w:rPr>
               <w:t>Objetivo</w:t>
             </w:r>
@@ -15499,13 +15257,11 @@
               <w:cnfStyle w:val="000000000000" w:firstRow="0" w:lastRow="0" w:firstColumn="0" w:lastColumn="0" w:oddVBand="0" w:evenVBand="0" w:oddHBand="0" w:evenHBand="0" w:firstRowFirstColumn="0" w:firstRowLastColumn="0" w:lastRowFirstColumn="0" w:lastRowLastColumn="0"/>
               <w:rPr>
                 <w:rFonts w:ascii="Verdana" w:hAnsi="Verdana" w:cstheme="minorHAnsi"/>
-                <w:highlight w:val="yellow"/>
               </w:rPr>
             </w:pPr>
             <w:r>
               <w:rPr>
                 <w:rFonts w:ascii="Verdana" w:hAnsi="Verdana" w:cstheme="minorHAnsi"/>
-                <w:highlight w:val="yellow"/>
               </w:rPr>
               <w:t>OBJ-003</w:t>
             </w:r>
@@ -15527,13 +15283,11 @@
               <w:jc w:val="both"/>
               <w:rPr>
                 <w:rFonts w:ascii="Verdana" w:hAnsi="Verdana" w:cstheme="minorHAnsi"/>
-                <w:highlight w:val="yellow"/>
               </w:rPr>
             </w:pPr>
             <w:r>
               <w:rPr>
                 <w:rFonts w:ascii="Verdana" w:hAnsi="Verdana" w:cstheme="minorHAnsi"/>
-                <w:highlight w:val="yellow"/>
               </w:rPr>
               <w:t>Importancia</w:t>
             </w:r>
@@ -15550,13 +15304,11 @@
               <w:cnfStyle w:val="000000100000" w:firstRow="0" w:lastRow="0" w:firstColumn="0" w:lastColumn="0" w:oddVBand="0" w:evenVBand="0" w:oddHBand="1" w:evenHBand="0" w:firstRowFirstColumn="0" w:firstRowLastColumn="0" w:lastRowFirstColumn="0" w:lastRowLastColumn="0"/>
               <w:rPr>
                 <w:rFonts w:ascii="Verdana" w:hAnsi="Verdana" w:cstheme="minorHAnsi"/>
-                <w:highlight w:val="yellow"/>
               </w:rPr>
             </w:pPr>
             <w:r>
               <w:rPr>
                 <w:rFonts w:ascii="Verdana" w:hAnsi="Verdana" w:cstheme="minorHAnsi"/>
-                <w:highlight w:val="yellow"/>
               </w:rPr>
               <w:t>Alta</w:t>
             </w:r>
@@ -15575,13 +15327,11 @@
               <w:jc w:val="both"/>
               <w:rPr>
                 <w:rFonts w:ascii="Verdana" w:hAnsi="Verdana" w:cstheme="minorHAnsi"/>
-                <w:highlight w:val="yellow"/>
               </w:rPr>
             </w:pPr>
             <w:r>
               <w:rPr>
                 <w:rFonts w:ascii="Verdana" w:hAnsi="Verdana" w:cstheme="minorHAnsi"/>
-                <w:highlight w:val="yellow"/>
               </w:rPr>
               <w:t>Estado</w:t>
             </w:r>
@@ -15598,13 +15348,11 @@
               <w:cnfStyle w:val="000000000000" w:firstRow="0" w:lastRow="0" w:firstColumn="0" w:lastColumn="0" w:oddVBand="0" w:evenVBand="0" w:oddHBand="0" w:evenHBand="0" w:firstRowFirstColumn="0" w:firstRowLastColumn="0" w:lastRowFirstColumn="0" w:lastRowLastColumn="0"/>
               <w:rPr>
                 <w:rFonts w:ascii="Verdana" w:hAnsi="Verdana" w:cstheme="minorHAnsi"/>
-                <w:highlight w:val="yellow"/>
               </w:rPr>
             </w:pPr>
             <w:r>
               <w:rPr>
                 <w:rFonts w:ascii="Verdana" w:hAnsi="Verdana" w:cstheme="minorHAnsi"/>
-                <w:highlight w:val="yellow"/>
               </w:rPr>
               <w:t>Aprobado</w:t>
             </w:r>
@@ -15626,13 +15374,11 @@
               <w:jc w:val="both"/>
               <w:rPr>
                 <w:rFonts w:ascii="Verdana" w:hAnsi="Verdana" w:cstheme="minorHAnsi"/>
-                <w:highlight w:val="yellow"/>
               </w:rPr>
             </w:pPr>
             <w:r>
               <w:rPr>
                 <w:rFonts w:ascii="Verdana" w:hAnsi="Verdana" w:cstheme="minorHAnsi"/>
-                <w:highlight w:val="yellow"/>
               </w:rPr>
               <w:t>Estabilidad</w:t>
             </w:r>
@@ -15649,13 +15395,11 @@
               <w:cnfStyle w:val="000000100000" w:firstRow="0" w:lastRow="0" w:firstColumn="0" w:lastColumn="0" w:oddVBand="0" w:evenVBand="0" w:oddHBand="1" w:evenHBand="0" w:firstRowFirstColumn="0" w:firstRowLastColumn="0" w:lastRowFirstColumn="0" w:lastRowLastColumn="0"/>
               <w:rPr>
                 <w:rFonts w:ascii="Verdana" w:hAnsi="Verdana" w:cstheme="minorHAnsi"/>
-                <w:highlight w:val="yellow"/>
               </w:rPr>
             </w:pPr>
             <w:r>
               <w:rPr>
                 <w:rFonts w:ascii="Verdana" w:hAnsi="Verdana" w:cstheme="minorHAnsi"/>
-                <w:highlight w:val="yellow"/>
               </w:rPr>
               <w:t>Alta</w:t>
             </w:r>
@@ -15674,13 +15418,11 @@
               <w:jc w:val="both"/>
               <w:rPr>
                 <w:rFonts w:ascii="Verdana" w:hAnsi="Verdana" w:cstheme="minorHAnsi"/>
-                <w:highlight w:val="yellow"/>
               </w:rPr>
             </w:pPr>
             <w:r>
               <w:rPr>
                 <w:rFonts w:ascii="Verdana" w:hAnsi="Verdana" w:cstheme="minorHAnsi"/>
-                <w:highlight w:val="yellow"/>
               </w:rPr>
               <w:t>Comentarios</w:t>
             </w:r>
@@ -15696,48 +15438,38 @@
               <w:cnfStyle w:val="000000000000" w:firstRow="0" w:lastRow="0" w:firstColumn="0" w:lastColumn="0" w:oddVBand="0" w:evenVBand="0" w:oddHBand="0" w:evenHBand="0" w:firstRowFirstColumn="0" w:firstRowLastColumn="0" w:lastRowFirstColumn="0" w:lastRowLastColumn="0"/>
               <w:rPr>
                 <w:rFonts w:ascii="Verdana" w:hAnsi="Verdana" w:cstheme="minorHAnsi"/>
-                <w:highlight w:val="yellow"/>
               </w:rPr>
             </w:pPr>
             <w:r>
               <w:rPr>
                 <w:rFonts w:ascii="Verdana" w:hAnsi="Verdana" w:cstheme="minorHAnsi"/>
-                <w:highlight w:val="yellow"/>
               </w:rPr>
               <w:t>Las unidades disponibles para la conversión son:</w:t>
             </w:r>
             <w:r>
               <w:rPr>
                 <w:rFonts w:ascii="Verdana" w:hAnsi="Verdana" w:cstheme="minorHAnsi"/>
-                <w:highlight w:val="yellow"/>
               </w:rPr>
               <w:t xml:space="preserve"> </w:t>
             </w:r>
-            <w:proofErr w:type="spellStart"/>
             <w:r>
               <w:rPr>
                 <w:rFonts w:ascii="Verdana" w:hAnsi="Verdana" w:cstheme="minorHAnsi"/>
-                <w:highlight w:val="yellow"/>
               </w:rPr>
               <w:t>farenheit</w:t>
             </w:r>
-            <w:proofErr w:type="spellEnd"/>
             <w:r>
               <w:rPr>
                 <w:rFonts w:ascii="Verdana" w:hAnsi="Verdana" w:cstheme="minorHAnsi"/>
-                <w:highlight w:val="yellow"/>
               </w:rPr>
               <w:t xml:space="preserve">, kelvin, Celsius, newton y </w:t>
             </w:r>
-            <w:proofErr w:type="spellStart"/>
             <w:r>
               <w:rPr>
                 <w:rFonts w:ascii="Verdana" w:hAnsi="Verdana" w:cstheme="minorHAnsi"/>
-                <w:highlight w:val="yellow"/>
               </w:rPr>
               <w:t>reaumur</w:t>
             </w:r>
-            <w:proofErr w:type="spellEnd"/>
           </w:p>
           <w:p>
             <w:pPr>
@@ -15751,7 +15483,6 @@
             <w:r>
               <w:rPr>
                 <w:rFonts w:ascii="Verdana" w:hAnsi="Verdana" w:cstheme="minorHAnsi"/>
-                <w:highlight w:val="yellow"/>
               </w:rPr>
               <w:t>.</w:t>
             </w:r>
@@ -15795,13 +15526,13 @@
     </w:p>
     <w:p>
       <w:r>
-        <w:t>Para el Sistema “Servicio de Mantenimiento de Vehículos Monster”</w:t>
-      </w:r>
-      <w:r>
-        <w:t xml:space="preserve"> se ha identificado los siguientes requerimientos no funcionales en relación con la tecnología de la información</w:t>
-      </w:r>
-      <w:r>
-        <w:t>.</w:t>
+        <w:t>Para el sistema GR09 “Conversión de Unidades Monster” se describen los requisitos no funcionales de la variante implementada.</w:t>
+      </w:r>
+      <w:r>
+        <w:t xml:space="preserve"/>
+      </w:r>
+      <w:r>
+        <w:t/>
       </w:r>
     </w:p>
     <w:p>
@@ -15980,7 +15711,7 @@
           </w:tcPr>
           <w:p>
             <w:r>
-              <w:t>El servidor central debe exponer sus servicios de conversión y autenticación estrictamente mediante el protocolo SOAP 1.1/1.2, utilizando archivos WSDL y esquemas XSD para definir el contrato del servicio.</w:t>
+              <w:t>El servidor expone servicios SOAP 1.1 mediante Jakarta XML Web Services API 4.0.1 y Metro JAX-WS Runtime 4.0.2; el contrato WSDL define operaciones y mensajes XML.</w:t>
             </w:r>
           </w:p>
         </w:tc>
@@ -16331,7 +16062,7 @@
           </w:tcPr>
           <w:p>
             <w:r>
-              <w:t>El backend del sistema debe ser desarrollado utilizando el lenguaje Java (JDK 17/21) e implementando la especificación Jakarta XML Web Services (JAX-WS) para la construcción de los servicios web.</w:t>
+              <w:t>El backend se compila con Java 11, Jakarta EE Web API 10.0.0, Jakarta XML Web Services API 4.0.1 y Metro JAX-WS Runtime 4.0.2.</w:t>
             </w:r>
           </w:p>
         </w:tc>
@@ -16651,7 +16382,7 @@
           </w:tcPr>
           <w:p>
             <w:r>
-              <w:t>El código fuente del servidor de conversiones debe ser construido, gestionado y estructurado utilizando el Entorno de Desarrollo Integrado (IDE) NetBeans con soporte Maven.</w:t>
+              <w:t>El proyecto Java usa NetBeans y Apache Maven; los archivos del proyecto no fijan versión de NetBeans.</w:t>
             </w:r>
           </w:p>
         </w:tc>
@@ -16814,7 +16545,7 @@
           <w:i w:val="0"/>
           <w:iCs w:val="0"/>
         </w:rPr>
-        <w:t xml:space="preserve">Tabla </w:t>
+        <w:t xml:space="preserve">Tabla 29. Requerimiento no funcional Servidor de Aplicaciones</w:t>
       </w:r>
       <w:r>
         <w:rPr>
@@ -16850,7 +16581,7 @@
           <w:i w:val="0"/>
           <w:iCs w:val="0"/>
         </w:rPr>
-        <w:t>29</w:t>
+        <w:t/>
       </w:r>
       <w:r>
         <w:rPr>
@@ -16868,7 +16599,7 @@
           <w:i w:val="0"/>
           <w:iCs w:val="0"/>
         </w:rPr>
-        <w:t xml:space="preserve">. Requerimiento no funcional </w:t>
+        <w:t xml:space="preserve"/>
       </w:r>
       <w:bookmarkEnd w:id="77"/>
       <w:r>
@@ -16878,7 +16609,7 @@
           <w:i w:val="0"/>
           <w:iCs w:val="0"/>
         </w:rPr>
-        <w:t>Servidor de Aplicaciones</w:t>
+        <w:t/>
       </w:r>
     </w:p>
     <w:tbl>
@@ -16995,7 +16726,7 @@
           </w:tcPr>
           <w:p>
             <w:r>
-              <w:t>El despliegue y la ejecución en red del proyecto backend debe realizarse sobre Payara Server / Tomcat o mediante servidor embebido JAX-WS.</w:t>
+              <w:t>El backend se despliega como WAR en Payara Server 7.2026.10.</w:t>
             </w:r>
           </w:p>
         </w:tc>
@@ -17354,7 +17085,7 @@
           </w:tcPr>
           <w:p>
             <w:r>
-              <w:t>El sistema debe restringir el acceso a los servicios de cálculo matemático. Solo procesará aquellas peticiones SOAP que incluyan un token de autenticación válido generado por el Login en memoria.</w:t>
+              <w:t>Cada operación de conversión SOAP requiere el token generado por el login; el backend lo valida en memoria antes de procesar la solicitud.</w:t>
             </w:r>
           </w:p>
         </w:tc>
@@ -18468,7 +18199,7 @@
     </w:p>
     <w:p>
       <w:r>
-        <w:t>Portabilidad. - Al tratarse de una arquitectura SOA utilizando SOAP en JAVA, el sistema garantiza que cualquier cliente pueda consumir los servicios mediante el intercambio de mensajes XML, independiente del lenguaje de programación del cliente.</w:t>
+        <w:t>Portabilidad. Los clientes consumen SOAP 1.1 mediante mensajes XML y WSDL, sin depender del lenguaje de programación del cliente.</w:t>
       </w:r>
     </w:p>
     <w:p>
@@ -18697,14 +18428,12 @@
         </w:rPr>
         <w:t xml:space="preserve">Menús numéricos textuales para navegar entre las opciones de </w:t>
       </w:r>
-      <w:proofErr w:type="spellStart"/>
       <w:r>
         <w:rPr>
           <w:lang w:val="es-EC"/>
         </w:rPr>
         <w:t>login</w:t>
       </w:r>
-      <w:proofErr w:type="spellEnd"/>
       <w:r>
         <w:rPr>
           <w:lang w:val="es-EC"/>
@@ -18753,7 +18482,6 @@
         </w:rPr>
         <w:t xml:space="preserve">Periféricos de entrada (teclado, ratón y </w:t>
       </w:r>
-      <w:proofErr w:type="spellStart"/>
       <w:r>
         <w:rPr>
           <w:b/>
@@ -18761,7 +18489,6 @@
         </w:rPr>
         <w:t>touch</w:t>
       </w:r>
-      <w:proofErr w:type="spellEnd"/>
       <w:r>
         <w:rPr>
           <w:b/>
@@ -18775,11 +18502,9 @@
       <w:r>
         <w:t xml:space="preserve">Necesarios para interactuar con el sistema, tipear los valores a </w:t>
       </w:r>
-      <w:proofErr w:type="gramStart"/>
       <w:r>
         <w:t>convertir ,</w:t>
       </w:r>
-      <w:proofErr w:type="gramEnd"/>
       <w:r>
         <w:t xml:space="preserve"> seleccionar las unidades y consumir los servicios web.</w:t>
       </w:r>
@@ -18842,7 +18567,7 @@
         </w:rPr>
       </w:pPr>
       <w:r>
-        <w:t>Los cuatro clientes y el servidor central de conversiones se comunicarán a través de la red utilizando el protocolo HTTP/HTTPS, intercambiando información estructurada mediante el estándar de mensajería SOAP y respetando el contrato definido en el archivo WSDL.</w:t>
+        <w:t>Los cuatro clientes se comunican con el servidor mediante SOAP 1.1 sobre HTTP e intercambian XML conforme al WSDL.</w:t>
       </w:r>
     </w:p>
     <w:p>
@@ -18892,7 +18617,7 @@
         </w:numPr>
       </w:pPr>
       <w:r>
-        <w:t>Es importante mantener un control de versionamiento en el archivo WSDL. Cualquier modificación en los parámetros del servidor requiere actualización en el código de los cuatro clientes para evitar fallos en la comunicación.</w:t>
+        <w:t>Es importante mantener versionado el contrato WSDL. Un cambio de operación o mensaje puede requerir actualizar los cuatro clientes.</w:t>
       </w:r>
     </w:p>
     <w:p>
@@ -18971,12 +18696,12 @@
     </w:p>
     <w:p>
       <w:r>
-        <w:t>2. World Wide Web Consortium (W3C). (2007). SOAP Version 1.2 Part 1: Messaging Framework (Second Edition). W3C Recommendation.</w:t>
+        <w:t>2. World Wide Web Consortium (W3C). (2000). Simple Object Access Protocol (SOAP) 1.1. https://www.w3.org/TR/soap11/</w:t>
       </w:r>
     </w:p>
     <w:p>
       <w:r>
-        <w:t>3. Oracle Corporation. (2023). Java Platform, Standard Edition &amp; Java Web Services Documentation (JAX-WS).</w:t>
+        <w:t>3. Eclipse Foundation. Jakarta XML Web Services 4.0. https://jakarta.ee/specifications/xml-web-services/4.0/</w:t>
       </w:r>
     </w:p>
     <w:p>

--- a/TI.1.1. PAO202651_SOAP_JAVA_SINBDD_NRC36884_GR09/01. UML/01. ERS/ERS_SOAP_JAVA_SINBDD_GR09.docx
+++ b/TI.1.1. PAO202651_SOAP_JAVA_SINBDD_NRC36884_GR09/01. UML/01. ERS/ERS_SOAP_JAVA_SINBDD_GR09.docx
@@ -108,27 +108,6 @@
                               </w:rPr>
                               <w:t>ESPECIFICACIÓN DE REQUERIMIENTOS DE SOFTWARE PARA SOA CON SOAP EN JAVA SIN BDD</w:t>
                             </w:r>
-                            <w:r>
-                              <w:rPr>
-                                <w:sz w:val="44"/>
-                                <w:szCs w:val="44"/>
-                              </w:rPr>
-                              <w:t xml:space="preserve">ESPECIFICACIÓN DE REQUERIMIENTOS DE SOFTWARE PARA SOA CON SOAP EN JAVA SIN BDD</w:t>
-                            </w:r>
-                            <w:r>
-                              <w:rPr>
-                                <w:sz w:val="44"/>
-                                <w:szCs w:val="44"/>
-                              </w:rPr>
-                              <w:t>SOAP</w:t>
-                            </w:r>
-                            <w:r>
-                              <w:rPr>
-                                <w:sz w:val="44"/>
-                                <w:szCs w:val="44"/>
-                              </w:rPr>
-                              <w:t xml:space="preserve"> EN JAVA SIN BDD</w:t>
-                            </w:r>
                           </w:p>
                           <w:p>
                             <w:pPr>
@@ -183,7 +162,7 @@
                               <w:jc w:val="center"/>
                             </w:pPr>
                             <w:r>
-                              <w:t/>
+                              <w:t>Murillo Medina, Gabriel Omar</w:t>
                             </w:r>
                           </w:p>
                           <w:p>
@@ -417,27 +396,6 @@
                         </w:rPr>
                         <w:t>ESPECIFICACIÓN DE REQUERIMIENTOS DE SOFTWARE PARA SOA CON SOAP EN JAVA SIN BDD</w:t>
                       </w:r>
-                      <w:r>
-                        <w:rPr>
-                          <w:sz w:val="44"/>
-                          <w:szCs w:val="44"/>
-                        </w:rPr>
-                        <w:t xml:space="preserve">ESPECIFICACIÓN DE REQUERIMIENTOS DE SOFTWARE PARA SOA CON SOAP EN JAVA SIN BDD</w:t>
-                      </w:r>
-                      <w:r>
-                        <w:rPr>
-                          <w:sz w:val="44"/>
-                          <w:szCs w:val="44"/>
-                        </w:rPr>
-                        <w:t>SOAP</w:t>
-                      </w:r>
-                      <w:r>
-                        <w:rPr>
-                          <w:sz w:val="44"/>
-                          <w:szCs w:val="44"/>
-                        </w:rPr>
-                        <w:t xml:space="preserve"> EN JAVA SIN BDD</w:t>
-                      </w:r>
                     </w:p>
                     <w:p>
                       <w:pPr>
@@ -492,7 +450,7 @@
                         <w:jc w:val="center"/>
                       </w:pPr>
                       <w:r>
-                        <w:t/>
+                        <w:t>Murillo Medina, Gabriel Omar</w:t>
                       </w:r>
                     </w:p>
                     <w:p>
@@ -4373,7 +4331,7 @@
                 <w:rStyle w:val="Hipervnculo"/>
                 <w:noProof/>
               </w:rPr>
-              <w:t>ESPECIFICACIÓN DE REQUERIMIENTOS DEL PARA SOA CON SOAP EN JAVA SIN BDD</w:t>
+              <w:t>ESPECIFICACIÓN DE REQUERIMIENTOS DE SOFTWARE PARA SOA CON SOAP EN JAVA SIN BDD</w:t>
             </w:r>
             <w:r>
               <w:rPr>

--- a/TI.1.1. PAO202651_SOAP_JAVA_SINBDD_NRC36884_GR09/01. UML/01. ERS/ERS_SOAP_JAVA_SINBDD_GR09.docx
+++ b/TI.1.1. PAO202651_SOAP_JAVA_SINBDD_NRC36884_GR09/01. UML/01. ERS/ERS_SOAP_JAVA_SINBDD_GR09.docx
@@ -12891,7 +12891,7 @@
       <w:pPr>
         <w:pStyle w:val="Descripcin"/>
         <w:rPr>
-          <w:rFonts w:ascii="Verdana" w:eastAsia="Droid Sans Fallback" w:hAnsi="Verdana" w:cstheme="minorHAnsi"/>
+          <w:rFonts w:ascii="Calibri" w:eastAsia="Droid Sans Fallback" w:hAnsi="Calibri" w:cstheme="minorHAnsi"/>
           <w:sz w:val="24"/>
           <w:lang w:val="es-EC"/>
         </w:rPr>
@@ -13489,52 +13489,37 @@
     <w:p>
       <w:pPr>
         <w:pStyle w:val="Descripcin"/>
-        <w:rPr>
-          <w:highlight w:val="yellow"/>
-        </w:rPr>
+        <w:rPr/>
       </w:pPr>
       <w:bookmarkStart w:id="65" w:name="_Toc83812961"/>
       <w:r>
-        <w:rPr>
-          <w:highlight w:val="yellow"/>
-        </w:rPr>
+        <w:rPr/>
         <w:t xml:space="preserve">Tabla </w:t>
       </w:r>
       <w:r>
-        <w:rPr>
-          <w:highlight w:val="yellow"/>
-        </w:rPr>
+        <w:rPr/>
         <w:fldChar w:fldCharType="begin"/>
       </w:r>
       <w:r>
-        <w:rPr>
-          <w:highlight w:val="yellow"/>
-        </w:rPr>
+        <w:rPr/>
         <w:instrText xml:space="preserve"> SEQ Tabla \* ARABIC </w:instrText>
       </w:r>
       <w:r>
-        <w:rPr>
-          <w:highlight w:val="yellow"/>
-        </w:rPr>
+        <w:rPr/>
         <w:fldChar w:fldCharType="separate"/>
       </w:r>
       <w:r>
         <w:rPr>
           <w:noProof/>
-          <w:highlight w:val="yellow"/>
         </w:rPr>
         <w:t>18</w:t>
       </w:r>
       <w:r>
-        <w:rPr>
-          <w:highlight w:val="yellow"/>
-        </w:rPr>
+        <w:rPr/>
         <w:fldChar w:fldCharType="end"/>
       </w:r>
       <w:r>
-        <w:rPr>
-          <w:highlight w:val="yellow"/>
-        </w:rPr>
+        <w:rPr/>
         <w:t>. Lista de requisitos funcionales</w:t>
       </w:r>
       <w:bookmarkEnd w:id="65"/>
@@ -13562,14 +13547,10 @@
           </w:tcPr>
           <w:p>
             <w:pPr>
-              <w:rPr>
-                <w:highlight w:val="yellow"/>
-              </w:rPr>
-            </w:pPr>
-            <w:r>
-              <w:rPr>
-                <w:highlight w:val="yellow"/>
-              </w:rPr>
+              <w:rPr/>
+            </w:pPr>
+            <w:r>
+              <w:rPr/>
               <w:t>Código</w:t>
             </w:r>
           </w:p>
@@ -13581,14 +13562,10 @@
           <w:p>
             <w:pPr>
               <w:cnfStyle w:val="100000000000" w:firstRow="1" w:lastRow="0" w:firstColumn="0" w:lastColumn="0" w:oddVBand="0" w:evenVBand="0" w:oddHBand="0" w:evenHBand="0" w:firstRowFirstColumn="0" w:firstRowLastColumn="0" w:lastRowFirstColumn="0" w:lastRowLastColumn="0"/>
-              <w:rPr>
-                <w:highlight w:val="yellow"/>
-              </w:rPr>
-            </w:pPr>
-            <w:r>
-              <w:rPr>
-                <w:highlight w:val="yellow"/>
-              </w:rPr>
+              <w:rPr/>
+            </w:pPr>
+            <w:r>
+              <w:rPr/>
               <w:t>Requerimiento</w:t>
             </w:r>
           </w:p>
@@ -13600,14 +13577,10 @@
           <w:p>
             <w:pPr>
               <w:cnfStyle w:val="100000000000" w:firstRow="1" w:lastRow="0" w:firstColumn="0" w:lastColumn="0" w:oddVBand="0" w:evenVBand="0" w:oddHBand="0" w:evenHBand="0" w:firstRowFirstColumn="0" w:firstRowLastColumn="0" w:lastRowFirstColumn="0" w:lastRowLastColumn="0"/>
-              <w:rPr>
-                <w:highlight w:val="yellow"/>
-              </w:rPr>
-            </w:pPr>
-            <w:r>
-              <w:rPr>
-                <w:highlight w:val="yellow"/>
-              </w:rPr>
+              <w:rPr/>
+            </w:pPr>
+            <w:r>
+              <w:rPr/>
               <w:t>Caso de uso</w:t>
             </w:r>
           </w:p>
@@ -13619,14 +13592,10 @@
           <w:p>
             <w:pPr>
               <w:cnfStyle w:val="100000000000" w:firstRow="1" w:lastRow="0" w:firstColumn="0" w:lastColumn="0" w:oddVBand="0" w:evenVBand="0" w:oddHBand="0" w:evenHBand="0" w:firstRowFirstColumn="0" w:firstRowLastColumn="0" w:lastRowFirstColumn="0" w:lastRowLastColumn="0"/>
-              <w:rPr>
-                <w:highlight w:val="yellow"/>
-              </w:rPr>
-            </w:pPr>
-            <w:r>
-              <w:rPr>
-                <w:highlight w:val="yellow"/>
-              </w:rPr>
+              <w:rPr/>
+            </w:pPr>
+            <w:r>
+              <w:rPr/>
               <w:t>Actor</w:t>
             </w:r>
           </w:p>
@@ -13643,14 +13612,10 @@
           </w:tcPr>
           <w:p>
             <w:pPr>
-              <w:rPr>
-                <w:highlight w:val="yellow"/>
-              </w:rPr>
-            </w:pPr>
-            <w:r>
-              <w:rPr>
-                <w:highlight w:val="yellow"/>
-              </w:rPr>
+              <w:rPr/>
+            </w:pPr>
+            <w:r>
+              <w:rPr/>
               <w:t xml:space="preserve">RF – 01 </w:t>
             </w:r>
           </w:p>
@@ -13662,14 +13627,10 @@
           <w:p>
             <w:pPr>
               <w:cnfStyle w:val="000000100000" w:firstRow="0" w:lastRow="0" w:firstColumn="0" w:lastColumn="0" w:oddVBand="0" w:evenVBand="0" w:oddHBand="1" w:evenHBand="0" w:firstRowFirstColumn="0" w:firstRowLastColumn="0" w:lastRowFirstColumn="0" w:lastRowLastColumn="0"/>
-              <w:rPr>
-                <w:highlight w:val="yellow"/>
-              </w:rPr>
-            </w:pPr>
-            <w:r>
-              <w:rPr>
-                <w:highlight w:val="yellow"/>
-              </w:rPr>
+              <w:rPr/>
+            </w:pPr>
+            <w:r>
+              <w:rPr/>
               <w:t>El sistema debe recibir credenciales de acceso, validarlas y generar un token de seguridad temporal para autorizar el uso de los servicios.</w:t>
             </w:r>
           </w:p>
@@ -13681,26 +13642,18 @@
           <w:p>
             <w:pPr>
               <w:cnfStyle w:val="000000100000" w:firstRow="0" w:lastRow="0" w:firstColumn="0" w:lastColumn="0" w:oddVBand="0" w:evenVBand="0" w:oddHBand="1" w:evenHBand="0" w:firstRowFirstColumn="0" w:firstRowLastColumn="0" w:lastRowFirstColumn="0" w:lastRowLastColumn="0"/>
-              <w:rPr>
-                <w:highlight w:val="yellow"/>
-              </w:rPr>
-            </w:pPr>
-            <w:r>
-              <w:rPr>
-                <w:highlight w:val="yellow"/>
-              </w:rPr>
+              <w:rPr/>
+            </w:pPr>
+            <w:r>
+              <w:rPr/>
               <w:t>Autenticar</w:t>
             </w:r>
             <w:r>
-              <w:rPr>
-                <w:highlight w:val="yellow"/>
-              </w:rPr>
+              <w:rPr/>
               <w:t xml:space="preserve"> Cliente</w:t>
             </w:r>
             <w:r>
-              <w:rPr>
-                <w:highlight w:val="yellow"/>
-              </w:rPr>
+              <w:rPr/>
               <w:t xml:space="preserve"> </w:t>
             </w:r>
           </w:p>
@@ -13712,14 +13665,10 @@
           <w:p>
             <w:pPr>
               <w:cnfStyle w:val="000000100000" w:firstRow="0" w:lastRow="0" w:firstColumn="0" w:lastColumn="0" w:oddVBand="0" w:evenVBand="0" w:oddHBand="1" w:evenHBand="0" w:firstRowFirstColumn="0" w:firstRowLastColumn="0" w:lastRowFirstColumn="0" w:lastRowLastColumn="0"/>
-              <w:rPr>
-                <w:highlight w:val="yellow"/>
-              </w:rPr>
-            </w:pPr>
-            <w:r>
-              <w:rPr>
-                <w:highlight w:val="yellow"/>
-              </w:rPr>
+              <w:rPr/>
+            </w:pPr>
+            <w:r>
+              <w:rPr/>
               <w:t>Usuario final</w:t>
             </w:r>
           </w:p>
@@ -13733,14 +13682,10 @@
           </w:tcPr>
           <w:p>
             <w:pPr>
-              <w:rPr>
-                <w:highlight w:val="yellow"/>
-              </w:rPr>
-            </w:pPr>
-            <w:r>
-              <w:rPr>
-                <w:highlight w:val="yellow"/>
-              </w:rPr>
+              <w:rPr/>
+            </w:pPr>
+            <w:r>
+              <w:rPr/>
               <w:t>RF – 02</w:t>
             </w:r>
           </w:p>
@@ -13752,14 +13697,10 @@
           <w:p>
             <w:pPr>
               <w:cnfStyle w:val="000000000000" w:firstRow="0" w:lastRow="0" w:firstColumn="0" w:lastColumn="0" w:oddVBand="0" w:evenVBand="0" w:oddHBand="0" w:evenHBand="0" w:firstRowFirstColumn="0" w:firstRowLastColumn="0" w:lastRowFirstColumn="0" w:lastRowLastColumn="0"/>
-              <w:rPr>
-                <w:highlight w:val="yellow"/>
-              </w:rPr>
-            </w:pPr>
-            <w:r>
-              <w:rPr>
-                <w:highlight w:val="yellow"/>
-              </w:rPr>
+              <w:rPr/>
+            </w:pPr>
+            <w:r>
+              <w:rPr/>
               <w:t>El sistema debe procesar peticiones de conversión, y retornar el cálculo matemático correspondiente.</w:t>
             </w:r>
           </w:p>
@@ -13771,14 +13712,10 @@
           <w:p>
             <w:pPr>
               <w:cnfStyle w:val="000000000000" w:firstRow="0" w:lastRow="0" w:firstColumn="0" w:lastColumn="0" w:oddVBand="0" w:evenVBand="0" w:oddHBand="0" w:evenHBand="0" w:firstRowFirstColumn="0" w:firstRowLastColumn="0" w:lastRowFirstColumn="0" w:lastRowLastColumn="0"/>
-              <w:rPr>
-                <w:highlight w:val="yellow"/>
-              </w:rPr>
-            </w:pPr>
-            <w:r>
-              <w:rPr>
-                <w:highlight w:val="yellow"/>
-              </w:rPr>
+              <w:rPr/>
+            </w:pPr>
+            <w:r>
+              <w:rPr/>
               <w:t>Convertir Longitud</w:t>
             </w:r>
           </w:p>
@@ -13790,14 +13727,10 @@
           <w:p>
             <w:pPr>
               <w:cnfStyle w:val="000000000000" w:firstRow="0" w:lastRow="0" w:firstColumn="0" w:lastColumn="0" w:oddVBand="0" w:evenVBand="0" w:oddHBand="0" w:evenHBand="0" w:firstRowFirstColumn="0" w:firstRowLastColumn="0" w:lastRowFirstColumn="0" w:lastRowLastColumn="0"/>
-              <w:rPr>
-                <w:highlight w:val="yellow"/>
-              </w:rPr>
-            </w:pPr>
-            <w:r>
-              <w:rPr>
-                <w:highlight w:val="yellow"/>
-              </w:rPr>
+              <w:rPr/>
+            </w:pPr>
+            <w:r>
+              <w:rPr/>
               <w:t>Usuario final</w:t>
             </w:r>
           </w:p>
@@ -13814,14 +13747,10 @@
           </w:tcPr>
           <w:p>
             <w:pPr>
-              <w:rPr>
-                <w:highlight w:val="yellow"/>
-              </w:rPr>
-            </w:pPr>
-            <w:r>
-              <w:rPr>
-                <w:highlight w:val="yellow"/>
-              </w:rPr>
+              <w:rPr/>
+            </w:pPr>
+            <w:r>
+              <w:rPr/>
               <w:t>RF – 03</w:t>
             </w:r>
           </w:p>
@@ -13833,14 +13762,10 @@
           <w:p>
             <w:pPr>
               <w:cnfStyle w:val="000000100000" w:firstRow="0" w:lastRow="0" w:firstColumn="0" w:lastColumn="0" w:oddVBand="0" w:evenVBand="0" w:oddHBand="1" w:evenHBand="0" w:firstRowFirstColumn="0" w:firstRowLastColumn="0" w:lastRowFirstColumn="0" w:lastRowLastColumn="0"/>
-              <w:rPr>
-                <w:highlight w:val="yellow"/>
-              </w:rPr>
-            </w:pPr>
-            <w:r>
-              <w:rPr>
-                <w:highlight w:val="yellow"/>
-              </w:rPr>
+              <w:rPr/>
+            </w:pPr>
+            <w:r>
+              <w:rPr/>
               <w:t>El sistema debe procesar peticiones de conversión de unidades de masa, validando previamente el token de acceso, y retornar la respuesta estructurada con el valor resultante.</w:t>
             </w:r>
           </w:p>
@@ -13852,14 +13777,10 @@
           <w:p>
             <w:pPr>
               <w:cnfStyle w:val="000000100000" w:firstRow="0" w:lastRow="0" w:firstColumn="0" w:lastColumn="0" w:oddVBand="0" w:evenVBand="0" w:oddHBand="1" w:evenHBand="0" w:firstRowFirstColumn="0" w:firstRowLastColumn="0" w:lastRowFirstColumn="0" w:lastRowLastColumn="0"/>
-              <w:rPr>
-                <w:highlight w:val="yellow"/>
-              </w:rPr>
-            </w:pPr>
-            <w:r>
-              <w:rPr>
-                <w:highlight w:val="yellow"/>
-              </w:rPr>
+              <w:rPr/>
+            </w:pPr>
+            <w:r>
+              <w:rPr/>
               <w:t>Convertir Masa</w:t>
             </w:r>
           </w:p>
@@ -13871,14 +13792,10 @@
           <w:p>
             <w:pPr>
               <w:cnfStyle w:val="000000100000" w:firstRow="0" w:lastRow="0" w:firstColumn="0" w:lastColumn="0" w:oddVBand="0" w:evenVBand="0" w:oddHBand="1" w:evenHBand="0" w:firstRowFirstColumn="0" w:firstRowLastColumn="0" w:lastRowFirstColumn="0" w:lastRowLastColumn="0"/>
-              <w:rPr>
-                <w:highlight w:val="yellow"/>
-              </w:rPr>
-            </w:pPr>
-            <w:r>
-              <w:rPr>
-                <w:highlight w:val="yellow"/>
-              </w:rPr>
+              <w:rPr/>
+            </w:pPr>
+            <w:r>
+              <w:rPr/>
               <w:t>Usuario final</w:t>
             </w:r>
           </w:p>
@@ -13892,14 +13809,10 @@
           </w:tcPr>
           <w:p>
             <w:pPr>
-              <w:rPr>
-                <w:highlight w:val="yellow"/>
-              </w:rPr>
-            </w:pPr>
-            <w:r>
-              <w:rPr>
-                <w:highlight w:val="yellow"/>
-              </w:rPr>
+              <w:rPr/>
+            </w:pPr>
+            <w:r>
+              <w:rPr/>
               <w:t xml:space="preserve">RF – 04 </w:t>
             </w:r>
           </w:p>
@@ -13911,14 +13824,10 @@
           <w:p>
             <w:pPr>
               <w:cnfStyle w:val="000000000000" w:firstRow="0" w:lastRow="0" w:firstColumn="0" w:lastColumn="0" w:oddVBand="0" w:evenVBand="0" w:oddHBand="0" w:evenHBand="0" w:firstRowFirstColumn="0" w:firstRowLastColumn="0" w:lastRowFirstColumn="0" w:lastRowLastColumn="0"/>
-              <w:rPr>
-                <w:highlight w:val="yellow"/>
-              </w:rPr>
-            </w:pPr>
-            <w:r>
-              <w:rPr>
-                <w:highlight w:val="yellow"/>
-              </w:rPr>
+              <w:rPr/>
+            </w:pPr>
+            <w:r>
+              <w:rPr/>
               <w:t>El sistema debe calcular conversiones entre escalas de temperatura mediante los parámetros enviados, verificando la autorización y retornando el estado de la operación.</w:t>
             </w:r>
           </w:p>
@@ -13930,14 +13839,10 @@
           <w:p>
             <w:pPr>
               <w:cnfStyle w:val="000000000000" w:firstRow="0" w:lastRow="0" w:firstColumn="0" w:lastColumn="0" w:oddVBand="0" w:evenVBand="0" w:oddHBand="0" w:evenHBand="0" w:firstRowFirstColumn="0" w:firstRowLastColumn="0" w:lastRowFirstColumn="0" w:lastRowLastColumn="0"/>
-              <w:rPr>
-                <w:highlight w:val="yellow"/>
-              </w:rPr>
-            </w:pPr>
-            <w:r>
-              <w:rPr>
-                <w:highlight w:val="yellow"/>
-              </w:rPr>
+              <w:rPr/>
+            </w:pPr>
+            <w:r>
+              <w:rPr/>
               <w:t>Convertir Temperatura</w:t>
             </w:r>
           </w:p>
@@ -13951,9 +13856,7 @@
               <w:cnfStyle w:val="000000000000" w:firstRow="0" w:lastRow="0" w:firstColumn="0" w:lastColumn="0" w:oddVBand="0" w:evenVBand="0" w:oddHBand="0" w:evenHBand="0" w:firstRowFirstColumn="0" w:firstRowLastColumn="0" w:lastRowFirstColumn="0" w:lastRowLastColumn="0"/>
             </w:pPr>
             <w:r>
-              <w:rPr>
-                <w:highlight w:val="yellow"/>
-              </w:rPr>
+              <w:rPr/>
               <w:t>Usuario final</w:t>
             </w:r>
             <w:r>
@@ -14420,7 +14323,7 @@
       <w:pPr>
         <w:pStyle w:val="Descripcin"/>
         <w:rPr>
-          <w:rFonts w:ascii="Verdana" w:hAnsi="Verdana" w:cstheme="minorHAnsi"/>
+          <w:rFonts w:ascii="Calibri" w:hAnsi="Calibri" w:cstheme="minorHAnsi"/>
         </w:rPr>
       </w:pPr>
       <w:bookmarkStart w:id="68" w:name="_Toc83812963"/>
@@ -14455,7 +14358,7 @@
     </w:p>
     <w:tbl>
       <w:tblPr>
-        <w:tblStyle w:val="Tablaconcuadrcula5oscura-nfasis4"/>
+        <w:tblStyle w:val="Tablaconcuadrcula4-nfasis1"/>
         <w:tblW w:w="4813" w:type="pct"/>
         <w:tblLook w:val="04A0" w:firstRow="1" w:lastRow="0" w:firstColumn="1" w:lastColumn="0" w:noHBand="0" w:noVBand="1"/>
       </w:tblPr>
@@ -14477,14 +14380,12 @@
               <w:pStyle w:val="Standard"/>
               <w:jc w:val="both"/>
               <w:rPr>
-                <w:rFonts w:ascii="Verdana" w:hAnsi="Verdana" w:cstheme="minorHAnsi"/>
-                <w:highlight w:val="yellow"/>
-              </w:rPr>
-            </w:pPr>
-            <w:r>
-              <w:rPr>
-                <w:rFonts w:ascii="Verdana" w:hAnsi="Verdana" w:cstheme="minorHAnsi"/>
-                <w:highlight w:val="yellow"/>
+                <w:rFonts w:ascii="Calibri" w:hAnsi="Calibri" w:cstheme="minorHAnsi"/>
+              </w:rPr>
+            </w:pPr>
+            <w:r>
+              <w:rPr>
+                <w:rFonts w:ascii="Calibri" w:hAnsi="Calibri" w:cstheme="minorHAnsi"/>
               </w:rPr>
               <w:t>RQF-002</w:t>
             </w:r>
@@ -14500,14 +14401,12 @@
               <w:jc w:val="both"/>
               <w:cnfStyle w:val="100000000000" w:firstRow="1" w:lastRow="0" w:firstColumn="0" w:lastColumn="0" w:oddVBand="0" w:evenVBand="0" w:oddHBand="0" w:evenHBand="0" w:firstRowFirstColumn="0" w:firstRowLastColumn="0" w:lastRowFirstColumn="0" w:lastRowLastColumn="0"/>
               <w:rPr>
-                <w:rFonts w:ascii="Verdana" w:hAnsi="Verdana" w:cstheme="minorHAnsi"/>
-                <w:highlight w:val="yellow"/>
-              </w:rPr>
-            </w:pPr>
-            <w:r>
-              <w:rPr>
-                <w:rFonts w:ascii="Verdana" w:hAnsi="Verdana" w:cstheme="minorHAnsi"/>
-                <w:highlight w:val="yellow"/>
+                <w:rFonts w:ascii="Calibri" w:hAnsi="Calibri" w:cstheme="minorHAnsi"/>
+              </w:rPr>
+            </w:pPr>
+            <w:r>
+              <w:rPr>
+                <w:rFonts w:ascii="Calibri" w:hAnsi="Calibri" w:cstheme="minorHAnsi"/>
                 <w:lang w:val="es-ES"/>
               </w:rPr>
               <w:t>Convertir Longitud</w:t>
@@ -14529,14 +14428,12 @@
               <w:pStyle w:val="Standard"/>
               <w:jc w:val="both"/>
               <w:rPr>
-                <w:rFonts w:ascii="Verdana" w:hAnsi="Verdana" w:cstheme="minorHAnsi"/>
-                <w:highlight w:val="yellow"/>
-              </w:rPr>
-            </w:pPr>
-            <w:r>
-              <w:rPr>
-                <w:rFonts w:ascii="Verdana" w:hAnsi="Verdana" w:cstheme="minorHAnsi"/>
-                <w:highlight w:val="yellow"/>
+                <w:rFonts w:ascii="Calibri" w:hAnsi="Calibri" w:cstheme="minorHAnsi"/>
+              </w:rPr>
+            </w:pPr>
+            <w:r>
+              <w:rPr>
+                <w:rFonts w:ascii="Calibri" w:hAnsi="Calibri" w:cstheme="minorHAnsi"/>
               </w:rPr>
               <w:t>Descripción</w:t>
             </w:r>
@@ -14552,14 +14449,12 @@
               <w:jc w:val="both"/>
               <w:cnfStyle w:val="000000100000" w:firstRow="0" w:lastRow="0" w:firstColumn="0" w:lastColumn="0" w:oddVBand="0" w:evenVBand="0" w:oddHBand="1" w:evenHBand="0" w:firstRowFirstColumn="0" w:firstRowLastColumn="0" w:lastRowFirstColumn="0" w:lastRowLastColumn="0"/>
               <w:rPr>
-                <w:rFonts w:ascii="Verdana" w:hAnsi="Verdana" w:cstheme="minorHAnsi"/>
-                <w:highlight w:val="yellow"/>
-              </w:rPr>
-            </w:pPr>
-            <w:r>
-              <w:rPr>
-                <w:rFonts w:ascii="Verdana" w:hAnsi="Verdana" w:cstheme="minorHAnsi"/>
-                <w:highlight w:val="yellow"/>
+                <w:rFonts w:ascii="Calibri" w:hAnsi="Calibri" w:cstheme="minorHAnsi"/>
+              </w:rPr>
+            </w:pPr>
+            <w:r>
+              <w:rPr>
+                <w:rFonts w:ascii="Calibri" w:hAnsi="Calibri" w:cstheme="minorHAnsi"/>
                 <w:lang w:val="es-ES"/>
               </w:rPr>
               <w:t>El sistema debe procesar peticiones de conversión de longitud, y retornar el cálculo matemático correspondiente.</w:t>
@@ -14578,14 +14473,12 @@
               <w:pStyle w:val="Standard"/>
               <w:jc w:val="both"/>
               <w:rPr>
-                <w:rFonts w:ascii="Verdana" w:hAnsi="Verdana" w:cstheme="minorHAnsi"/>
-                <w:highlight w:val="yellow"/>
-              </w:rPr>
-            </w:pPr>
-            <w:r>
-              <w:rPr>
-                <w:rFonts w:ascii="Verdana" w:hAnsi="Verdana" w:cstheme="minorHAnsi"/>
-                <w:highlight w:val="yellow"/>
+                <w:rFonts w:ascii="Calibri" w:hAnsi="Calibri" w:cstheme="minorHAnsi"/>
+              </w:rPr>
+            </w:pPr>
+            <w:r>
+              <w:rPr>
+                <w:rFonts w:ascii="Calibri" w:hAnsi="Calibri" w:cstheme="minorHAnsi"/>
               </w:rPr>
               <w:t>Objetivo</w:t>
             </w:r>
@@ -14601,14 +14494,12 @@
               <w:jc w:val="both"/>
               <w:cnfStyle w:val="000000000000" w:firstRow="0" w:lastRow="0" w:firstColumn="0" w:lastColumn="0" w:oddVBand="0" w:evenVBand="0" w:oddHBand="0" w:evenHBand="0" w:firstRowFirstColumn="0" w:firstRowLastColumn="0" w:lastRowFirstColumn="0" w:lastRowLastColumn="0"/>
               <w:rPr>
-                <w:rFonts w:ascii="Verdana" w:hAnsi="Verdana" w:cstheme="minorHAnsi"/>
-                <w:highlight w:val="yellow"/>
-              </w:rPr>
-            </w:pPr>
-            <w:r>
-              <w:rPr>
-                <w:rFonts w:ascii="Verdana" w:hAnsi="Verdana" w:cstheme="minorHAnsi"/>
-                <w:highlight w:val="yellow"/>
+                <w:rFonts w:ascii="Calibri" w:hAnsi="Calibri" w:cstheme="minorHAnsi"/>
+              </w:rPr>
+            </w:pPr>
+            <w:r>
+              <w:rPr>
+                <w:rFonts w:ascii="Calibri" w:hAnsi="Calibri" w:cstheme="minorHAnsi"/>
               </w:rPr>
               <w:t>OBJ-001</w:t>
             </w:r>
@@ -14629,14 +14520,12 @@
               <w:pStyle w:val="Standard"/>
               <w:jc w:val="both"/>
               <w:rPr>
-                <w:rFonts w:ascii="Verdana" w:hAnsi="Verdana" w:cstheme="minorHAnsi"/>
-                <w:highlight w:val="yellow"/>
-              </w:rPr>
-            </w:pPr>
-            <w:r>
-              <w:rPr>
-                <w:rFonts w:ascii="Verdana" w:hAnsi="Verdana" w:cstheme="minorHAnsi"/>
-                <w:highlight w:val="yellow"/>
+                <w:rFonts w:ascii="Calibri" w:hAnsi="Calibri" w:cstheme="minorHAnsi"/>
+              </w:rPr>
+            </w:pPr>
+            <w:r>
+              <w:rPr>
+                <w:rFonts w:ascii="Calibri" w:hAnsi="Calibri" w:cstheme="minorHAnsi"/>
               </w:rPr>
               <w:t>Importancia</w:t>
             </w:r>
@@ -14652,14 +14541,12 @@
               <w:jc w:val="both"/>
               <w:cnfStyle w:val="000000100000" w:firstRow="0" w:lastRow="0" w:firstColumn="0" w:lastColumn="0" w:oddVBand="0" w:evenVBand="0" w:oddHBand="1" w:evenHBand="0" w:firstRowFirstColumn="0" w:firstRowLastColumn="0" w:lastRowFirstColumn="0" w:lastRowLastColumn="0"/>
               <w:rPr>
-                <w:rFonts w:ascii="Verdana" w:hAnsi="Verdana" w:cstheme="minorHAnsi"/>
-                <w:highlight w:val="yellow"/>
-              </w:rPr>
-            </w:pPr>
-            <w:r>
-              <w:rPr>
-                <w:rFonts w:ascii="Verdana" w:hAnsi="Verdana" w:cstheme="minorHAnsi"/>
-                <w:highlight w:val="yellow"/>
+                <w:rFonts w:ascii="Calibri" w:hAnsi="Calibri" w:cstheme="minorHAnsi"/>
+              </w:rPr>
+            </w:pPr>
+            <w:r>
+              <w:rPr>
+                <w:rFonts w:ascii="Calibri" w:hAnsi="Calibri" w:cstheme="minorHAnsi"/>
               </w:rPr>
               <w:t>Alta</w:t>
             </w:r>
@@ -14677,14 +14564,12 @@
               <w:pStyle w:val="Standard"/>
               <w:jc w:val="both"/>
               <w:rPr>
-                <w:rFonts w:ascii="Verdana" w:hAnsi="Verdana" w:cstheme="minorHAnsi"/>
-                <w:highlight w:val="yellow"/>
-              </w:rPr>
-            </w:pPr>
-            <w:r>
-              <w:rPr>
-                <w:rFonts w:ascii="Verdana" w:hAnsi="Verdana" w:cstheme="minorHAnsi"/>
-                <w:highlight w:val="yellow"/>
+                <w:rFonts w:ascii="Calibri" w:hAnsi="Calibri" w:cstheme="minorHAnsi"/>
+              </w:rPr>
+            </w:pPr>
+            <w:r>
+              <w:rPr>
+                <w:rFonts w:ascii="Calibri" w:hAnsi="Calibri" w:cstheme="minorHAnsi"/>
               </w:rPr>
               <w:t>Estado</w:t>
             </w:r>
@@ -14700,14 +14585,12 @@
               <w:jc w:val="both"/>
               <w:cnfStyle w:val="000000000000" w:firstRow="0" w:lastRow="0" w:firstColumn="0" w:lastColumn="0" w:oddVBand="0" w:evenVBand="0" w:oddHBand="0" w:evenHBand="0" w:firstRowFirstColumn="0" w:firstRowLastColumn="0" w:lastRowFirstColumn="0" w:lastRowLastColumn="0"/>
               <w:rPr>
-                <w:rFonts w:ascii="Verdana" w:hAnsi="Verdana" w:cstheme="minorHAnsi"/>
-                <w:highlight w:val="yellow"/>
-              </w:rPr>
-            </w:pPr>
-            <w:r>
-              <w:rPr>
-                <w:rFonts w:ascii="Verdana" w:hAnsi="Verdana" w:cstheme="minorHAnsi"/>
-                <w:highlight w:val="yellow"/>
+                <w:rFonts w:ascii="Calibri" w:hAnsi="Calibri" w:cstheme="minorHAnsi"/>
+              </w:rPr>
+            </w:pPr>
+            <w:r>
+              <w:rPr>
+                <w:rFonts w:ascii="Calibri" w:hAnsi="Calibri" w:cstheme="minorHAnsi"/>
               </w:rPr>
               <w:t>Aprobado</w:t>
             </w:r>
@@ -14728,14 +14611,12 @@
               <w:pStyle w:val="Standard"/>
               <w:jc w:val="both"/>
               <w:rPr>
-                <w:rFonts w:ascii="Verdana" w:hAnsi="Verdana" w:cstheme="minorHAnsi"/>
-                <w:highlight w:val="yellow"/>
-              </w:rPr>
-            </w:pPr>
-            <w:r>
-              <w:rPr>
-                <w:rFonts w:ascii="Verdana" w:hAnsi="Verdana" w:cstheme="minorHAnsi"/>
-                <w:highlight w:val="yellow"/>
+                <w:rFonts w:ascii="Calibri" w:hAnsi="Calibri" w:cstheme="minorHAnsi"/>
+              </w:rPr>
+            </w:pPr>
+            <w:r>
+              <w:rPr>
+                <w:rFonts w:ascii="Calibri" w:hAnsi="Calibri" w:cstheme="minorHAnsi"/>
               </w:rPr>
               <w:t>Estabilidad</w:t>
             </w:r>
@@ -14751,14 +14632,12 @@
               <w:jc w:val="both"/>
               <w:cnfStyle w:val="000000100000" w:firstRow="0" w:lastRow="0" w:firstColumn="0" w:lastColumn="0" w:oddVBand="0" w:evenVBand="0" w:oddHBand="1" w:evenHBand="0" w:firstRowFirstColumn="0" w:firstRowLastColumn="0" w:lastRowFirstColumn="0" w:lastRowLastColumn="0"/>
               <w:rPr>
-                <w:rFonts w:ascii="Verdana" w:hAnsi="Verdana" w:cstheme="minorHAnsi"/>
-                <w:highlight w:val="yellow"/>
-              </w:rPr>
-            </w:pPr>
-            <w:r>
-              <w:rPr>
-                <w:rFonts w:ascii="Verdana" w:hAnsi="Verdana" w:cstheme="minorHAnsi"/>
-                <w:highlight w:val="yellow"/>
+                <w:rFonts w:ascii="Calibri" w:hAnsi="Calibri" w:cstheme="minorHAnsi"/>
+              </w:rPr>
+            </w:pPr>
+            <w:r>
+              <w:rPr>
+                <w:rFonts w:ascii="Calibri" w:hAnsi="Calibri" w:cstheme="minorHAnsi"/>
               </w:rPr>
               <w:t>Alta</w:t>
             </w:r>
@@ -14776,14 +14655,12 @@
               <w:pStyle w:val="Standard"/>
               <w:jc w:val="both"/>
               <w:rPr>
-                <w:rFonts w:ascii="Verdana" w:hAnsi="Verdana" w:cstheme="minorHAnsi"/>
-                <w:highlight w:val="yellow"/>
-              </w:rPr>
-            </w:pPr>
-            <w:r>
-              <w:rPr>
-                <w:rFonts w:ascii="Verdana" w:hAnsi="Verdana" w:cstheme="minorHAnsi"/>
-                <w:highlight w:val="yellow"/>
+                <w:rFonts w:ascii="Calibri" w:hAnsi="Calibri" w:cstheme="minorHAnsi"/>
+              </w:rPr>
+            </w:pPr>
+            <w:r>
+              <w:rPr>
+                <w:rFonts w:ascii="Calibri" w:hAnsi="Calibri" w:cstheme="minorHAnsi"/>
               </w:rPr>
               <w:t>Comentarios</w:t>
             </w:r>
@@ -14798,28 +14675,24 @@
               <w:pStyle w:val="Standard"/>
               <w:cnfStyle w:val="000000000000" w:firstRow="0" w:lastRow="0" w:firstColumn="0" w:lastColumn="0" w:oddVBand="0" w:evenVBand="0" w:oddHBand="0" w:evenHBand="0" w:firstRowFirstColumn="0" w:firstRowLastColumn="0" w:lastRowFirstColumn="0" w:lastRowLastColumn="0"/>
               <w:rPr>
-                <w:rFonts w:ascii="Verdana" w:hAnsi="Verdana" w:cstheme="minorHAnsi"/>
-                <w:highlight w:val="yellow"/>
-              </w:rPr>
-            </w:pPr>
-            <w:r>
-              <w:rPr>
-                <w:rFonts w:ascii="Verdana" w:hAnsi="Verdana" w:cstheme="minorHAnsi"/>
-                <w:highlight w:val="yellow"/>
+                <w:rFonts w:ascii="Calibri" w:hAnsi="Calibri" w:cstheme="minorHAnsi"/>
+              </w:rPr>
+            </w:pPr>
+            <w:r>
+              <w:rPr>
+                <w:rFonts w:ascii="Calibri" w:hAnsi="Calibri" w:cstheme="minorHAnsi"/>
               </w:rPr>
               <w:t>Las unidades disponibles para la conversión son:</w:t>
             </w:r>
             <w:r>
               <w:rPr>
-                <w:rFonts w:ascii="Verdana" w:hAnsi="Verdana" w:cstheme="minorHAnsi"/>
-                <w:highlight w:val="yellow"/>
+                <w:rFonts w:ascii="Calibri" w:hAnsi="Calibri" w:cstheme="minorHAnsi"/>
               </w:rPr>
               <w:t xml:space="preserve"> </w:t>
             </w:r>
             <w:r>
               <w:rPr>
-                <w:rFonts w:ascii="Verdana" w:hAnsi="Verdana" w:cstheme="minorHAnsi"/>
-                <w:highlight w:val="yellow"/>
+                <w:rFonts w:ascii="Calibri" w:hAnsi="Calibri" w:cstheme="minorHAnsi"/>
               </w:rPr>
               <w:t>metros, pies, centímetros, yardas y millas</w:t>
             </w:r>
@@ -14831,65 +14704,49 @@
       <w:pPr>
         <w:pStyle w:val="Descripcin"/>
         <w:rPr>
-          <w:rFonts w:ascii="Verdana" w:hAnsi="Verdana" w:cstheme="minorHAnsi"/>
-          <w:highlight w:val="yellow"/>
+          <w:rFonts w:ascii="Calibri" w:hAnsi="Calibri" w:cstheme="minorHAnsi"/>
         </w:rPr>
       </w:pPr>
       <w:bookmarkStart w:id="69" w:name="_Toc83812964"/>
       <w:r>
-        <w:rPr>
-          <w:highlight w:val="yellow"/>
-        </w:rPr>
+        <w:rPr/>
         <w:t xml:space="preserve">Tabla </w:t>
       </w:r>
       <w:r>
-        <w:rPr>
-          <w:highlight w:val="yellow"/>
-        </w:rPr>
+        <w:rPr/>
         <w:fldChar w:fldCharType="begin"/>
       </w:r>
       <w:r>
-        <w:rPr>
-          <w:highlight w:val="yellow"/>
-        </w:rPr>
+        <w:rPr/>
         <w:instrText xml:space="preserve"> SEQ Tabla \* ARABIC </w:instrText>
       </w:r>
       <w:r>
-        <w:rPr>
-          <w:highlight w:val="yellow"/>
-        </w:rPr>
+        <w:rPr/>
         <w:fldChar w:fldCharType="separate"/>
       </w:r>
       <w:r>
         <w:rPr>
           <w:noProof/>
-          <w:highlight w:val="yellow"/>
         </w:rPr>
         <w:t>21</w:t>
       </w:r>
       <w:r>
-        <w:rPr>
-          <w:highlight w:val="yellow"/>
-        </w:rPr>
+        <w:rPr/>
         <w:fldChar w:fldCharType="end"/>
       </w:r>
       <w:r>
-        <w:rPr>
-          <w:highlight w:val="yellow"/>
-        </w:rPr>
+        <w:rPr/>
         <w:t>.</w:t>
       </w:r>
       <w:bookmarkEnd w:id="69"/>
       <w:r>
-        <w:rPr>
-          <w:highlight w:val="yellow"/>
-        </w:rPr>
+        <w:rPr/>
         <w:t xml:space="preserve"> Convertir Masa</w:t>
       </w:r>
     </w:p>
     <w:tbl>
       <w:tblPr>
-        <w:tblStyle w:val="Tablaconcuadrcula5oscura-nfasis4"/>
+        <w:tblStyle w:val="Tablaconcuadrcula4-nfasis1"/>
         <w:tblW w:w="0" w:type="auto"/>
         <w:tblLook w:val="04A0" w:firstRow="1" w:lastRow="0" w:firstColumn="1" w:lastColumn="0" w:noHBand="0" w:noVBand="1"/>
       </w:tblPr>
@@ -14911,14 +14768,12 @@
               <w:pStyle w:val="Standard"/>
               <w:jc w:val="both"/>
               <w:rPr>
-                <w:rFonts w:ascii="Verdana" w:hAnsi="Verdana" w:cstheme="minorHAnsi"/>
-                <w:highlight w:val="yellow"/>
-              </w:rPr>
-            </w:pPr>
-            <w:r>
-              <w:rPr>
-                <w:rFonts w:ascii="Verdana" w:hAnsi="Verdana" w:cstheme="minorHAnsi"/>
-                <w:highlight w:val="yellow"/>
+                <w:rFonts w:ascii="Calibri" w:hAnsi="Calibri" w:cstheme="minorHAnsi"/>
+              </w:rPr>
+            </w:pPr>
+            <w:r>
+              <w:rPr>
+                <w:rFonts w:ascii="Calibri" w:hAnsi="Calibri" w:cstheme="minorHAnsi"/>
               </w:rPr>
               <w:t>RQF-003</w:t>
             </w:r>
@@ -14934,14 +14789,12 @@
               <w:jc w:val="both"/>
               <w:cnfStyle w:val="100000000000" w:firstRow="1" w:lastRow="0" w:firstColumn="0" w:lastColumn="0" w:oddVBand="0" w:evenVBand="0" w:oddHBand="0" w:evenHBand="0" w:firstRowFirstColumn="0" w:firstRowLastColumn="0" w:lastRowFirstColumn="0" w:lastRowLastColumn="0"/>
               <w:rPr>
-                <w:rFonts w:ascii="Verdana" w:hAnsi="Verdana" w:cstheme="minorHAnsi"/>
-                <w:highlight w:val="yellow"/>
-              </w:rPr>
-            </w:pPr>
-            <w:r>
-              <w:rPr>
-                <w:rFonts w:ascii="Verdana" w:hAnsi="Verdana" w:cstheme="minorHAnsi"/>
-                <w:highlight w:val="yellow"/>
+                <w:rFonts w:ascii="Calibri" w:hAnsi="Calibri" w:cstheme="minorHAnsi"/>
+              </w:rPr>
+            </w:pPr>
+            <w:r>
+              <w:rPr>
+                <w:rFonts w:ascii="Calibri" w:hAnsi="Calibri" w:cstheme="minorHAnsi"/>
                 <w:lang w:val="es-ES"/>
               </w:rPr>
               <w:t>Convertir Masa</w:t>
@@ -14963,14 +14816,12 @@
               <w:pStyle w:val="Standard"/>
               <w:jc w:val="both"/>
               <w:rPr>
-                <w:rFonts w:ascii="Verdana" w:hAnsi="Verdana" w:cstheme="minorHAnsi"/>
-                <w:highlight w:val="yellow"/>
-              </w:rPr>
-            </w:pPr>
-            <w:r>
-              <w:rPr>
-                <w:rFonts w:ascii="Verdana" w:hAnsi="Verdana" w:cstheme="minorHAnsi"/>
-                <w:highlight w:val="yellow"/>
+                <w:rFonts w:ascii="Calibri" w:hAnsi="Calibri" w:cstheme="minorHAnsi"/>
+              </w:rPr>
+            </w:pPr>
+            <w:r>
+              <w:rPr>
+                <w:rFonts w:ascii="Calibri" w:hAnsi="Calibri" w:cstheme="minorHAnsi"/>
               </w:rPr>
               <w:t>Descripción</w:t>
             </w:r>
@@ -14986,14 +14837,12 @@
               <w:jc w:val="both"/>
               <w:cnfStyle w:val="000000100000" w:firstRow="0" w:lastRow="0" w:firstColumn="0" w:lastColumn="0" w:oddVBand="0" w:evenVBand="0" w:oddHBand="1" w:evenHBand="0" w:firstRowFirstColumn="0" w:firstRowLastColumn="0" w:lastRowFirstColumn="0" w:lastRowLastColumn="0"/>
               <w:rPr>
-                <w:rFonts w:ascii="Verdana" w:hAnsi="Verdana" w:cstheme="minorHAnsi"/>
-                <w:highlight w:val="yellow"/>
-              </w:rPr>
-            </w:pPr>
-            <w:r>
-              <w:rPr>
-                <w:rFonts w:ascii="Verdana" w:hAnsi="Verdana" w:cstheme="minorHAnsi"/>
-                <w:highlight w:val="yellow"/>
+                <w:rFonts w:ascii="Calibri" w:hAnsi="Calibri" w:cstheme="minorHAnsi"/>
+              </w:rPr>
+            </w:pPr>
+            <w:r>
+              <w:rPr>
+                <w:rFonts w:ascii="Calibri" w:hAnsi="Calibri" w:cstheme="minorHAnsi"/>
                 <w:lang w:val="es-ES"/>
               </w:rPr>
               <w:t>El sistema debe procesar peticiones de conversión de masa, y retornar el cálculo matemático correspondiente.</w:t>
@@ -15012,14 +14861,12 @@
               <w:pStyle w:val="Standard"/>
               <w:jc w:val="both"/>
               <w:rPr>
-                <w:rFonts w:ascii="Verdana" w:hAnsi="Verdana" w:cstheme="minorHAnsi"/>
-                <w:highlight w:val="yellow"/>
-              </w:rPr>
-            </w:pPr>
-            <w:r>
-              <w:rPr>
-                <w:rFonts w:ascii="Verdana" w:hAnsi="Verdana" w:cstheme="minorHAnsi"/>
-                <w:highlight w:val="yellow"/>
+                <w:rFonts w:ascii="Calibri" w:hAnsi="Calibri" w:cstheme="minorHAnsi"/>
+              </w:rPr>
+            </w:pPr>
+            <w:r>
+              <w:rPr>
+                <w:rFonts w:ascii="Calibri" w:hAnsi="Calibri" w:cstheme="minorHAnsi"/>
               </w:rPr>
               <w:t>Objetivo</w:t>
             </w:r>
@@ -15035,14 +14882,12 @@
               <w:jc w:val="both"/>
               <w:cnfStyle w:val="000000000000" w:firstRow="0" w:lastRow="0" w:firstColumn="0" w:lastColumn="0" w:oddVBand="0" w:evenVBand="0" w:oddHBand="0" w:evenHBand="0" w:firstRowFirstColumn="0" w:firstRowLastColumn="0" w:lastRowFirstColumn="0" w:lastRowLastColumn="0"/>
               <w:rPr>
-                <w:rFonts w:ascii="Verdana" w:hAnsi="Verdana" w:cstheme="minorHAnsi"/>
-                <w:highlight w:val="yellow"/>
-              </w:rPr>
-            </w:pPr>
-            <w:r>
-              <w:rPr>
-                <w:rFonts w:ascii="Verdana" w:hAnsi="Verdana" w:cstheme="minorHAnsi"/>
-                <w:highlight w:val="yellow"/>
+                <w:rFonts w:ascii="Calibri" w:hAnsi="Calibri" w:cstheme="minorHAnsi"/>
+              </w:rPr>
+            </w:pPr>
+            <w:r>
+              <w:rPr>
+                <w:rFonts w:ascii="Calibri" w:hAnsi="Calibri" w:cstheme="minorHAnsi"/>
               </w:rPr>
               <w:t>OBJ-001</w:t>
             </w:r>
@@ -15063,14 +14908,12 @@
               <w:pStyle w:val="Standard"/>
               <w:jc w:val="both"/>
               <w:rPr>
-                <w:rFonts w:ascii="Verdana" w:hAnsi="Verdana" w:cstheme="minorHAnsi"/>
-                <w:highlight w:val="yellow"/>
-              </w:rPr>
-            </w:pPr>
-            <w:r>
-              <w:rPr>
-                <w:rFonts w:ascii="Verdana" w:hAnsi="Verdana" w:cstheme="minorHAnsi"/>
-                <w:highlight w:val="yellow"/>
+                <w:rFonts w:ascii="Calibri" w:hAnsi="Calibri" w:cstheme="minorHAnsi"/>
+              </w:rPr>
+            </w:pPr>
+            <w:r>
+              <w:rPr>
+                <w:rFonts w:ascii="Calibri" w:hAnsi="Calibri" w:cstheme="minorHAnsi"/>
               </w:rPr>
               <w:t>Importancia</w:t>
             </w:r>
@@ -15086,14 +14929,12 @@
               <w:jc w:val="both"/>
               <w:cnfStyle w:val="000000100000" w:firstRow="0" w:lastRow="0" w:firstColumn="0" w:lastColumn="0" w:oddVBand="0" w:evenVBand="0" w:oddHBand="1" w:evenHBand="0" w:firstRowFirstColumn="0" w:firstRowLastColumn="0" w:lastRowFirstColumn="0" w:lastRowLastColumn="0"/>
               <w:rPr>
-                <w:rFonts w:ascii="Verdana" w:hAnsi="Verdana" w:cstheme="minorHAnsi"/>
-                <w:highlight w:val="yellow"/>
-              </w:rPr>
-            </w:pPr>
-            <w:r>
-              <w:rPr>
-                <w:rFonts w:ascii="Verdana" w:hAnsi="Verdana" w:cstheme="minorHAnsi"/>
-                <w:highlight w:val="yellow"/>
+                <w:rFonts w:ascii="Calibri" w:hAnsi="Calibri" w:cstheme="minorHAnsi"/>
+              </w:rPr>
+            </w:pPr>
+            <w:r>
+              <w:rPr>
+                <w:rFonts w:ascii="Calibri" w:hAnsi="Calibri" w:cstheme="minorHAnsi"/>
               </w:rPr>
               <w:t>Alta</w:t>
             </w:r>
@@ -15111,14 +14952,12 @@
               <w:pStyle w:val="Standard"/>
               <w:jc w:val="both"/>
               <w:rPr>
-                <w:rFonts w:ascii="Verdana" w:hAnsi="Verdana" w:cstheme="minorHAnsi"/>
-                <w:highlight w:val="yellow"/>
-              </w:rPr>
-            </w:pPr>
-            <w:r>
-              <w:rPr>
-                <w:rFonts w:ascii="Verdana" w:hAnsi="Verdana" w:cstheme="minorHAnsi"/>
-                <w:highlight w:val="yellow"/>
+                <w:rFonts w:ascii="Calibri" w:hAnsi="Calibri" w:cstheme="minorHAnsi"/>
+              </w:rPr>
+            </w:pPr>
+            <w:r>
+              <w:rPr>
+                <w:rFonts w:ascii="Calibri" w:hAnsi="Calibri" w:cstheme="minorHAnsi"/>
               </w:rPr>
               <w:t>Estado</w:t>
             </w:r>
@@ -15134,14 +14973,12 @@
               <w:jc w:val="both"/>
               <w:cnfStyle w:val="000000000000" w:firstRow="0" w:lastRow="0" w:firstColumn="0" w:lastColumn="0" w:oddVBand="0" w:evenVBand="0" w:oddHBand="0" w:evenHBand="0" w:firstRowFirstColumn="0" w:firstRowLastColumn="0" w:lastRowFirstColumn="0" w:lastRowLastColumn="0"/>
               <w:rPr>
-                <w:rFonts w:ascii="Verdana" w:hAnsi="Verdana" w:cstheme="minorHAnsi"/>
-                <w:highlight w:val="yellow"/>
-              </w:rPr>
-            </w:pPr>
-            <w:r>
-              <w:rPr>
-                <w:rFonts w:ascii="Verdana" w:hAnsi="Verdana" w:cstheme="minorHAnsi"/>
-                <w:highlight w:val="yellow"/>
+                <w:rFonts w:ascii="Calibri" w:hAnsi="Calibri" w:cstheme="minorHAnsi"/>
+              </w:rPr>
+            </w:pPr>
+            <w:r>
+              <w:rPr>
+                <w:rFonts w:ascii="Calibri" w:hAnsi="Calibri" w:cstheme="minorHAnsi"/>
               </w:rPr>
               <w:t>Aprobado</w:t>
             </w:r>
@@ -15162,14 +14999,12 @@
               <w:pStyle w:val="Standard"/>
               <w:jc w:val="both"/>
               <w:rPr>
-                <w:rFonts w:ascii="Verdana" w:hAnsi="Verdana" w:cstheme="minorHAnsi"/>
-                <w:highlight w:val="yellow"/>
-              </w:rPr>
-            </w:pPr>
-            <w:r>
-              <w:rPr>
-                <w:rFonts w:ascii="Verdana" w:hAnsi="Verdana" w:cstheme="minorHAnsi"/>
-                <w:highlight w:val="yellow"/>
+                <w:rFonts w:ascii="Calibri" w:hAnsi="Calibri" w:cstheme="minorHAnsi"/>
+              </w:rPr>
+            </w:pPr>
+            <w:r>
+              <w:rPr>
+                <w:rFonts w:ascii="Calibri" w:hAnsi="Calibri" w:cstheme="minorHAnsi"/>
               </w:rPr>
               <w:t>Estabilidad</w:t>
             </w:r>
@@ -15185,14 +15020,12 @@
               <w:jc w:val="both"/>
               <w:cnfStyle w:val="000000100000" w:firstRow="0" w:lastRow="0" w:firstColumn="0" w:lastColumn="0" w:oddVBand="0" w:evenVBand="0" w:oddHBand="1" w:evenHBand="0" w:firstRowFirstColumn="0" w:firstRowLastColumn="0" w:lastRowFirstColumn="0" w:lastRowLastColumn="0"/>
               <w:rPr>
-                <w:rFonts w:ascii="Verdana" w:hAnsi="Verdana" w:cstheme="minorHAnsi"/>
-                <w:highlight w:val="yellow"/>
-              </w:rPr>
-            </w:pPr>
-            <w:r>
-              <w:rPr>
-                <w:rFonts w:ascii="Verdana" w:hAnsi="Verdana" w:cstheme="minorHAnsi"/>
-                <w:highlight w:val="yellow"/>
+                <w:rFonts w:ascii="Calibri" w:hAnsi="Calibri" w:cstheme="minorHAnsi"/>
+              </w:rPr>
+            </w:pPr>
+            <w:r>
+              <w:rPr>
+                <w:rFonts w:ascii="Calibri" w:hAnsi="Calibri" w:cstheme="minorHAnsi"/>
               </w:rPr>
               <w:t>Alta</w:t>
             </w:r>
@@ -15210,14 +15043,12 @@
               <w:pStyle w:val="Standard"/>
               <w:jc w:val="both"/>
               <w:rPr>
-                <w:rFonts w:ascii="Verdana" w:hAnsi="Verdana" w:cstheme="minorHAnsi"/>
-                <w:highlight w:val="yellow"/>
-              </w:rPr>
-            </w:pPr>
-            <w:r>
-              <w:rPr>
-                <w:rFonts w:ascii="Verdana" w:hAnsi="Verdana" w:cstheme="minorHAnsi"/>
-                <w:highlight w:val="yellow"/>
+                <w:rFonts w:ascii="Calibri" w:hAnsi="Calibri" w:cstheme="minorHAnsi"/>
+              </w:rPr>
+            </w:pPr>
+            <w:r>
+              <w:rPr>
+                <w:rFonts w:ascii="Calibri" w:hAnsi="Calibri" w:cstheme="minorHAnsi"/>
               </w:rPr>
               <w:t>Comentarios</w:t>
             </w:r>
@@ -15232,14 +15063,12 @@
               <w:pStyle w:val="Standard"/>
               <w:cnfStyle w:val="000000000000" w:firstRow="0" w:lastRow="0" w:firstColumn="0" w:lastColumn="0" w:oddVBand="0" w:evenVBand="0" w:oddHBand="0" w:evenHBand="0" w:firstRowFirstColumn="0" w:firstRowLastColumn="0" w:lastRowFirstColumn="0" w:lastRowLastColumn="0"/>
               <w:rPr>
-                <w:rFonts w:ascii="Verdana" w:hAnsi="Verdana" w:cstheme="minorHAnsi"/>
-                <w:highlight w:val="yellow"/>
-              </w:rPr>
-            </w:pPr>
-            <w:r>
-              <w:rPr>
-                <w:rFonts w:ascii="Verdana" w:hAnsi="Verdana" w:cstheme="minorHAnsi"/>
-                <w:highlight w:val="yellow"/>
+                <w:rFonts w:ascii="Calibri" w:hAnsi="Calibri" w:cstheme="minorHAnsi"/>
+              </w:rPr>
+            </w:pPr>
+            <w:r>
+              <w:rPr>
+                <w:rFonts w:ascii="Calibri" w:hAnsi="Calibri" w:cstheme="minorHAnsi"/>
               </w:rPr>
               <w:t xml:space="preserve">Las unidades disponibles para la conversión son: gramos, kilogramos, onzas, libras y quintales. </w:t>
             </w:r>
@@ -15251,65 +15080,49 @@
       <w:pPr>
         <w:pStyle w:val="Descripcin"/>
         <w:rPr>
-          <w:rFonts w:ascii="Verdana" w:hAnsi="Verdana" w:cstheme="minorHAnsi"/>
-          <w:highlight w:val="yellow"/>
+          <w:rFonts w:ascii="Calibri" w:hAnsi="Calibri" w:cstheme="minorHAnsi"/>
         </w:rPr>
       </w:pPr>
       <w:bookmarkStart w:id="70" w:name="_Toc83812965"/>
       <w:r>
-        <w:rPr>
-          <w:highlight w:val="yellow"/>
-        </w:rPr>
+        <w:rPr/>
         <w:t xml:space="preserve">Tabla </w:t>
       </w:r>
       <w:r>
-        <w:rPr>
-          <w:highlight w:val="yellow"/>
-        </w:rPr>
+        <w:rPr/>
         <w:fldChar w:fldCharType="begin"/>
       </w:r>
       <w:r>
-        <w:rPr>
-          <w:highlight w:val="yellow"/>
-        </w:rPr>
+        <w:rPr/>
         <w:instrText xml:space="preserve"> SEQ Tabla \* ARABIC </w:instrText>
       </w:r>
       <w:r>
-        <w:rPr>
-          <w:highlight w:val="yellow"/>
-        </w:rPr>
+        <w:rPr/>
         <w:fldChar w:fldCharType="separate"/>
       </w:r>
       <w:r>
         <w:rPr>
           <w:noProof/>
-          <w:highlight w:val="yellow"/>
         </w:rPr>
         <w:t>22</w:t>
       </w:r>
       <w:r>
-        <w:rPr>
-          <w:highlight w:val="yellow"/>
-        </w:rPr>
+        <w:rPr/>
         <w:fldChar w:fldCharType="end"/>
       </w:r>
       <w:r>
-        <w:rPr>
-          <w:highlight w:val="yellow"/>
-        </w:rPr>
+        <w:rPr/>
         <w:t xml:space="preserve">. </w:t>
       </w:r>
       <w:bookmarkEnd w:id="70"/>
       <w:r>
-        <w:rPr>
-          <w:highlight w:val="yellow"/>
-        </w:rPr>
+        <w:rPr/>
         <w:t>Convertir Temperatura</w:t>
       </w:r>
     </w:p>
     <w:tbl>
       <w:tblPr>
-        <w:tblStyle w:val="Tablaconcuadrcula5oscura-nfasis4"/>
+        <w:tblStyle w:val="Tablaconcuadrcula4-nfasis1"/>
         <w:tblW w:w="9010" w:type="dxa"/>
         <w:tblInd w:w="5" w:type="dxa"/>
         <w:tblLook w:val="04A0" w:firstRow="1" w:lastRow="0" w:firstColumn="1" w:lastColumn="0" w:noHBand="0" w:noVBand="1"/>
@@ -15332,14 +15145,12 @@
               <w:pStyle w:val="Standard"/>
               <w:jc w:val="both"/>
               <w:rPr>
-                <w:rFonts w:ascii="Verdana" w:hAnsi="Verdana" w:cstheme="minorHAnsi"/>
-                <w:highlight w:val="yellow"/>
-              </w:rPr>
-            </w:pPr>
-            <w:r>
-              <w:rPr>
-                <w:rFonts w:ascii="Verdana" w:hAnsi="Verdana" w:cstheme="minorHAnsi"/>
-                <w:highlight w:val="yellow"/>
+                <w:rFonts w:ascii="Calibri" w:hAnsi="Calibri" w:cstheme="minorHAnsi"/>
+              </w:rPr>
+            </w:pPr>
+            <w:r>
+              <w:rPr>
+                <w:rFonts w:ascii="Calibri" w:hAnsi="Calibri" w:cstheme="minorHAnsi"/>
               </w:rPr>
               <w:t>RQF-004</w:t>
             </w:r>
@@ -15355,14 +15166,12 @@
               <w:jc w:val="both"/>
               <w:cnfStyle w:val="100000000000" w:firstRow="1" w:lastRow="0" w:firstColumn="0" w:lastColumn="0" w:oddVBand="0" w:evenVBand="0" w:oddHBand="0" w:evenHBand="0" w:firstRowFirstColumn="0" w:firstRowLastColumn="0" w:lastRowFirstColumn="0" w:lastRowLastColumn="0"/>
               <w:rPr>
-                <w:rFonts w:ascii="Verdana" w:hAnsi="Verdana" w:cstheme="minorBidi"/>
-                <w:highlight w:val="yellow"/>
-              </w:rPr>
-            </w:pPr>
-            <w:r>
-              <w:rPr>
-                <w:rFonts w:ascii="Verdana" w:hAnsi="Verdana" w:cstheme="minorHAnsi"/>
-                <w:highlight w:val="yellow"/>
+                <w:rFonts w:ascii="Calibri" w:hAnsi="Calibri" w:cstheme="minorBidi"/>
+              </w:rPr>
+            </w:pPr>
+            <w:r>
+              <w:rPr>
+                <w:rFonts w:ascii="Calibri" w:hAnsi="Calibri" w:cstheme="minorHAnsi"/>
                 <w:lang w:val="es-ES"/>
               </w:rPr>
               <w:t xml:space="preserve">Convertir temperatura </w:t>
@@ -15384,14 +15193,12 @@
               <w:pStyle w:val="Standard"/>
               <w:jc w:val="both"/>
               <w:rPr>
-                <w:rFonts w:ascii="Verdana" w:hAnsi="Verdana" w:cstheme="minorHAnsi"/>
-                <w:highlight w:val="yellow"/>
-              </w:rPr>
-            </w:pPr>
-            <w:r>
-              <w:rPr>
-                <w:rFonts w:ascii="Verdana" w:hAnsi="Verdana" w:cstheme="minorHAnsi"/>
-                <w:highlight w:val="yellow"/>
+                <w:rFonts w:ascii="Calibri" w:hAnsi="Calibri" w:cstheme="minorHAnsi"/>
+              </w:rPr>
+            </w:pPr>
+            <w:r>
+              <w:rPr>
+                <w:rFonts w:ascii="Calibri" w:hAnsi="Calibri" w:cstheme="minorHAnsi"/>
               </w:rPr>
               <w:t>Descripción</w:t>
             </w:r>
@@ -15407,14 +15214,12 @@
               <w:jc w:val="both"/>
               <w:cnfStyle w:val="000000100000" w:firstRow="0" w:lastRow="0" w:firstColumn="0" w:lastColumn="0" w:oddVBand="0" w:evenVBand="0" w:oddHBand="1" w:evenHBand="0" w:firstRowFirstColumn="0" w:firstRowLastColumn="0" w:lastRowFirstColumn="0" w:lastRowLastColumn="0"/>
               <w:rPr>
-                <w:rFonts w:ascii="Verdana" w:hAnsi="Verdana" w:cstheme="minorHAnsi"/>
-                <w:highlight w:val="yellow"/>
-              </w:rPr>
-            </w:pPr>
-            <w:r>
-              <w:rPr>
-                <w:rFonts w:ascii="Verdana" w:hAnsi="Verdana" w:cstheme="minorHAnsi"/>
-                <w:highlight w:val="yellow"/>
+                <w:rFonts w:ascii="Calibri" w:hAnsi="Calibri" w:cstheme="minorHAnsi"/>
+              </w:rPr>
+            </w:pPr>
+            <w:r>
+              <w:rPr>
+                <w:rFonts w:ascii="Calibri" w:hAnsi="Calibri" w:cstheme="minorHAnsi"/>
                 <w:lang w:val="es-ES"/>
               </w:rPr>
               <w:t>El sistema debe procesar peticiones de conversión de temperatura, y retornar el cálculo matemático correspondiente.</w:t>
@@ -15433,14 +15238,12 @@
               <w:pStyle w:val="Standard"/>
               <w:jc w:val="both"/>
               <w:rPr>
-                <w:rFonts w:ascii="Verdana" w:hAnsi="Verdana" w:cstheme="minorHAnsi"/>
-                <w:highlight w:val="yellow"/>
-              </w:rPr>
-            </w:pPr>
-            <w:r>
-              <w:rPr>
-                <w:rFonts w:ascii="Verdana" w:hAnsi="Verdana" w:cstheme="minorHAnsi"/>
-                <w:highlight w:val="yellow"/>
+                <w:rFonts w:ascii="Calibri" w:hAnsi="Calibri" w:cstheme="minorHAnsi"/>
+              </w:rPr>
+            </w:pPr>
+            <w:r>
+              <w:rPr>
+                <w:rFonts w:ascii="Calibri" w:hAnsi="Calibri" w:cstheme="minorHAnsi"/>
               </w:rPr>
               <w:t>Objetivo</w:t>
             </w:r>
@@ -15456,14 +15259,12 @@
               <w:jc w:val="both"/>
               <w:cnfStyle w:val="000000000000" w:firstRow="0" w:lastRow="0" w:firstColumn="0" w:lastColumn="0" w:oddVBand="0" w:evenVBand="0" w:oddHBand="0" w:evenHBand="0" w:firstRowFirstColumn="0" w:firstRowLastColumn="0" w:lastRowFirstColumn="0" w:lastRowLastColumn="0"/>
               <w:rPr>
-                <w:rFonts w:ascii="Verdana" w:hAnsi="Verdana" w:cstheme="minorHAnsi"/>
-                <w:highlight w:val="yellow"/>
-              </w:rPr>
-            </w:pPr>
-            <w:r>
-              <w:rPr>
-                <w:rFonts w:ascii="Verdana" w:hAnsi="Verdana" w:cstheme="minorHAnsi"/>
-                <w:highlight w:val="yellow"/>
+                <w:rFonts w:ascii="Calibri" w:hAnsi="Calibri" w:cstheme="minorHAnsi"/>
+              </w:rPr>
+            </w:pPr>
+            <w:r>
+              <w:rPr>
+                <w:rFonts w:ascii="Calibri" w:hAnsi="Calibri" w:cstheme="minorHAnsi"/>
               </w:rPr>
               <w:t>OBJ-003</w:t>
             </w:r>
@@ -15484,14 +15285,12 @@
               <w:pStyle w:val="Standard"/>
               <w:jc w:val="both"/>
               <w:rPr>
-                <w:rFonts w:ascii="Verdana" w:hAnsi="Verdana" w:cstheme="minorHAnsi"/>
-                <w:highlight w:val="yellow"/>
-              </w:rPr>
-            </w:pPr>
-            <w:r>
-              <w:rPr>
-                <w:rFonts w:ascii="Verdana" w:hAnsi="Verdana" w:cstheme="minorHAnsi"/>
-                <w:highlight w:val="yellow"/>
+                <w:rFonts w:ascii="Calibri" w:hAnsi="Calibri" w:cstheme="minorHAnsi"/>
+              </w:rPr>
+            </w:pPr>
+            <w:r>
+              <w:rPr>
+                <w:rFonts w:ascii="Calibri" w:hAnsi="Calibri" w:cstheme="minorHAnsi"/>
               </w:rPr>
               <w:t>Importancia</w:t>
             </w:r>
@@ -15507,14 +15306,12 @@
               <w:jc w:val="both"/>
               <w:cnfStyle w:val="000000100000" w:firstRow="0" w:lastRow="0" w:firstColumn="0" w:lastColumn="0" w:oddVBand="0" w:evenVBand="0" w:oddHBand="1" w:evenHBand="0" w:firstRowFirstColumn="0" w:firstRowLastColumn="0" w:lastRowFirstColumn="0" w:lastRowLastColumn="0"/>
               <w:rPr>
-                <w:rFonts w:ascii="Verdana" w:hAnsi="Verdana" w:cstheme="minorHAnsi"/>
-                <w:highlight w:val="yellow"/>
-              </w:rPr>
-            </w:pPr>
-            <w:r>
-              <w:rPr>
-                <w:rFonts w:ascii="Verdana" w:hAnsi="Verdana" w:cstheme="minorHAnsi"/>
-                <w:highlight w:val="yellow"/>
+                <w:rFonts w:ascii="Calibri" w:hAnsi="Calibri" w:cstheme="minorHAnsi"/>
+              </w:rPr>
+            </w:pPr>
+            <w:r>
+              <w:rPr>
+                <w:rFonts w:ascii="Calibri" w:hAnsi="Calibri" w:cstheme="minorHAnsi"/>
               </w:rPr>
               <w:t>Alta</w:t>
             </w:r>
@@ -15532,14 +15329,12 @@
               <w:pStyle w:val="Standard"/>
               <w:jc w:val="both"/>
               <w:rPr>
-                <w:rFonts w:ascii="Verdana" w:hAnsi="Verdana" w:cstheme="minorHAnsi"/>
-                <w:highlight w:val="yellow"/>
-              </w:rPr>
-            </w:pPr>
-            <w:r>
-              <w:rPr>
-                <w:rFonts w:ascii="Verdana" w:hAnsi="Verdana" w:cstheme="minorHAnsi"/>
-                <w:highlight w:val="yellow"/>
+                <w:rFonts w:ascii="Calibri" w:hAnsi="Calibri" w:cstheme="minorHAnsi"/>
+              </w:rPr>
+            </w:pPr>
+            <w:r>
+              <w:rPr>
+                <w:rFonts w:ascii="Calibri" w:hAnsi="Calibri" w:cstheme="minorHAnsi"/>
               </w:rPr>
               <w:t>Estado</w:t>
             </w:r>
@@ -15555,14 +15350,12 @@
               <w:jc w:val="both"/>
               <w:cnfStyle w:val="000000000000" w:firstRow="0" w:lastRow="0" w:firstColumn="0" w:lastColumn="0" w:oddVBand="0" w:evenVBand="0" w:oddHBand="0" w:evenHBand="0" w:firstRowFirstColumn="0" w:firstRowLastColumn="0" w:lastRowFirstColumn="0" w:lastRowLastColumn="0"/>
               <w:rPr>
-                <w:rFonts w:ascii="Verdana" w:hAnsi="Verdana" w:cstheme="minorHAnsi"/>
-                <w:highlight w:val="yellow"/>
-              </w:rPr>
-            </w:pPr>
-            <w:r>
-              <w:rPr>
-                <w:rFonts w:ascii="Verdana" w:hAnsi="Verdana" w:cstheme="minorHAnsi"/>
-                <w:highlight w:val="yellow"/>
+                <w:rFonts w:ascii="Calibri" w:hAnsi="Calibri" w:cstheme="minorHAnsi"/>
+              </w:rPr>
+            </w:pPr>
+            <w:r>
+              <w:rPr>
+                <w:rFonts w:ascii="Calibri" w:hAnsi="Calibri" w:cstheme="minorHAnsi"/>
               </w:rPr>
               <w:t>Aprobado</w:t>
             </w:r>
@@ -15583,14 +15376,12 @@
               <w:pStyle w:val="Standard"/>
               <w:jc w:val="both"/>
               <w:rPr>
-                <w:rFonts w:ascii="Verdana" w:hAnsi="Verdana" w:cstheme="minorHAnsi"/>
-                <w:highlight w:val="yellow"/>
-              </w:rPr>
-            </w:pPr>
-            <w:r>
-              <w:rPr>
-                <w:rFonts w:ascii="Verdana" w:hAnsi="Verdana" w:cstheme="minorHAnsi"/>
-                <w:highlight w:val="yellow"/>
+                <w:rFonts w:ascii="Calibri" w:hAnsi="Calibri" w:cstheme="minorHAnsi"/>
+              </w:rPr>
+            </w:pPr>
+            <w:r>
+              <w:rPr>
+                <w:rFonts w:ascii="Calibri" w:hAnsi="Calibri" w:cstheme="minorHAnsi"/>
               </w:rPr>
               <w:t>Estabilidad</w:t>
             </w:r>
@@ -15606,14 +15397,12 @@
               <w:jc w:val="both"/>
               <w:cnfStyle w:val="000000100000" w:firstRow="0" w:lastRow="0" w:firstColumn="0" w:lastColumn="0" w:oddVBand="0" w:evenVBand="0" w:oddHBand="1" w:evenHBand="0" w:firstRowFirstColumn="0" w:firstRowLastColumn="0" w:lastRowFirstColumn="0" w:lastRowLastColumn="0"/>
               <w:rPr>
-                <w:rFonts w:ascii="Verdana" w:hAnsi="Verdana" w:cstheme="minorHAnsi"/>
-                <w:highlight w:val="yellow"/>
-              </w:rPr>
-            </w:pPr>
-            <w:r>
-              <w:rPr>
-                <w:rFonts w:ascii="Verdana" w:hAnsi="Verdana" w:cstheme="minorHAnsi"/>
-                <w:highlight w:val="yellow"/>
+                <w:rFonts w:ascii="Calibri" w:hAnsi="Calibri" w:cstheme="minorHAnsi"/>
+              </w:rPr>
+            </w:pPr>
+            <w:r>
+              <w:rPr>
+                <w:rFonts w:ascii="Calibri" w:hAnsi="Calibri" w:cstheme="minorHAnsi"/>
               </w:rPr>
               <w:t>Alta</w:t>
             </w:r>
@@ -15631,14 +15420,12 @@
               <w:pStyle w:val="Standard"/>
               <w:jc w:val="both"/>
               <w:rPr>
-                <w:rFonts w:ascii="Verdana" w:hAnsi="Verdana" w:cstheme="minorHAnsi"/>
-                <w:highlight w:val="yellow"/>
-              </w:rPr>
-            </w:pPr>
-            <w:r>
-              <w:rPr>
-                <w:rFonts w:ascii="Verdana" w:hAnsi="Verdana" w:cstheme="minorHAnsi"/>
-                <w:highlight w:val="yellow"/>
+                <w:rFonts w:ascii="Calibri" w:hAnsi="Calibri" w:cstheme="minorHAnsi"/>
+              </w:rPr>
+            </w:pPr>
+            <w:r>
+              <w:rPr>
+                <w:rFonts w:ascii="Calibri" w:hAnsi="Calibri" w:cstheme="minorHAnsi"/>
               </w:rPr>
               <w:t>Comentarios</w:t>
             </w:r>
@@ -15653,45 +15440,39 @@
               <w:pStyle w:val="Standard"/>
               <w:cnfStyle w:val="000000000000" w:firstRow="0" w:lastRow="0" w:firstColumn="0" w:lastColumn="0" w:oddVBand="0" w:evenVBand="0" w:oddHBand="0" w:evenHBand="0" w:firstRowFirstColumn="0" w:firstRowLastColumn="0" w:lastRowFirstColumn="0" w:lastRowLastColumn="0"/>
               <w:rPr>
-                <w:rFonts w:ascii="Verdana" w:hAnsi="Verdana" w:cstheme="minorHAnsi"/>
-                <w:highlight w:val="yellow"/>
-              </w:rPr>
-            </w:pPr>
-            <w:r>
-              <w:rPr>
-                <w:rFonts w:ascii="Verdana" w:hAnsi="Verdana" w:cstheme="minorHAnsi"/>
-                <w:highlight w:val="yellow"/>
+                <w:rFonts w:ascii="Calibri" w:hAnsi="Calibri" w:cstheme="minorHAnsi"/>
+              </w:rPr>
+            </w:pPr>
+            <w:r>
+              <w:rPr>
+                <w:rFonts w:ascii="Calibri" w:hAnsi="Calibri" w:cstheme="minorHAnsi"/>
               </w:rPr>
               <w:t>Las unidades disponibles para la conversión son:</w:t>
             </w:r>
             <w:r>
               <w:rPr>
-                <w:rFonts w:ascii="Verdana" w:hAnsi="Verdana" w:cstheme="minorHAnsi"/>
-                <w:highlight w:val="yellow"/>
+                <w:rFonts w:ascii="Calibri" w:hAnsi="Calibri" w:cstheme="minorHAnsi"/>
               </w:rPr>
               <w:t xml:space="preserve"> </w:t>
             </w:r>
             <w:proofErr w:type="spellStart"/>
             <w:r>
               <w:rPr>
-                <w:rFonts w:ascii="Verdana" w:hAnsi="Verdana" w:cstheme="minorHAnsi"/>
-                <w:highlight w:val="yellow"/>
+                <w:rFonts w:ascii="Calibri" w:hAnsi="Calibri" w:cstheme="minorHAnsi"/>
               </w:rPr>
               <w:t>farenheit</w:t>
             </w:r>
             <w:proofErr w:type="spellEnd"/>
             <w:r>
               <w:rPr>
-                <w:rFonts w:ascii="Verdana" w:hAnsi="Verdana" w:cstheme="minorHAnsi"/>
-                <w:highlight w:val="yellow"/>
+                <w:rFonts w:ascii="Calibri" w:hAnsi="Calibri" w:cstheme="minorHAnsi"/>
               </w:rPr>
               <w:t xml:space="preserve">, kelvin, Celsius, newton y </w:t>
             </w:r>
             <w:proofErr w:type="spellStart"/>
             <w:r>
               <w:rPr>
-                <w:rFonts w:ascii="Verdana" w:hAnsi="Verdana" w:cstheme="minorHAnsi"/>
-                <w:highlight w:val="yellow"/>
+                <w:rFonts w:ascii="Calibri" w:hAnsi="Calibri" w:cstheme="minorHAnsi"/>
               </w:rPr>
               <w:t>reaumur</w:t>
             </w:r>
@@ -15703,13 +15484,12 @@
               <w:jc w:val="both"/>
               <w:cnfStyle w:val="000000000000" w:firstRow="0" w:lastRow="0" w:firstColumn="0" w:lastColumn="0" w:oddVBand="0" w:evenVBand="0" w:oddHBand="0" w:evenHBand="0" w:firstRowFirstColumn="0" w:firstRowLastColumn="0" w:lastRowFirstColumn="0" w:lastRowLastColumn="0"/>
               <w:rPr>
-                <w:rFonts w:ascii="Verdana" w:hAnsi="Verdana" w:cstheme="minorHAnsi"/>
-              </w:rPr>
-            </w:pPr>
-            <w:r>
-              <w:rPr>
-                <w:rFonts w:ascii="Verdana" w:hAnsi="Verdana" w:cstheme="minorHAnsi"/>
-                <w:highlight w:val="yellow"/>
+                <w:rFonts w:ascii="Calibri" w:hAnsi="Calibri" w:cstheme="minorHAnsi"/>
+              </w:rPr>
+            </w:pPr>
+            <w:r>
+              <w:rPr>
+                <w:rFonts w:ascii="Calibri" w:hAnsi="Calibri" w:cstheme="minorHAnsi"/>
               </w:rPr>
               <w:t>.</w:t>
             </w:r>
@@ -15896,6 +15676,11 @@
           </w:tcPr>
           <w:p>
             <w:r>
+              <w:rPr>
+                <w:rFonts w:ascii="Arial" w:hAnsi="Arial"/>
+                <w:b/>
+                <w:color w:val="FFFFFF" w:themeColor="background1"/>
+              </w:rPr>
               <w:t>Protocolo de Arquitectura (SOAP)</w:t>
             </w:r>
           </w:p>
@@ -17920,7 +17705,7 @@
               <w:cnfStyle w:val="100000000000" w:firstRow="1" w:lastRow="0" w:firstColumn="0" w:lastColumn="0" w:oddVBand="0" w:evenVBand="0" w:oddHBand="0" w:evenHBand="0" w:firstRowFirstColumn="0" w:firstRowLastColumn="0" w:lastRowFirstColumn="0" w:lastRowLastColumn="0"/>
             </w:pPr>
             <w:r>
-              <w:t>Accesibilidad</w:t>
+              <w:t>Mantenibilidad</w:t>
             </w:r>
           </w:p>
         </w:tc>

--- a/TI.1.1. PAO202651_SOAP_JAVA_SINBDD_NRC36884_GR09/01. UML/01. ERS/ERS_SOAP_JAVA_SINBDD_GR09.docx
+++ b/TI.1.1. PAO202651_SOAP_JAVA_SINBDD_NRC36884_GR09/01. UML/01. ERS/ERS_SOAP_JAVA_SINBDD_GR09.docx
@@ -153,7 +153,7 @@
                               <w:jc w:val="center"/>
                             </w:pPr>
                             <w:r>
-                              <w:t>Viche Castillo, Julio Enrique</w:t>
+                              <w:t>Viche Castillo, Julio Enrique; Murillo Medina, Gabriel Omar</w:t>
                             </w:r>
                           </w:p>
                           <w:p>
@@ -162,7 +162,7 @@
                               <w:jc w:val="center"/>
                             </w:pPr>
                             <w:r>
-                              <w:t>Murillo Medina, Gabriel Omar</w:t>
+                              <w:t/>
                             </w:r>
                           </w:p>
                           <w:p>
@@ -209,11 +209,9 @@
                             <w:pPr>
                               <w:jc w:val="center"/>
                             </w:pPr>
-                            <w:proofErr w:type="gramStart"/>
                             <w:r>
                               <w:t>MIS.MDU.CCNA.CCIA</w:t>
                             </w:r>
-                            <w:proofErr w:type="gramEnd"/>
                             <w:r>
                               <w:t>.</w:t>
                             </w:r>
@@ -441,7 +439,7 @@
                         <w:jc w:val="center"/>
                       </w:pPr>
                       <w:r>
-                        <w:t>Viche Castillo, Julio Enrique</w:t>
+                        <w:t>Viche Castillo, Julio Enrique; Murillo Medina, Gabriel Omar</w:t>
                       </w:r>
                     </w:p>
                     <w:p>
@@ -450,7 +448,7 @@
                         <w:jc w:val="center"/>
                       </w:pPr>
                       <w:r>
-                        <w:t>Murillo Medina, Gabriel Omar</w:t>
+                        <w:t/>
                       </w:r>
                     </w:p>
                     <w:p>
@@ -497,11 +495,9 @@
                       <w:pPr>
                         <w:jc w:val="center"/>
                       </w:pPr>
-                      <w:proofErr w:type="gramStart"/>
                       <w:r>
                         <w:t>MIS.MDU.CCNA.CCIA</w:t>
                       </w:r>
-                      <w:proofErr w:type="gramEnd"/>
                       <w:r>
                         <w:t>.</w:t>
                       </w:r>
@@ -4289,6 +4285,19 @@
         <w:t>ESPECIFICACIÓN DE REQUERIMIENTOS DE SOFTWARE PARA SOA CON SOAP EN JAVA SIN BDD</w:t>
       </w:r>
     </w:p>
+    <w:p>
+      <w:pPr>
+        <w:jc w:val="left"/>
+        <w:spacing w:before="240" w:after="120"/>
+      </w:pPr>
+      <w:r>
+        <w:rPr>
+          <w:rFonts w:ascii="Arial" w:hAnsi="Arial"/>
+          <w:sz w:val="22"/>
+        </w:rPr>
+        <w:t xml:space="preserve">Autores: Viche Castillo, Julio Enrique; Murillo Medina, Gabriel Omar</w:t>
+      </w:r>
+    </w:p>
     <w:sdt>
       <w:sdtPr>
         <w:id w:val="-1895271822"/>
@@ -8058,7 +8067,7 @@
         </w:numPr>
       </w:pPr>
       <w:r>
-        <w:t>El sistema será desarrollado con NetBeans como IDE y sin uso de base de datos (SINBDD). La arquitectura es SOA (Service Oriented Architecture) usando Servicios Web SOAP con Jakarta EE / JAX-WS.</w:t>
+        <w:t>El sistema usa NetBeans y no implementa base de datos (SINBDD). El servidor SOAP 1.1 se compila con Java 11, Jakarta EE Web API 10.0.0, Jakarta XML Web Services API 4.0.1 y Metro JAX-WS Runtime 4.0.2; se empaqueta como WAR para Payara Server 7.2026.10. Los módulos cliente Java usan release 11; Android usa Java 17, compileSdk/targetSdk 35 y minSdk 24.</w:t>
       </w:r>
     </w:p>
     <w:bookmarkEnd w:id="2"/>
@@ -8101,7 +8110,7 @@
     </w:p>
     <w:p>
       <w:r>
-        <w:t>Este documento de Especificación de Requerimientos de Software ha sido creado siguiendo la norma IEEE-830 para la especificación de requerimientos, que forma parte de la documentación generada previo al posible desarrollo e implementación de la capa de servicios del sistema “Conversión de Unidades Monster”. El documento detalla la arquitectura, diseño de interfaces y comportamientos funcionales necesarios para construir una solución basada en el protocolo SOAP en JAVA, incluyendo los mecanismos de consumo por parte cuatro clientes diferentes y las restricciones tecnológicas.</w:t>
+        <w:t>Este documento de Especificación de Requerimientos describe la implementación GR09 “Conversión de Unidades Monster”, la arquitectura SOAP en Java, los cuatro clientes, sus requisitos y las tecnologías verificadas en el código.</w:t>
       </w:r>
     </w:p>
     <w:p>
@@ -8260,11 +8269,9 @@
         </w:numPr>
         <w:spacing w:before="0" w:after="0"/>
       </w:pPr>
-      <w:proofErr w:type="spellStart"/>
       <w:r>
         <w:t>Login</w:t>
       </w:r>
-      <w:proofErr w:type="spellEnd"/>
       <w:r>
         <w:t xml:space="preserve"> y autenticación del cliente. </w:t>
       </w:r>
@@ -8294,11 +8301,9 @@
       <w:r>
         <w:t xml:space="preserve">Control de acceso de los </w:t>
       </w:r>
-      <w:proofErr w:type="spellStart"/>
       <w:r>
         <w:t>endpoints</w:t>
       </w:r>
-      <w:proofErr w:type="spellEnd"/>
       <w:r>
         <w:t xml:space="preserve"> de conversión. </w:t>
       </w:r>
@@ -8724,14 +8729,12 @@
                 <w:rFonts w:cs="Calibri"/>
               </w:rPr>
             </w:pPr>
-            <w:proofErr w:type="spellStart"/>
             <w:r>
               <w:rPr>
                 <w:rFonts w:cs="Calibri"/>
               </w:rPr>
               <w:t>Endpoint</w:t>
             </w:r>
-            <w:proofErr w:type="spellEnd"/>
           </w:p>
         </w:tc>
         <w:tc>
@@ -8942,15 +8945,13 @@
               </w:rPr>
             </w:pPr>
             <w:bookmarkStart w:id="18" w:name="_Toc61544620"/>
-            <w:proofErr w:type="spellStart"/>
             <w:r>
               <w:rPr>
                 <w:rFonts w:cs="Calibri"/>
               </w:rPr>
-              <w:t>Netbeans</w:t>
+              <w:t>NetBeans</w:t>
             </w:r>
             <w:bookmarkEnd w:id="18"/>
-            <w:proofErr w:type="spellEnd"/>
           </w:p>
         </w:tc>
         <w:tc>
@@ -8969,7 +8970,7 @@
               <w:rPr>
                 <w:rFonts w:cs="Calibri"/>
               </w:rPr>
-              <w:t>Entorno de desarrollo integrado libre, hecho principalmente para el lenguaje de programación Java.</w:t>
+              <w:t>IDE para desarrollar módulos Java. La versión no está fijada en los archivos del proyecto.</w:t>
             </w:r>
             <w:bookmarkEnd w:id="19"/>
           </w:p>
@@ -9189,14 +9190,12 @@
               </w:rPr>
               <w:t>Arquitectura Orientada a Servicios (Service-</w:t>
             </w:r>
-            <w:proofErr w:type="spellStart"/>
             <w:r>
               <w:rPr>
                 <w:rFonts w:cs="Calibri"/>
               </w:rPr>
               <w:t>Oriented</w:t>
             </w:r>
-            <w:proofErr w:type="spellEnd"/>
             <w:r>
               <w:rPr>
                 <w:rFonts w:cs="Calibri"/>
@@ -9286,28 +9285,24 @@
               </w:rPr>
               <w:t>Transferencia de Estado Representacional (</w:t>
             </w:r>
-            <w:proofErr w:type="spellStart"/>
             <w:r>
               <w:rPr>
                 <w:rFonts w:cs="Calibri"/>
               </w:rPr>
               <w:t>Represantational</w:t>
             </w:r>
-            <w:proofErr w:type="spellEnd"/>
             <w:r>
               <w:rPr>
                 <w:rFonts w:cs="Calibri"/>
               </w:rPr>
               <w:t xml:space="preserve"> </w:t>
             </w:r>
-            <w:proofErr w:type="spellStart"/>
             <w:r>
               <w:rPr>
                 <w:rFonts w:cs="Calibri"/>
               </w:rPr>
               <w:t>State</w:t>
             </w:r>
-            <w:proofErr w:type="spellEnd"/>
             <w:r>
               <w:rPr>
                 <w:rFonts w:cs="Calibri"/>
@@ -9354,14 +9349,12 @@
               </w:rPr>
               <w:t>Lenguaje de Marcado Extensible (</w:t>
             </w:r>
-            <w:proofErr w:type="spellStart"/>
             <w:r>
               <w:rPr>
                 <w:rFonts w:cs="Calibri"/>
               </w:rPr>
               <w:t>eXtensible</w:t>
             </w:r>
-            <w:proofErr w:type="spellEnd"/>
             <w:r>
               <w:rPr>
                 <w:rFonts w:cs="Calibri"/>
@@ -9411,14 +9404,12 @@
               </w:rPr>
               <w:t>Protocolo de Transferencia de Hipertexto (</w:t>
             </w:r>
-            <w:proofErr w:type="spellStart"/>
             <w:r>
               <w:rPr>
                 <w:rFonts w:cs="Calibri"/>
               </w:rPr>
               <w:t>Hypertext</w:t>
             </w:r>
-            <w:proofErr w:type="spellEnd"/>
             <w:r>
               <w:rPr>
                 <w:rFonts w:cs="Calibri"/>
@@ -9828,14 +9819,12 @@
               </w:rPr>
               <w:t xml:space="preserve">De la plantilla de formato del documento © &amp; </w:t>
             </w:r>
-            <w:proofErr w:type="spellStart"/>
             <w:r>
               <w:rPr>
                 <w:rFonts w:asciiTheme="minorHAnsi" w:hAnsiTheme="minorHAnsi" w:cstheme="minorHAnsi"/>
               </w:rPr>
               <w:t>Coloriuris</w:t>
             </w:r>
-            <w:proofErr w:type="spellEnd"/>
             <w:r>
               <w:rPr>
                 <w:rFonts w:asciiTheme="minorHAnsi" w:hAnsiTheme="minorHAnsi" w:cstheme="minorHAnsi"/>
@@ -10158,28 +10147,24 @@
         </w:rPr>
         <w:t xml:space="preserve">Procesar transformaciones entres estas unidades de medida de temperatura: </w:t>
       </w:r>
-      <w:proofErr w:type="spellStart"/>
       <w:r>
         <w:rPr>
           <w:rFonts w:cs="Calibri"/>
         </w:rPr>
         <w:t>farenheit</w:t>
       </w:r>
-      <w:proofErr w:type="spellEnd"/>
       <w:r>
         <w:rPr>
           <w:rFonts w:cs="Calibri"/>
         </w:rPr>
         <w:t xml:space="preserve">, kelvin, Celsius, newton y </w:t>
       </w:r>
-      <w:proofErr w:type="spellStart"/>
       <w:r>
         <w:rPr>
           <w:rFonts w:cs="Calibri"/>
         </w:rPr>
         <w:t>reaumur</w:t>
       </w:r>
-      <w:proofErr w:type="spellEnd"/>
       <w:r>
         <w:rPr>
           <w:rFonts w:cs="Calibri"/>
@@ -10791,19 +10776,15 @@
       <w:r>
         <w:t xml:space="preserve">, se hará uso de la herramienta </w:t>
       </w:r>
-      <w:proofErr w:type="spellStart"/>
       <w:r>
         <w:t>Power</w:t>
       </w:r>
-      <w:proofErr w:type="spellEnd"/>
       <w:r>
         <w:t xml:space="preserve"> </w:t>
       </w:r>
-      <w:proofErr w:type="spellStart"/>
       <w:r>
         <w:t>Designer</w:t>
       </w:r>
-      <w:proofErr w:type="spellEnd"/>
       <w:r>
         <w:t xml:space="preserve">. </w:t>
       </w:r>
@@ -10869,7 +10850,7 @@
         <w:spacing w:before="0" w:after="0"/>
       </w:pPr>
       <w:r>
-        <w:t>El servidor de aplicaciones es Payara Server / Tomcat embebido y la arquitectura es Jakarta EE / JAX-WS.</w:t>
+        <w:t>El servidor SOAP usa Jakarta EE Web API 10.0.0, Jakarta XML Web Services API 4.0.1 y Metro JAX-WS Runtime 4.0.2. Se empaqueta como WAR y se despliega en Payara Server 7.2026.10.</w:t>
       </w:r>
     </w:p>
     <w:p>
@@ -10882,7 +10863,7 @@
         <w:spacing w:before="0" w:after="0"/>
       </w:pPr>
       <w:r>
-        <w:t>El entorno de desarrollo para la construcción del sistema es NetBeans.</w:t>
+        <w:t>El entorno Java usa NetBeans; los archivos del proyecto no fijan la versión del IDE.</w:t>
       </w:r>
     </w:p>
     <w:p>
@@ -11594,7 +11575,6 @@
                 <w:szCs w:val="20"/>
               </w:rPr>
             </w:pPr>
-            <w:proofErr w:type="spellStart"/>
             <w:r>
               <w:rPr>
                 <w:sz w:val="20"/>
@@ -11602,7 +11582,6 @@
               </w:rPr>
               <w:t>Genius</w:t>
             </w:r>
-            <w:proofErr w:type="spellEnd"/>
           </w:p>
         </w:tc>
         <w:tc>
@@ -11727,7 +11706,6 @@
                 <w:szCs w:val="20"/>
               </w:rPr>
             </w:pPr>
-            <w:proofErr w:type="spellStart"/>
             <w:r>
               <w:rPr>
                 <w:sz w:val="20"/>
@@ -11735,7 +11713,6 @@
               </w:rPr>
               <w:t>Genius</w:t>
             </w:r>
-            <w:proofErr w:type="spellEnd"/>
           </w:p>
         </w:tc>
         <w:tc>
@@ -11955,7 +11932,6 @@
               </w:rPr>
               <w:t xml:space="preserve">, Memoria </w:t>
             </w:r>
-            <w:proofErr w:type="spellStart"/>
             <w:r>
               <w:rPr>
                 <w:sz w:val="20"/>
@@ -11963,7 +11939,6 @@
               </w:rPr>
               <w:t>Ram</w:t>
             </w:r>
-            <w:proofErr w:type="spellEnd"/>
             <w:r>
               <w:rPr>
                 <w:sz w:val="20"/>
@@ -11992,7 +11967,6 @@
               </w:rPr>
               <w:t xml:space="preserve">. 256gb </w:t>
             </w:r>
-            <w:proofErr w:type="spellStart"/>
             <w:r>
               <w:rPr>
                 <w:sz w:val="20"/>
@@ -12000,7 +11974,6 @@
               </w:rPr>
               <w:t>ssd</w:t>
             </w:r>
-            <w:proofErr w:type="spellEnd"/>
             <w:r>
               <w:rPr>
                 <w:sz w:val="20"/>
@@ -12266,7 +12239,7 @@
               <w:cnfStyle w:val="000000100000" w:firstRow="0" w:lastRow="0" w:firstColumn="0" w:lastColumn="0" w:oddVBand="0" w:evenVBand="0" w:oddHBand="1" w:evenHBand="0" w:firstRowFirstColumn="0" w:firstRowLastColumn="0" w:lastRowFirstColumn="0" w:lastRowLastColumn="0"/>
             </w:pPr>
             <w:r>
-              <w:t>Windows es el nombre de una familia de distribuciones de software para PC, smartphone, servidores y sistemas empotrados, desarrollados y vendidos por Microsoft y disponibles para múltiples arquitecturas, tales como x86 y ARM</w:t>
+              <w:t>Sistema operativo de escritorio indicado como entorno de desarrollo del proyecto.</w:t>
             </w:r>
           </w:p>
         </w:tc>
@@ -12279,7 +12252,7 @@
               <w:cnfStyle w:val="000000100000" w:firstRow="0" w:lastRow="0" w:firstColumn="0" w:lastColumn="0" w:oddVBand="0" w:evenVBand="0" w:oddHBand="1" w:evenHBand="0" w:firstRowFirstColumn="0" w:firstRowLastColumn="0" w:lastRowFirstColumn="0" w:lastRowLastColumn="0"/>
             </w:pPr>
             <w:r>
-              <w:t>Es la plataforma sobre la cual se va a ejecutar la aplicación y la base de datos el cual cuenta con un soporte hasta 2020</w:t>
+              <w:t>Windows 11 figura como entorno de desarrollo. Los archivos del proyecto no fijan la versión de actualización del sistema operativo.</w:t>
             </w:r>
           </w:p>
         </w:tc>
@@ -12316,7 +12289,7 @@
               <w:cnfStyle w:val="000000000000" w:firstRow="0" w:lastRow="0" w:firstColumn="0" w:lastColumn="0" w:oddVBand="0" w:evenVBand="0" w:oddHBand="0" w:evenHBand="0" w:firstRowFirstColumn="0" w:firstRowLastColumn="0" w:lastRowFirstColumn="0" w:lastRowLastColumn="0"/>
             </w:pPr>
             <w:r>
-              <w:t>Número de especificación: 8</w:t>
+              <w:t>Versión: no declarada en los archivos del proyecto.</w:t>
             </w:r>
           </w:p>
           <w:p>
@@ -12324,7 +12297,7 @@
               <w:cnfStyle w:val="000000000000" w:firstRow="0" w:lastRow="0" w:firstColumn="0" w:lastColumn="0" w:oddVBand="0" w:evenVBand="0" w:oddHBand="0" w:evenHBand="0" w:firstRowFirstColumn="0" w:firstRowLastColumn="0" w:lastRowFirstColumn="0" w:lastRowLastColumn="0"/>
             </w:pPr>
             <w:r>
-              <w:t>Número de versión: 8.0.2</w:t>
+              <w:t>Versión del IDE: no declarada.</w:t>
             </w:r>
           </w:p>
           <w:p>
@@ -12332,14 +12305,14 @@
               <w:cnfStyle w:val="000000000000" w:firstRow="0" w:lastRow="0" w:firstColumn="0" w:lastColumn="0" w:oddVBand="0" w:evenVBand="0" w:oddHBand="0" w:evenHBand="0" w:firstRowFirstColumn="0" w:firstRowLastColumn="0" w:lastRowFirstColumn="0" w:lastRowLastColumn="0"/>
             </w:pPr>
             <w:r>
-              <w:t>Fuente:</w:t>
+              <w:t>Fuente: https://netbeans.apache.org/</w:t>
             </w:r>
             <w:hyperlink r:id="rId15" w:history="1">
               <w:r>
                 <w:rPr>
                   <w:rStyle w:val="Hipervnculo"/>
                 </w:rPr>
-                <w:t xml:space="preserve"> https://www.netbeanside.com/</w:t>
+                <w:t xml:space="preserve"/>
               </w:r>
             </w:hyperlink>
           </w:p>
@@ -12348,7 +12321,7 @@
               <w:cnfStyle w:val="000000000000" w:firstRow="0" w:lastRow="0" w:firstColumn="0" w:lastColumn="0" w:oddVBand="0" w:evenVBand="0" w:oddHBand="0" w:evenHBand="0" w:firstRowFirstColumn="0" w:firstRowLastColumn="0" w:lastRowFirstColumn="0" w:lastRowLastColumn="0"/>
             </w:pPr>
             <w:r>
-              <w:t>Distribución: libre</w:t>
+              <w:t>Distribución: código abierto.</w:t>
             </w:r>
           </w:p>
         </w:tc>
@@ -12361,7 +12334,7 @@
               <w:cnfStyle w:val="000000000000" w:firstRow="0" w:lastRow="0" w:firstColumn="0" w:lastColumn="0" w:oddVBand="0" w:evenVBand="0" w:oddHBand="0" w:evenHBand="0" w:firstRowFirstColumn="0" w:firstRowLastColumn="0" w:lastRowFirstColumn="0" w:lastRowLastColumn="0"/>
             </w:pPr>
             <w:r>
-              <w:t>Diseñar y generar interfaces y el funcionamiento del programa mediante el lenguaje de programación Java.</w:t>
+              <w:t>Desarrollar y depurar los módulos Java del proyecto.</w:t>
             </w:r>
           </w:p>
         </w:tc>
@@ -12374,13 +12347,13 @@
               <w:cnfStyle w:val="000000000000" w:firstRow="0" w:lastRow="0" w:firstColumn="0" w:lastColumn="0" w:oddVBand="0" w:evenVBand="0" w:oddHBand="0" w:evenHBand="0" w:firstRowFirstColumn="0" w:firstRowLastColumn="0" w:lastRowFirstColumn="0" w:lastRowLastColumn="0"/>
             </w:pPr>
             <w:r>
-              <w:t xml:space="preserve">Herramienta que se utiliza para desarrollar aplicaciones Web, Móvil y de Escritorio para diferentes lenguajes de programación como son </w:t>
-            </w:r>
-            <w:r>
-              <w:t>Java, C++</w:t>
-            </w:r>
-            <w:r>
-              <w:t>, Ruby y    PHP entre    otros</w:t>
+              <w:t xml:space="preserve">IDE empleado para los proyectos Java; el repositorio no fija su versión.</w:t>
+            </w:r>
+            <w:r>
+              <w:t/>
+            </w:r>
+            <w:r>
+              <w:t/>
             </w:r>
           </w:p>
         </w:tc>
@@ -12417,19 +12390,15 @@
             <w:r>
               <w:t xml:space="preserve">Nombre: </w:t>
             </w:r>
-            <w:proofErr w:type="spellStart"/>
             <w:r>
               <w:t>Power</w:t>
             </w:r>
-            <w:proofErr w:type="spellEnd"/>
             <w:r>
               <w:t xml:space="preserve"> </w:t>
             </w:r>
-            <w:proofErr w:type="spellStart"/>
             <w:r>
               <w:t>Designer</w:t>
             </w:r>
-            <w:proofErr w:type="spellEnd"/>
           </w:p>
           <w:p>
             <w:pPr>
@@ -12532,15 +12501,13 @@
               <w:cnfStyle w:val="000000000000" w:firstRow="0" w:lastRow="0" w:firstColumn="0" w:lastColumn="0" w:oddVBand="0" w:evenVBand="0" w:oddHBand="0" w:evenHBand="0" w:firstRowFirstColumn="0" w:firstRowLastColumn="0" w:lastRowFirstColumn="0" w:lastRowLastColumn="0"/>
             </w:pPr>
             <w:r>
-              <w:t xml:space="preserve">Nombre: </w:t>
-            </w:r>
-            <w:proofErr w:type="spellStart"/>
-            <w:r>
-              <w:t>Jakarta</w:t>
-            </w:r>
-            <w:proofErr w:type="spellEnd"/>
-            <w:r>
-              <w:t xml:space="preserve"> EE </w:t>
+              <w:t xml:space="preserve">Nombre: Jakarta EE Web API / Jakarta XML Web Services</w:t>
+            </w:r>
+            <w:r>
+              <w:t/>
+            </w:r>
+            <w:r>
+              <w:t xml:space="preserve"/>
             </w:r>
           </w:p>
           <w:p>
@@ -12548,7 +12515,7 @@
               <w:cnfStyle w:val="000000000000" w:firstRow="0" w:lastRow="0" w:firstColumn="0" w:lastColumn="0" w:oddVBand="0" w:evenVBand="0" w:oddHBand="0" w:evenHBand="0" w:firstRowFirstColumn="0" w:firstRowLastColumn="0" w:lastRowFirstColumn="0" w:lastRowLastColumn="0"/>
             </w:pPr>
             <w:r>
-              <w:t xml:space="preserve">Versión: 8/10 </w:t>
+              <w:t xml:space="preserve">Java 11; Jakarta EE Web API 10.0.0; Jakarta XML Web Services API 4.0.1; Metro JAX-WS Runtime 4.0.2.</w:t>
             </w:r>
           </w:p>
           <w:p>
@@ -12556,15 +12523,15 @@
               <w:cnfStyle w:val="000000000000" w:firstRow="0" w:lastRow="0" w:firstColumn="0" w:lastColumn="0" w:oddVBand="0" w:evenVBand="0" w:oddHBand="0" w:evenHBand="0" w:firstRowFirstColumn="0" w:firstRowLastColumn="0" w:lastRowFirstColumn="0" w:lastRowLastColumn="0"/>
             </w:pPr>
             <w:r>
-              <w:t xml:space="preserve">Fuente: </w:t>
+              <w:t xml:space="preserve">Fuente: https://jakarta.ee/specifications/xml-web-services/4.0/</w:t>
             </w:r>
             <w:hyperlink r:id="rId16" w:history="1">
               <w:r>
-                <w:t>https://jakarta.ee/</w:t>
+                <w:t/>
               </w:r>
             </w:hyperlink>
             <w:r>
-              <w:t xml:space="preserve"> </w:t>
+              <w:t xml:space="preserve"/>
             </w:r>
           </w:p>
           <w:p>
@@ -12572,7 +12539,7 @@
               <w:cnfStyle w:val="000000000000" w:firstRow="0" w:lastRow="0" w:firstColumn="0" w:lastColumn="0" w:oddVBand="0" w:evenVBand="0" w:oddHBand="0" w:evenHBand="0" w:firstRowFirstColumn="0" w:firstRowLastColumn="0" w:lastRowFirstColumn="0" w:lastRowLastColumn="0"/>
             </w:pPr>
             <w:r>
-              <w:t>Distribución: Código abierto</w:t>
+              <w:t>Distribución: componentes de código abierto.</w:t>
             </w:r>
           </w:p>
           <w:p>
@@ -12580,7 +12547,7 @@
               <w:cnfStyle w:val="000000000000" w:firstRow="0" w:lastRow="0" w:firstColumn="0" w:lastColumn="0" w:oddVBand="0" w:evenVBand="0" w:oddHBand="0" w:evenHBand="0" w:firstRowFirstColumn="0" w:firstRowLastColumn="0" w:lastRowFirstColumn="0" w:lastRowLastColumn="0"/>
             </w:pPr>
             <w:r>
-              <w:t>Precio: Gratuito</w:t>
+              <w:t>Precio: no aplica al proyecto.</w:t>
             </w:r>
           </w:p>
         </w:tc>
@@ -12593,18 +12560,16 @@
               <w:cnfStyle w:val="000000000000" w:firstRow="0" w:lastRow="0" w:firstColumn="0" w:lastColumn="0" w:oddVBand="0" w:evenVBand="0" w:oddHBand="0" w:evenHBand="0" w:firstRowFirstColumn="0" w:firstRowLastColumn="0" w:lastRowFirstColumn="0" w:lastRowLastColumn="0"/>
             </w:pPr>
             <w:r>
-              <w:t xml:space="preserve">Plataforma de código abierto impulsada por la Eclipse </w:t>
-            </w:r>
-            <w:proofErr w:type="spellStart"/>
-            <w:r>
-              <w:t>Foundation</w:t>
-            </w:r>
-            <w:proofErr w:type="spellEnd"/>
-            <w:r>
-              <w:t xml:space="preserve"> para el desarrollo de aplicaciones empresariales e </w:t>
-            </w:r>
-            <w:r>
-              <w:t>institucionales en Java.</w:t>
+              <w:t xml:space="preserve">APIs Jakarta EE y Metro implementan servicios SOAP con JAX-WS y mensajes XML.</w:t>
+            </w:r>
+            <w:r>
+              <w:t/>
+            </w:r>
+            <w:r>
+              <w:t xml:space="preserve"/>
+            </w:r>
+            <w:r>
+              <w:t/>
             </w:r>
           </w:p>
         </w:tc>
@@ -12617,18 +12582,16 @@
               <w:cnfStyle w:val="000000000000" w:firstRow="0" w:lastRow="0" w:firstColumn="0" w:lastColumn="0" w:oddVBand="0" w:evenVBand="0" w:oddHBand="0" w:evenHBand="0" w:firstRowFirstColumn="0" w:firstRowLastColumn="0" w:lastRowFirstColumn="0" w:lastRowLastColumn="0"/>
             </w:pPr>
             <w:r>
-              <w:t xml:space="preserve">Proveer el conjunto de </w:t>
-            </w:r>
-            <w:proofErr w:type="spellStart"/>
-            <w:r>
-              <w:t>APIs</w:t>
-            </w:r>
-            <w:proofErr w:type="spellEnd"/>
-            <w:r>
-              <w:t xml:space="preserve"> y anotaciones necesarias para construir la lógica </w:t>
-            </w:r>
-            <w:r>
-              <w:t>del servidor y estructurar los servicios web de conversión.</w:t>
+              <w:t xml:space="preserve">Exponer y ejecutar el backend SOAP 1.1 empaquetado como WAR.</w:t>
+            </w:r>
+            <w:r>
+              <w:t/>
+            </w:r>
+            <w:r>
+              <w:t xml:space="preserve"/>
+            </w:r>
+            <w:r>
+              <w:t/>
             </w:r>
           </w:p>
         </w:tc>
@@ -12668,23 +12631,19 @@
               <w:cnfStyle w:val="000000100000" w:firstRow="0" w:lastRow="0" w:firstColumn="0" w:lastColumn="0" w:oddVBand="0" w:evenVBand="0" w:oddHBand="1" w:evenHBand="0" w:firstRowFirstColumn="0" w:firstRowLastColumn="0" w:lastRowFirstColumn="0" w:lastRowLastColumn="0"/>
             </w:pPr>
             <w:r>
-              <w:t xml:space="preserve">Versión: 5/6 </w:t>
-            </w:r>
-            <w:proofErr w:type="spellStart"/>
-            <w:r>
-              <w:t>Community</w:t>
-            </w:r>
-            <w:proofErr w:type="spellEnd"/>
-            <w:r>
-              <w:t xml:space="preserve"> </w:t>
-            </w:r>
-            <w:proofErr w:type="spellStart"/>
-            <w:r>
-              <w:t>Edition</w:t>
-            </w:r>
-            <w:proofErr w:type="spellEnd"/>
-            <w:r>
-              <w:t xml:space="preserve"> </w:t>
+              <w:t xml:space="preserve">Versión: 7.2026.10</w:t>
+            </w:r>
+            <w:r>
+              <w:t/>
+            </w:r>
+            <w:r>
+              <w:t xml:space="preserve"/>
+            </w:r>
+            <w:r>
+              <w:t/>
+            </w:r>
+            <w:r>
+              <w:t xml:space="preserve"/>
             </w:r>
           </w:p>
           <w:p>
@@ -12692,14 +12651,14 @@
               <w:cnfStyle w:val="000000100000" w:firstRow="0" w:lastRow="0" w:firstColumn="0" w:lastColumn="0" w:oddVBand="0" w:evenVBand="0" w:oddHBand="1" w:evenHBand="0" w:firstRowFirstColumn="0" w:firstRowLastColumn="0" w:lastRowFirstColumn="0" w:lastRowLastColumn="0"/>
             </w:pPr>
             <w:r>
-              <w:t xml:space="preserve">Fuente: </w:t>
+              <w:t xml:space="preserve">Fuente: https://www.payara.fish/</w:t>
             </w:r>
             <w:hyperlink r:id="rId17" w:history="1">
               <w:r>
                 <w:rPr>
                   <w:rStyle w:val="Hipervnculo"/>
                 </w:rPr>
-                <w:t>https://www.payara.fish/</w:t>
+                <w:t/>
               </w:r>
             </w:hyperlink>
           </w:p>
@@ -12708,7 +12667,7 @@
               <w:cnfStyle w:val="000000100000" w:firstRow="0" w:lastRow="0" w:firstColumn="0" w:lastColumn="0" w:oddVBand="0" w:evenVBand="0" w:oddHBand="1" w:evenHBand="0" w:firstRowFirstColumn="0" w:firstRowLastColumn="0" w:lastRowFirstColumn="0" w:lastRowLastColumn="0"/>
             </w:pPr>
             <w:r>
-              <w:t xml:space="preserve">Distribución: Código abierto </w:t>
+              <w:t xml:space="preserve">Distribución: código abierto.</w:t>
             </w:r>
           </w:p>
           <w:p>
@@ -12716,7 +12675,7 @@
               <w:cnfStyle w:val="000000100000" w:firstRow="0" w:lastRow="0" w:firstColumn="0" w:lastColumn="0" w:oddVBand="0" w:evenVBand="0" w:oddHBand="1" w:evenHBand="0" w:firstRowFirstColumn="0" w:firstRowLastColumn="0" w:lastRowFirstColumn="0" w:lastRowLastColumn="0"/>
             </w:pPr>
             <w:r>
-              <w:t xml:space="preserve">Precio: Gratuito </w:t>
+              <w:t xml:space="preserve">Precio: gratuito.</w:t>
             </w:r>
           </w:p>
         </w:tc>
@@ -12729,15 +12688,13 @@
               <w:cnfStyle w:val="000000100000" w:firstRow="0" w:lastRow="0" w:firstColumn="0" w:lastColumn="0" w:oddVBand="0" w:evenVBand="0" w:oddHBand="1" w:evenHBand="0" w:firstRowFirstColumn="0" w:firstRowLastColumn="0" w:lastRowFirstColumn="0" w:lastRowLastColumn="0"/>
             </w:pPr>
             <w:r>
-              <w:t xml:space="preserve">Servidor de aplicaciones nativo para la nube y de código abierto, optimizado para desplegar aplicaciones </w:t>
-            </w:r>
-            <w:proofErr w:type="spellStart"/>
-            <w:r>
-              <w:t>Jakarta</w:t>
-            </w:r>
-            <w:proofErr w:type="spellEnd"/>
-            <w:r>
-              <w:t xml:space="preserve"> EE de forma segura y robusta.</w:t>
+              <w:t xml:space="preserve">Servidor Jakarta EE que ejecuta aplicaciones web empaquetadas como WAR.</w:t>
+            </w:r>
+            <w:r>
+              <w:t/>
+            </w:r>
+            <w:r>
+              <w:t xml:space="preserve"/>
             </w:r>
           </w:p>
         </w:tc>
@@ -12750,7 +12707,7 @@
               <w:cnfStyle w:val="000000100000" w:firstRow="0" w:lastRow="0" w:firstColumn="0" w:lastColumn="0" w:oddVBand="0" w:evenVBand="0" w:oddHBand="1" w:evenHBand="0" w:firstRowFirstColumn="0" w:firstRowLastColumn="0" w:lastRowFirstColumn="0" w:lastRowLastColumn="0"/>
             </w:pPr>
             <w:r>
-              <w:t>Alojar, compilar y mantener en ejecución el proyecto del backend. Es el encargado de exponer los servicios en la red para que los cuatro clientes puedan conectarse.</w:t>
+              <w:t>Alojar y ejecutar el backend del proyecto; la configuración local usa Payara Server 7.2026.10.</w:t>
             </w:r>
           </w:p>
         </w:tc>
@@ -12786,16 +12743,16 @@
     </w:p>
     <w:p>
       <w:r>
-        <w:t>El sistema</w:t>
-      </w:r>
-      <w:r>
-        <w:t xml:space="preserve"> de</w:t>
-      </w:r>
-      <w:r>
-        <w:t xml:space="preserve"> </w:t>
-      </w:r>
-      <w:r>
-        <w:t>“Conversor de Unidades Monster” no interactúa con bases de datos. La comunicación se realiza de forma exclusiva a través de la red utilizando el protocolo HTTP/HTTPS.</w:t>
+        <w:t>El sistema no interactúa con bases de datos. La comunicación con el backend se realiza por HTTP.</w:t>
+      </w:r>
+      <w:r>
+        <w:t xml:space="preserve"/>
+      </w:r>
+      <w:r>
+        <w:t xml:space="preserve"/>
+      </w:r>
+      <w:r>
+        <w:t/>
       </w:r>
     </w:p>
     <w:p>
@@ -12807,7 +12764,7 @@
         </w:numPr>
       </w:pPr>
       <w:r>
-        <w:t>Intercambio de datos: La comunicación entre los cuatro clientes (web, móvil, escritorio, consola) y el servidor central se rige por el estándar SOAP sobre la plataforma JAVA.</w:t>
+        <w:t>Intercambio de datos: Los cuatro clientes consumen servicios SOAP 1.1 sobre HTTP mediante Jakarta XML Web Services.</w:t>
       </w:r>
     </w:p>
     <w:p>
@@ -12819,7 +12776,7 @@
         </w:numPr>
       </w:pPr>
       <w:r>
-        <w:t>Formato de datos: Tanto las peticiones enviadas por los clientes como las respuestas generadas por el servidor se estructuran en formato XML, de acuerdo con el contrato definido en el archivo WSDL.</w:t>
+        <w:t>Formato de datos: Solicitudes y respuestas SOAP usan XML; JAX-WS genera el contrato WSDL.</w:t>
       </w:r>
     </w:p>
     <w:p>
@@ -13384,7 +13341,6 @@
               </w:rPr>
               <w:t xml:space="preserve">Persona que interactúa con las interfaces gráficas o de consola de la aplicación cliente. Es quien ingresa las credenciales del </w:t>
             </w:r>
-            <w:proofErr w:type="spellStart"/>
             <w:r>
               <w:rPr>
                 <w:rFonts w:ascii="Calibri" w:hAnsi="Calibri" w:cstheme="minorHAnsi"/>
@@ -13393,7 +13349,6 @@
               </w:rPr>
               <w:t>login</w:t>
             </w:r>
-            <w:proofErr w:type="spellEnd"/>
             <w:r>
               <w:rPr>
                 <w:rFonts w:ascii="Calibri" w:hAnsi="Calibri" w:cstheme="minorHAnsi"/>
@@ -15455,28 +15410,24 @@
               </w:rPr>
               <w:t xml:space="preserve"> </w:t>
             </w:r>
-            <w:proofErr w:type="spellStart"/>
             <w:r>
               <w:rPr>
                 <w:rFonts w:ascii="Calibri" w:hAnsi="Calibri" w:cstheme="minorHAnsi"/>
               </w:rPr>
               <w:t>farenheit</w:t>
             </w:r>
-            <w:proofErr w:type="spellEnd"/>
             <w:r>
               <w:rPr>
                 <w:rFonts w:ascii="Calibri" w:hAnsi="Calibri" w:cstheme="minorHAnsi"/>
               </w:rPr>
               <w:t xml:space="preserve">, kelvin, Celsius, newton y </w:t>
             </w:r>
-            <w:proofErr w:type="spellStart"/>
             <w:r>
               <w:rPr>
                 <w:rFonts w:ascii="Calibri" w:hAnsi="Calibri" w:cstheme="minorHAnsi"/>
               </w:rPr>
               <w:t>reaumur</w:t>
             </w:r>
-            <w:proofErr w:type="spellEnd"/>
           </w:p>
           <w:p>
             <w:pPr>
@@ -15533,13 +15484,13 @@
     </w:p>
     <w:p>
       <w:r>
-        <w:t>Para el Sistema “Servicio de Mantenimiento de Vehículos Monster”</w:t>
-      </w:r>
-      <w:r>
-        <w:t xml:space="preserve"> se ha identificado los siguientes requerimientos no funcionales en relación con la tecnología de la información</w:t>
-      </w:r>
-      <w:r>
-        <w:t>.</w:t>
+        <w:t>Para el sistema GR09 “Conversión de Unidades Monster” se describen los requisitos no funcionales de la variante implementada.</w:t>
+      </w:r>
+      <w:r>
+        <w:t xml:space="preserve"/>
+      </w:r>
+      <w:r>
+        <w:t/>
       </w:r>
     </w:p>
     <w:p>
@@ -15676,11 +15627,6 @@
           </w:tcPr>
           <w:p>
             <w:r>
-              <w:rPr>
-                <w:rFonts w:ascii="Arial" w:hAnsi="Arial"/>
-                <w:b/>
-                <w:color w:val="FFFFFF" w:themeColor="background1"/>
-              </w:rPr>
               <w:t>Protocolo de Arquitectura (SOAP)</w:t>
             </w:r>
           </w:p>
@@ -15723,7 +15669,7 @@
           </w:tcPr>
           <w:p>
             <w:r>
-              <w:t>El servidor central debe exponer sus servicios de conversión y autenticación estrictamente mediante el protocolo SOAP 1.1/1.2, utilizando archivos WSDL y esquemas XSD para definir el contrato del servicio.</w:t>
+              <w:t>El servidor expone servicios SOAP 1.1 mediante Jakarta XML Web Services API 4.0.1 y Metro JAX-WS Runtime 4.0.2; el contrato WSDL define operaciones y mensajes XML.</w:t>
             </w:r>
           </w:p>
         </w:tc>
@@ -16074,7 +16020,7 @@
           </w:tcPr>
           <w:p>
             <w:r>
-              <w:t>El backend del sistema debe ser desarrollado utilizando el lenguaje Java (JDK 17/21) e implementando la especificación Jakarta XML Web Services (JAX-WS) para la construcción de los servicios web.</w:t>
+              <w:t>El backend se compila con Java 11, Jakarta EE Web API 10.0.0, Jakarta XML Web Services API 4.0.1 y Metro JAX-WS Runtime 4.0.2.</w:t>
             </w:r>
           </w:p>
         </w:tc>
@@ -16394,7 +16340,7 @@
           </w:tcPr>
           <w:p>
             <w:r>
-              <w:t>El código fuente del servidor de conversiones debe ser construido, gestionado y estructurado utilizando el Entorno de Desarrollo Integrado (IDE) NetBeans con soporte Maven.</w:t>
+              <w:t>El proyecto Java usa NetBeans y Apache Maven; los archivos del proyecto no fijan versión de NetBeans.</w:t>
             </w:r>
           </w:p>
         </w:tc>
@@ -16557,7 +16503,7 @@
           <w:i w:val="0"/>
           <w:iCs w:val="0"/>
         </w:rPr>
-        <w:t xml:space="preserve">Tabla </w:t>
+        <w:t xml:space="preserve">Tabla 29. Requerimiento no funcional Servidor de Aplicaciones</w:t>
       </w:r>
       <w:r>
         <w:rPr>
@@ -16593,7 +16539,7 @@
           <w:i w:val="0"/>
           <w:iCs w:val="0"/>
         </w:rPr>
-        <w:t>29</w:t>
+        <w:t/>
       </w:r>
       <w:r>
         <w:rPr>
@@ -16611,7 +16557,7 @@
           <w:i w:val="0"/>
           <w:iCs w:val="0"/>
         </w:rPr>
-        <w:t xml:space="preserve">. Requerimiento no funcional </w:t>
+        <w:t xml:space="preserve"/>
       </w:r>
       <w:bookmarkEnd w:id="77"/>
       <w:r>
@@ -16621,7 +16567,7 @@
           <w:i w:val="0"/>
           <w:iCs w:val="0"/>
         </w:rPr>
-        <w:t>Servidor de Aplicaciones</w:t>
+        <w:t/>
       </w:r>
     </w:p>
     <w:tbl>
@@ -16738,7 +16684,7 @@
           </w:tcPr>
           <w:p>
             <w:r>
-              <w:t>El despliegue y la ejecución en red del proyecto backend debe realizarse sobre Payara Server / Tomcat o mediante servidor embebido JAX-WS.</w:t>
+              <w:t>El backend se despliega como WAR en Payara Server 7.2026.10.</w:t>
             </w:r>
           </w:p>
         </w:tc>
@@ -17097,7 +17043,7 @@
           </w:tcPr>
           <w:p>
             <w:r>
-              <w:t>El sistema debe restringir el acceso a los servicios de cálculo matemático. Solo procesará aquellas peticiones SOAP que incluyan un token de autenticación válido generado por el Login en memoria.</w:t>
+              <w:t>Cada operación de conversión SOAP requiere el token generado por el login; el backend lo valida en memoria antes de procesar la solicitud.</w:t>
             </w:r>
           </w:p>
         </w:tc>
@@ -18211,7 +18157,7 @@
     </w:p>
     <w:p>
       <w:r>
-        <w:t>Portabilidad. - Al tratarse de una arquitectura SOA utilizando SOAP en JAVA, el sistema garantiza que cualquier cliente pueda consumir los servicios mediante el intercambio de mensajes XML, independiente del lenguaje de programación del cliente.</w:t>
+        <w:t>Portabilidad. Los clientes consumen SOAP 1.1 mediante mensajes XML y WSDL, sin depender del lenguaje de programación del cliente.</w:t>
       </w:r>
     </w:p>
     <w:p>
@@ -18440,14 +18386,12 @@
         </w:rPr>
         <w:t xml:space="preserve">Menús numéricos textuales para navegar entre las opciones de </w:t>
       </w:r>
-      <w:proofErr w:type="spellStart"/>
       <w:r>
         <w:rPr>
           <w:lang w:val="es-EC"/>
         </w:rPr>
         <w:t>login</w:t>
       </w:r>
-      <w:proofErr w:type="spellEnd"/>
       <w:r>
         <w:rPr>
           <w:lang w:val="es-EC"/>
@@ -18496,7 +18440,6 @@
         </w:rPr>
         <w:t xml:space="preserve">Periféricos de entrada (teclado, ratón y </w:t>
       </w:r>
-      <w:proofErr w:type="spellStart"/>
       <w:r>
         <w:rPr>
           <w:b/>
@@ -18504,7 +18447,6 @@
         </w:rPr>
         <w:t>touch</w:t>
       </w:r>
-      <w:proofErr w:type="spellEnd"/>
       <w:r>
         <w:rPr>
           <w:b/>
@@ -18518,11 +18460,9 @@
       <w:r>
         <w:t xml:space="preserve">Necesarios para interactuar con el sistema, tipear los valores a </w:t>
       </w:r>
-      <w:proofErr w:type="gramStart"/>
       <w:r>
         <w:t>convertir ,</w:t>
       </w:r>
-      <w:proofErr w:type="gramEnd"/>
       <w:r>
         <w:t xml:space="preserve"> seleccionar las unidades y consumir los servicios web.</w:t>
       </w:r>
@@ -18585,7 +18525,7 @@
         </w:rPr>
       </w:pPr>
       <w:r>
-        <w:t>Los cuatro clientes y el servidor central de conversiones se comunicarán a través de la red utilizando el protocolo HTTP/HTTPS, intercambiando información estructurada mediante el estándar de mensajería SOAP y respetando el contrato definido en el archivo WSDL.</w:t>
+        <w:t>Los cuatro clientes se comunican con el servidor mediante SOAP 1.1 sobre HTTP e intercambian XML conforme al WSDL.</w:t>
       </w:r>
     </w:p>
     <w:p>
@@ -18635,7 +18575,7 @@
         </w:numPr>
       </w:pPr>
       <w:r>
-        <w:t>Es importante mantener un control de versionamiento en el archivo WSDL. Cualquier modificación en los parámetros del servidor requiere actualización en el código de los cuatro clientes para evitar fallos en la comunicación.</w:t>
+        <w:t>Es importante mantener versionado el contrato WSDL. Un cambio de operación o mensaje puede requerir actualizar los cuatro clientes.</w:t>
       </w:r>
     </w:p>
     <w:p>
@@ -18714,12 +18654,12 @@
     </w:p>
     <w:p>
       <w:r>
-        <w:t>2. World Wide Web Consortium (W3C). (2007). SOAP Version 1.2 Part 1: Messaging Framework (Second Edition). W3C Recommendation.</w:t>
+        <w:t>2. World Wide Web Consortium (W3C). (2000). Simple Object Access Protocol (SOAP) 1.1. https://www.w3.org/TR/soap11/</w:t>
       </w:r>
     </w:p>
     <w:p>
       <w:r>
-        <w:t>3. Oracle Corporation. (2023). Java Platform, Standard Edition &amp; Java Web Services Documentation (JAX-WS).</w:t>
+        <w:t>3. Eclipse Foundation. Jakarta XML Web Services 4.0. https://jakarta.ee/specifications/xml-web-services/4.0/</w:t>
       </w:r>
     </w:p>
     <w:p>
